--- a/course-content/authoring/shared/homework-problems/2026/2026-final-exam-AS.docx
+++ b/course-content/authoring/shared/homework-problems/2026/2026-final-exam-AS.docx
@@ -2,7 +2,7 @@
 <file path=word/document.xml><?xml version="1.0" encoding="utf-8"?>
 <w:document xmlns:w="http://schemas.openxmlformats.org/wordprocessingml/2006/main" xmlns:m="http://schemas.openxmlformats.org/officeDocument/2006/math" xmlns:r="http://schemas.openxmlformats.org/officeDocument/2006/relationships" xmlns:o="urn:schemas-microsoft-com:office:office" xmlns:v="urn:schemas-microsoft-com:vml" xmlns:w10="urn:schemas-microsoft-com:office:word" xmlns:a="http://schemas.openxmlformats.org/drawingml/2006/main" xmlns:pic="http://schemas.openxmlformats.org/drawingml/2006/picture" xmlns:wp="http://schemas.openxmlformats.org/drawingml/2006/wordprocessingDrawing">
   <w:body>
-    <w:bookmarkStart w:id="33" w:name="江苏科技大学课程考试卷a参考答案"/>
+    <w:bookmarkStart w:id="39" w:name="江苏科技大学课程考试卷a参考答案"/>
     <w:p>
       <w:pPr>
         <w:pStyle w:val="Heading1"/>
@@ -54,7 +54,7 @@
         <w:t xml:space="preserve">开课学期：2025–2026学年第2学期</w:t>
       </w:r>
     </w:p>
-    <w:bookmarkStart w:id="11" w:name="一计算题10分"/>
+    <w:bookmarkStart w:id="11" w:name="一计算题每题10分共10分"/>
     <w:p>
       <w:pPr>
         <w:pStyle w:val="Heading2"/>
@@ -68,7 +68,7 @@
           <w:color w:val="000000"/>
           <w:sz w:val="28"/>
         </w:rPr>
-        <w:t xml:space="preserve">一、计算题（10分）</w:t>
+        <w:t xml:space="preserve">一、计算题（每题10分，共10分）</w:t>
       </w:r>
     </w:p>
     <w:p>
@@ -87,6 +87,456 @@
           <w:sz w:val="24"/>
         </w:rPr>
         <w:t xml:space="preserve">题目：极点位置与稳定性类型识别</w:t>
+      </w:r>
+    </w:p>
+    <w:p>
+      <w:pPr>
+        <w:pStyle w:val="BodyText"/>
+        <w:spacing w:line="240" w:lineRule="auto" w:before="0" w:after="80"/>
+        <w:ind w:firstLine="480"/>
+      </w:pPr>
+      <w:r>
+        <w:rPr>
+          <w:rFonts w:hint="eastAsia" w:ascii="Times New Roman" w:hAnsi="Times New Roman" w:eastAsia="SimSun"/>
+          <w:b w:val="0"/>
+          <w:color w:val="000000"/>
+          <w:sz w:val="24"/>
+        </w:rPr>
+        <w:t xml:space="preserve">已知</w:t>
+      </w:r>
+      <w:r>
+        <w:rPr>
+          <w:rFonts w:ascii="Times New Roman" w:hAnsi="Times New Roman" w:eastAsia="SimSun"/>
+          <w:b w:val="0"/>
+          <w:color w:val="000000"/>
+          <w:sz w:val="24"/>
+        </w:rPr>
+        <w:t xml:space="preserve"> 5 </w:t>
+      </w:r>
+      <w:r>
+        <w:rPr>
+          <w:rFonts w:hint="eastAsia" w:ascii="Times New Roman" w:hAnsi="Times New Roman" w:eastAsia="SimSun"/>
+          <w:b w:val="0"/>
+          <w:color w:val="000000"/>
+          <w:sz w:val="24"/>
+        </w:rPr>
+        <w:t xml:space="preserve">个连续时间单位负反馈闭环系统的闭环极点配置如下（复平面关于实轴对称）：</w:t>
+      </w:r>
+    </w:p>
+    <w:p>
+      <w:pPr>
+        <w:pStyle w:val="BodyText"/>
+        <w:spacing w:line="240" w:lineRule="auto" w:before="0" w:after="80"/>
+        <w:ind w:firstLine="480"/>
+      </w:pPr>
+      <w:r>
+        <w:rPr>
+          <w:rFonts w:ascii="Times New Roman" w:hAnsi="Times New Roman" w:eastAsia="SimSun"/>
+          <w:b w:val="0"/>
+          <w:color w:val="000000"/>
+          <w:sz w:val="24"/>
+        </w:rPr>
+        <w:t xml:space="preserve">A.</w:t>
+      </w:r>
+      <w:r>
+        <w:rPr>
+          <w:rFonts w:ascii="Times New Roman" w:hAnsi="Times New Roman" w:eastAsia="SimSun"/>
+          <w:b w:val="0"/>
+          <w:color w:val="000000"/>
+          <w:sz w:val="24"/>
+        </w:rPr>
+        <w:t xml:space="preserve"> </w:t>
+      </w:r>
+      <m:oMath>
+        <m:r>
+          <m:t>s</m:t>
+        </m:r>
+        <m:r>
+          <m:rPr>
+            <m:sty m:val="p"/>
+          </m:rPr>
+          <m:t>=</m:t>
+        </m:r>
+        <m:r>
+          <m:rPr>
+            <m:sty m:val="p"/>
+          </m:rPr>
+          <m:t>−</m:t>
+        </m:r>
+        <m:r>
+          <m:t>1</m:t>
+        </m:r>
+        <m:r>
+          <m:rPr>
+            <m:sty m:val="p"/>
+          </m:rPr>
+          <m:t>,</m:t>
+        </m:r>
+        <m:r>
+          <m:rPr>
+            <m:sty m:val="p"/>
+          </m:rPr>
+          <m:t>−</m:t>
+        </m:r>
+        <m:r>
+          <m:t>4</m:t>
+        </m:r>
+      </m:oMath>
+    </w:p>
+    <w:p>
+      <w:pPr>
+        <w:pStyle w:val="BodyText"/>
+        <w:spacing w:line="240" w:lineRule="auto" w:before="0" w:after="80"/>
+        <w:ind w:firstLine="480"/>
+      </w:pPr>
+      <w:r>
+        <w:rPr>
+          <w:rFonts w:ascii="Times New Roman" w:hAnsi="Times New Roman" w:eastAsia="SimSun"/>
+          <w:b w:val="0"/>
+          <w:color w:val="000000"/>
+          <w:sz w:val="24"/>
+        </w:rPr>
+        <w:t xml:space="preserve">B.</w:t>
+      </w:r>
+      <w:r>
+        <w:rPr>
+          <w:rFonts w:ascii="Times New Roman" w:hAnsi="Times New Roman" w:eastAsia="SimSun"/>
+          <w:b w:val="0"/>
+          <w:color w:val="000000"/>
+          <w:sz w:val="24"/>
+        </w:rPr>
+        <w:t xml:space="preserve"> </w:t>
+      </w:r>
+      <m:oMath>
+        <m:r>
+          <m:t>s</m:t>
+        </m:r>
+        <m:r>
+          <m:rPr>
+            <m:sty m:val="p"/>
+          </m:rPr>
+          <m:t>=</m:t>
+        </m:r>
+        <m:r>
+          <m:rPr>
+            <m:sty m:val="p"/>
+          </m:rPr>
+          <m:t>−</m:t>
+        </m:r>
+        <m:r>
+          <m:t>1</m:t>
+        </m:r>
+        <m:r>
+          <m:rPr>
+            <m:sty m:val="p"/>
+          </m:rPr>
+          <m:t>±</m:t>
+        </m:r>
+        <m:r>
+          <m:t>j</m:t>
+        </m:r>
+        <m:r>
+          <m:t>2</m:t>
+        </m:r>
+      </m:oMath>
+    </w:p>
+    <w:p>
+      <w:pPr>
+        <w:pStyle w:val="BodyText"/>
+        <w:spacing w:line="240" w:lineRule="auto" w:before="0" w:after="80"/>
+        <w:ind w:firstLine="480"/>
+      </w:pPr>
+      <w:r>
+        <w:rPr>
+          <w:rFonts w:ascii="Times New Roman" w:hAnsi="Times New Roman" w:eastAsia="SimSun"/>
+          <w:b w:val="0"/>
+          <w:color w:val="000000"/>
+          <w:sz w:val="24"/>
+        </w:rPr>
+        <w:t xml:space="preserve">C.</w:t>
+      </w:r>
+      <w:r>
+        <w:rPr>
+          <w:rFonts w:ascii="Times New Roman" w:hAnsi="Times New Roman" w:eastAsia="SimSun"/>
+          <w:b w:val="0"/>
+          <w:color w:val="000000"/>
+          <w:sz w:val="24"/>
+        </w:rPr>
+        <w:t xml:space="preserve"> </w:t>
+      </w:r>
+      <m:oMath>
+        <m:r>
+          <m:t>s</m:t>
+        </m:r>
+        <m:r>
+          <m:rPr>
+            <m:sty m:val="p"/>
+          </m:rPr>
+          <m:t>=</m:t>
+        </m:r>
+        <m:r>
+          <m:rPr>
+            <m:sty m:val="p"/>
+          </m:rPr>
+          <m:t>±</m:t>
+        </m:r>
+        <m:r>
+          <m:t>j</m:t>
+        </m:r>
+        <m:r>
+          <m:t>2</m:t>
+        </m:r>
+      </m:oMath>
+    </w:p>
+    <w:p>
+      <w:pPr>
+        <w:pStyle w:val="BodyText"/>
+        <w:spacing w:line="240" w:lineRule="auto" w:before="0" w:after="80"/>
+        <w:ind w:firstLine="480"/>
+      </w:pPr>
+      <w:r>
+        <w:rPr>
+          <w:rFonts w:ascii="Times New Roman" w:hAnsi="Times New Roman" w:eastAsia="SimSun"/>
+          <w:b w:val="0"/>
+          <w:color w:val="000000"/>
+          <w:sz w:val="24"/>
+        </w:rPr>
+        <w:t xml:space="preserve">D.</w:t>
+      </w:r>
+      <w:r>
+        <w:rPr>
+          <w:rFonts w:ascii="Times New Roman" w:hAnsi="Times New Roman" w:eastAsia="SimSun"/>
+          <w:b w:val="0"/>
+          <w:color w:val="000000"/>
+          <w:sz w:val="24"/>
+        </w:rPr>
+        <w:t xml:space="preserve"> </w:t>
+      </w:r>
+      <m:oMath>
+        <m:r>
+          <m:t>s</m:t>
+        </m:r>
+        <m:r>
+          <m:rPr>
+            <m:sty m:val="p"/>
+          </m:rPr>
+          <m:t>=</m:t>
+        </m:r>
+        <m:r>
+          <m:rPr>
+            <m:sty m:val="p"/>
+          </m:rPr>
+          <m:t>+</m:t>
+        </m:r>
+        <m:r>
+          <m:t>1</m:t>
+        </m:r>
+        <m:r>
+          <m:rPr>
+            <m:sty m:val="p"/>
+          </m:rPr>
+          <m:t>,</m:t>
+        </m:r>
+        <m:r>
+          <m:rPr>
+            <m:sty m:val="p"/>
+          </m:rPr>
+          <m:t>−</m:t>
+        </m:r>
+        <m:r>
+          <m:t>2</m:t>
+        </m:r>
+      </m:oMath>
+    </w:p>
+    <w:p>
+      <w:pPr>
+        <w:pStyle w:val="BodyText"/>
+        <w:spacing w:line="240" w:lineRule="auto" w:before="0" w:after="80"/>
+        <w:ind w:firstLine="480"/>
+      </w:pPr>
+      <w:r>
+        <w:rPr>
+          <w:rFonts w:ascii="Times New Roman" w:hAnsi="Times New Roman" w:eastAsia="SimSun"/>
+          <w:b w:val="0"/>
+          <w:color w:val="000000"/>
+          <w:sz w:val="24"/>
+        </w:rPr>
+        <w:t xml:space="preserve">E.</w:t>
+      </w:r>
+      <w:r>
+        <w:rPr>
+          <w:rFonts w:ascii="Times New Roman" w:hAnsi="Times New Roman" w:eastAsia="SimSun"/>
+          <w:b w:val="0"/>
+          <w:color w:val="000000"/>
+          <w:sz w:val="24"/>
+        </w:rPr>
+        <w:t xml:space="preserve"> </w:t>
+      </w:r>
+      <m:oMath>
+        <m:r>
+          <m:t>s</m:t>
+        </m:r>
+        <m:r>
+          <m:rPr>
+            <m:sty m:val="p"/>
+          </m:rPr>
+          <m:t>=</m:t>
+        </m:r>
+        <m:r>
+          <m:rPr>
+            <m:sty m:val="p"/>
+          </m:rPr>
+          <m:t>+</m:t>
+        </m:r>
+        <m:r>
+          <m:t>0.5</m:t>
+        </m:r>
+        <m:r>
+          <m:rPr>
+            <m:sty m:val="p"/>
+          </m:rPr>
+          <m:t>±</m:t>
+        </m:r>
+        <m:r>
+          <m:t>j</m:t>
+        </m:r>
+        <m:r>
+          <m:t>2</m:t>
+        </m:r>
+      </m:oMath>
+    </w:p>
+    <w:p>
+      <w:pPr>
+        <w:pStyle w:val="BodyText"/>
+        <w:spacing w:line="240" w:lineRule="auto" w:before="0" w:after="80"/>
+        <w:ind w:firstLine="480"/>
+      </w:pPr>
+      <w:r>
+        <w:rPr>
+          <w:rFonts w:hint="eastAsia" w:ascii="Times New Roman" w:hAnsi="Times New Roman" w:eastAsia="SimSun"/>
+          <w:b w:val="0"/>
+          <w:color w:val="000000"/>
+          <w:sz w:val="24"/>
+        </w:rPr>
+        <w:t xml:space="preserve">为便于仅根据极点位置进行定性判断，统一假设各系统均为最小相位、无零极点对消、所有极点模态均可观测。</w:t>
+      </w:r>
+    </w:p>
+    <w:p>
+      <w:pPr>
+        <w:pStyle w:val="BodyText"/>
+        <w:spacing w:line="240" w:lineRule="auto" w:before="0" w:after="80"/>
+        <w:ind w:firstLine="480"/>
+      </w:pPr>
+      <w:r>
+        <w:rPr>
+          <w:rFonts w:hint="eastAsia" w:ascii="Times New Roman" w:hAnsi="Times New Roman" w:eastAsia="SimSun"/>
+          <w:b w:val="0"/>
+          <w:color w:val="000000"/>
+          <w:sz w:val="24"/>
+        </w:rPr>
+        <w:t xml:space="preserve">请回答：</w:t>
+      </w:r>
+    </w:p>
+    <w:p>
+      <w:pPr>
+        <w:pStyle w:val="BodyText"/>
+        <w:spacing w:line="240" w:lineRule="auto" w:before="0" w:after="80"/>
+        <w:ind w:firstLine="480"/>
+      </w:pPr>
+      <w:r>
+        <w:rPr>
+          <w:rFonts w:hint="eastAsia" w:ascii="Times New Roman" w:hAnsi="Times New Roman" w:eastAsia="SimSun"/>
+          <w:b w:val="0"/>
+          <w:color w:val="000000"/>
+          <w:sz w:val="24"/>
+        </w:rPr>
+        <w:t xml:space="preserve">（1）判断</w:t>
+      </w:r>
+      <w:r>
+        <w:rPr>
+          <w:rFonts w:ascii="Times New Roman" w:hAnsi="Times New Roman" w:eastAsia="SimSun"/>
+          <w:b w:val="0"/>
+          <w:color w:val="000000"/>
+          <w:sz w:val="24"/>
+        </w:rPr>
+        <w:t xml:space="preserve"> A-E </w:t>
+      </w:r>
+      <w:r>
+        <w:rPr>
+          <w:rFonts w:hint="eastAsia" w:ascii="Times New Roman" w:hAnsi="Times New Roman" w:eastAsia="SimSun"/>
+          <w:b w:val="0"/>
+          <w:color w:val="000000"/>
+          <w:sz w:val="24"/>
+        </w:rPr>
+        <w:t xml:space="preserve">各配置对应的稳定类型（稳定</w:t>
+      </w:r>
+      <w:r>
+        <w:rPr>
+          <w:rFonts w:ascii="Times New Roman" w:hAnsi="Times New Roman" w:eastAsia="SimSun"/>
+          <w:b w:val="0"/>
+          <w:color w:val="000000"/>
+          <w:sz w:val="24"/>
+        </w:rPr>
+        <w:t xml:space="preserve"> / </w:t>
+      </w:r>
+      <w:r>
+        <w:rPr>
+          <w:rFonts w:hint="eastAsia" w:ascii="Times New Roman" w:hAnsi="Times New Roman" w:eastAsia="SimSun"/>
+          <w:b w:val="0"/>
+          <w:color w:val="000000"/>
+          <w:sz w:val="24"/>
+        </w:rPr>
+        <w:t xml:space="preserve">临界稳定</w:t>
+      </w:r>
+      <w:r>
+        <w:rPr>
+          <w:rFonts w:ascii="Times New Roman" w:hAnsi="Times New Roman" w:eastAsia="SimSun"/>
+          <w:b w:val="0"/>
+          <w:color w:val="000000"/>
+          <w:sz w:val="24"/>
+        </w:rPr>
+        <w:t xml:space="preserve"> / </w:t>
+      </w:r>
+      <w:r>
+        <w:rPr>
+          <w:rFonts w:hint="eastAsia" w:ascii="Times New Roman" w:hAnsi="Times New Roman" w:eastAsia="SimSun"/>
+          <w:b w:val="0"/>
+          <w:color w:val="000000"/>
+          <w:sz w:val="24"/>
+        </w:rPr>
+        <w:t xml:space="preserve">不稳定），并简述判断依据。</w:t>
+      </w:r>
+    </w:p>
+    <w:p>
+      <w:pPr>
+        <w:pStyle w:val="BodyText"/>
+        <w:spacing w:line="240" w:lineRule="auto" w:before="0" w:after="80"/>
+        <w:ind w:firstLine="480"/>
+      </w:pPr>
+      <w:r>
+        <w:rPr>
+          <w:rFonts w:hint="eastAsia" w:ascii="Times New Roman" w:hAnsi="Times New Roman" w:eastAsia="SimSun"/>
+          <w:b w:val="0"/>
+          <w:color w:val="000000"/>
+          <w:sz w:val="24"/>
+        </w:rPr>
+        <w:t xml:space="preserve">（2）分别说明其单位阶跃响应草图应呈现的主要特征，可用简明文字代替作图。</w:t>
+      </w:r>
+    </w:p>
+    <w:p>
+      <w:pPr>
+        <w:pStyle w:val="BodyText"/>
+        <w:spacing w:line="240" w:lineRule="auto" w:before="0" w:after="80"/>
+        <w:ind w:firstLine="480"/>
+      </w:pPr>
+      <w:r>
+        <w:rPr>
+          <w:rFonts w:hint="eastAsia" w:ascii="Times New Roman" w:hAnsi="Times New Roman" w:eastAsia="SimSun"/>
+          <w:b w:val="0"/>
+          <w:color w:val="000000"/>
+          <w:sz w:val="24"/>
+        </w:rPr>
+        <w:t xml:space="preserve">（3）说明哪些配置在一般闭环控制工程中可用，并说明理由。</w:t>
       </w:r>
     </w:p>
     <w:bookmarkStart w:id="9" w:name="参考答案"/>
@@ -361,7 +811,7 @@
     </w:p>
     <w:bookmarkEnd w:id="10"/>
     <w:bookmarkEnd w:id="11"/>
-    <w:bookmarkStart w:id="14" w:name="二计算题10分"/>
+    <w:bookmarkStart w:id="14" w:name="二计算题每题10分共10分"/>
     <w:p>
       <w:pPr>
         <w:pStyle w:val="Heading2"/>
@@ -375,7 +825,7 @@
           <w:color w:val="000000"/>
           <w:sz w:val="28"/>
         </w:rPr>
-        <w:t xml:space="preserve">二、计算题（10分）</w:t>
+        <w:t xml:space="preserve">二、计算题（每题10分，共10分）</w:t>
       </w:r>
     </w:p>
     <w:p>
@@ -396,302 +846,6 @@
         <w:t xml:space="preserve">题目：物理对象到传递函数</w:t>
       </w:r>
     </w:p>
-    <w:bookmarkStart w:id="12" w:name="参考答案-1"/>
-    <w:p>
-      <w:pPr>
-        <w:pStyle w:val="Heading3"/>
-        <w:spacing w:line="240" w:lineRule="auto" w:before="0" w:after="80"/>
-        <w:ind w:firstLine="0"/>
-      </w:pPr>
-      <w:r>
-        <w:rPr>
-          <w:rFonts w:hint="eastAsia" w:ascii="Times New Roman" w:hAnsi="Times New Roman" w:eastAsia="SimHei"/>
-          <w:b w:val="0"/>
-          <w:color w:val="000000"/>
-          <w:sz w:val="24"/>
-        </w:rPr>
-        <w:t xml:space="preserve">参考答案</w:t>
-      </w:r>
-    </w:p>
-    <w:p>
-      <w:pPr>
-        <w:pStyle w:val="FirstParagraph"/>
-        <w:spacing w:line="240" w:lineRule="auto" w:before="0" w:after="80"/>
-        <w:ind w:firstLine="480"/>
-      </w:pPr>
-      <w:r>
-        <w:rPr>
-          <w:rFonts w:hint="eastAsia" w:ascii="Times New Roman" w:hAnsi="Times New Roman" w:eastAsia="SimSun"/>
-          <w:b w:val="0"/>
-          <w:color w:val="000000"/>
-          <w:sz w:val="24"/>
-        </w:rPr>
-        <w:t xml:space="preserve">由受力平衡得</w:t>
-      </w:r>
-      <w:r>
-        <w:rPr>
-          <w:rFonts w:ascii="Times New Roman" w:hAnsi="Times New Roman" w:eastAsia="SimSun"/>
-          <w:b w:val="0"/>
-          <w:color w:val="000000"/>
-          <w:sz w:val="24"/>
-        </w:rPr>
-        <w:t xml:space="preserve"> </w:t>
-      </w:r>
-      <m:oMath>
-        <m:r>
-          <m:t>m</m:t>
-        </m:r>
-        <m:acc>
-          <m:accPr>
-            <m:chr m:val="̈"/>
-          </m:accPr>
-          <m:e>
-            <m:r>
-              <m:t>x</m:t>
-            </m:r>
-          </m:e>
-        </m:acc>
-        <m:r>
-          <m:rPr>
-            <m:sty m:val="p"/>
-          </m:rPr>
-          <m:t>(</m:t>
-        </m:r>
-        <m:r>
-          <m:t>t</m:t>
-        </m:r>
-        <m:r>
-          <m:rPr>
-            <m:sty m:val="p"/>
-          </m:rPr>
-          <m:t>)</m:t>
-        </m:r>
-        <m:r>
-          <m:rPr>
-            <m:sty m:val="p"/>
-          </m:rPr>
-          <m:t>+</m:t>
-        </m:r>
-        <m:r>
-          <m:t>c</m:t>
-        </m:r>
-        <m:acc>
-          <m:accPr>
-            <m:chr m:val="̇"/>
-          </m:accPr>
-          <m:e>
-            <m:r>
-              <m:t>x</m:t>
-            </m:r>
-          </m:e>
-        </m:acc>
-        <m:r>
-          <m:rPr>
-            <m:sty m:val="p"/>
-          </m:rPr>
-          <m:t>(</m:t>
-        </m:r>
-        <m:r>
-          <m:t>t</m:t>
-        </m:r>
-        <m:r>
-          <m:rPr>
-            <m:sty m:val="p"/>
-          </m:rPr>
-          <m:t>)</m:t>
-        </m:r>
-        <m:r>
-          <m:rPr>
-            <m:sty m:val="p"/>
-          </m:rPr>
-          <m:t>+</m:t>
-        </m:r>
-        <m:r>
-          <m:t>k</m:t>
-        </m:r>
-        <m:r>
-          <m:t>x</m:t>
-        </m:r>
-        <m:r>
-          <m:rPr>
-            <m:sty m:val="p"/>
-          </m:rPr>
-          <m:t>(</m:t>
-        </m:r>
-        <m:r>
-          <m:t>t</m:t>
-        </m:r>
-        <m:r>
-          <m:rPr>
-            <m:sty m:val="p"/>
-          </m:rPr>
-          <m:t>)</m:t>
-        </m:r>
-        <m:r>
-          <m:rPr>
-            <m:sty m:val="p"/>
-          </m:rPr>
-          <m:t>=</m:t>
-        </m:r>
-        <m:r>
-          <m:t>f</m:t>
-        </m:r>
-        <m:r>
-          <m:rPr>
-            <m:sty m:val="p"/>
-          </m:rPr>
-          <m:t>(</m:t>
-        </m:r>
-        <m:r>
-          <m:t>t</m:t>
-        </m:r>
-        <m:r>
-          <m:rPr>
-            <m:sty m:val="p"/>
-          </m:rPr>
-          <m:t>)</m:t>
-        </m:r>
-      </m:oMath>
-      <w:r>
-        <w:rPr>
-          <w:rFonts w:hint="eastAsia" w:ascii="Times New Roman" w:hAnsi="Times New Roman" w:eastAsia="SimSun"/>
-          <w:b w:val="0"/>
-          <w:color w:val="000000"/>
-          <w:sz w:val="24"/>
-        </w:rPr>
-        <w:t xml:space="preserve">，代入参数得</w:t>
-      </w:r>
-      <w:r>
-        <w:rPr>
-          <w:rFonts w:ascii="Times New Roman" w:hAnsi="Times New Roman" w:eastAsia="SimSun"/>
-          <w:b w:val="0"/>
-          <w:color w:val="000000"/>
-          <w:sz w:val="24"/>
-        </w:rPr>
-        <w:t xml:space="preserve"> </w:t>
-      </w:r>
-      <m:oMath>
-        <m:acc>
-          <m:accPr>
-            <m:chr m:val="̈"/>
-          </m:accPr>
-          <m:e>
-            <m:r>
-              <m:t>x</m:t>
-            </m:r>
-          </m:e>
-        </m:acc>
-        <m:r>
-          <m:rPr>
-            <m:sty m:val="p"/>
-          </m:rPr>
-          <m:t>(</m:t>
-        </m:r>
-        <m:r>
-          <m:t>t</m:t>
-        </m:r>
-        <m:r>
-          <m:rPr>
-            <m:sty m:val="p"/>
-          </m:rPr>
-          <m:t>)</m:t>
-        </m:r>
-        <m:r>
-          <m:rPr>
-            <m:sty m:val="p"/>
-          </m:rPr>
-          <m:t>+</m:t>
-        </m:r>
-        <m:r>
-          <m:t>2</m:t>
-        </m:r>
-        <m:acc>
-          <m:accPr>
-            <m:chr m:val="̇"/>
-          </m:accPr>
-          <m:e>
-            <m:r>
-              <m:t>x</m:t>
-            </m:r>
-          </m:e>
-        </m:acc>
-        <m:r>
-          <m:rPr>
-            <m:sty m:val="p"/>
-          </m:rPr>
-          <m:t>(</m:t>
-        </m:r>
-        <m:r>
-          <m:t>t</m:t>
-        </m:r>
-        <m:r>
-          <m:rPr>
-            <m:sty m:val="p"/>
-          </m:rPr>
-          <m:t>)</m:t>
-        </m:r>
-        <m:r>
-          <m:rPr>
-            <m:sty m:val="p"/>
-          </m:rPr>
-          <m:t>+</m:t>
-        </m:r>
-        <m:r>
-          <m:t>4</m:t>
-        </m:r>
-        <m:r>
-          <m:t>x</m:t>
-        </m:r>
-        <m:r>
-          <m:rPr>
-            <m:sty m:val="p"/>
-          </m:rPr>
-          <m:t>(</m:t>
-        </m:r>
-        <m:r>
-          <m:t>t</m:t>
-        </m:r>
-        <m:r>
-          <m:rPr>
-            <m:sty m:val="p"/>
-          </m:rPr>
-          <m:t>)</m:t>
-        </m:r>
-        <m:r>
-          <m:rPr>
-            <m:sty m:val="p"/>
-          </m:rPr>
-          <m:t>=</m:t>
-        </m:r>
-        <m:r>
-          <m:t>f</m:t>
-        </m:r>
-        <m:r>
-          <m:rPr>
-            <m:sty m:val="p"/>
-          </m:rPr>
-          <m:t>(</m:t>
-        </m:r>
-        <m:r>
-          <m:t>t</m:t>
-        </m:r>
-        <m:r>
-          <m:rPr>
-            <m:sty m:val="p"/>
-          </m:rPr>
-          <m:t>)</m:t>
-        </m:r>
-      </m:oMath>
-      <w:r>
-        <w:rPr>
-          <w:rFonts w:hint="eastAsia" w:ascii="Times New Roman" w:hAnsi="Times New Roman" w:eastAsia="SimSun"/>
-          <w:b w:val="0"/>
-          <w:color w:val="000000"/>
-          <w:sz w:val="24"/>
-        </w:rPr>
-        <w:t xml:space="preserve">。（3分）</w:t>
-      </w:r>
-    </w:p>
     <w:p>
       <w:pPr>
         <w:pStyle w:val="BodyText"/>
@@ -705,56 +859,194 @@
           <w:color w:val="000000"/>
           <w:sz w:val="24"/>
         </w:rPr>
-        <w:t xml:space="preserve">零初始条件下作拉氏变换，得</w:t>
-      </w:r>
-      <w:r>
-        <w:rPr>
-          <w:rFonts w:ascii="Times New Roman" w:hAnsi="Times New Roman" w:eastAsia="SimSun"/>
-          <w:b w:val="0"/>
-          <w:color w:val="000000"/>
-          <w:sz w:val="24"/>
-        </w:rPr>
-        <w:t xml:space="preserve"> </w:t>
-      </w:r>
-      <m:oMath>
+        <w:t xml:space="preserve">设单自由度弹簧-阻尼-质量系统如下一维运动：质量块质量为</w:t>
+      </w:r>
+      <w:r>
+        <w:rPr>
+          <w:rFonts w:ascii="Times New Roman" w:hAnsi="Times New Roman" w:eastAsia="SimSun"/>
+          <w:b w:val="0"/>
+          <w:color w:val="000000"/>
+          <w:sz w:val="24"/>
+        </w:rPr>
+        <w:t xml:space="preserve"> </w:t>
+      </w:r>
+      <m:oMath>
+        <m:r>
+          <m:t>m</m:t>
+        </m:r>
+        <m:r>
+          <m:rPr>
+            <m:sty m:val="p"/>
+          </m:rPr>
+          <m:t>=</m:t>
+        </m:r>
+        <m:r>
+          <m:t>1</m:t>
+        </m:r>
+        <m:r>
+          <m:t> </m:t>
+        </m:r>
+        <m:r>
+          <m:rPr>
+            <m:sty m:val="p"/>
+          </m:rPr>
+          <m:t>k</m:t>
+        </m:r>
+        <m:r>
+          <m:rPr>
+            <m:sty m:val="p"/>
+          </m:rPr>
+          <m:t>g</m:t>
+        </m:r>
+      </m:oMath>
+      <w:r>
+        <w:rPr>
+          <w:rFonts w:hint="eastAsia" w:ascii="Times New Roman" w:hAnsi="Times New Roman" w:eastAsia="SimSun"/>
+          <w:b w:val="0"/>
+          <w:color w:val="000000"/>
+          <w:sz w:val="24"/>
+        </w:rPr>
+        <w:t xml:space="preserve">，阻尼系数为</w:t>
+      </w:r>
+      <w:r>
+        <w:rPr>
+          <w:rFonts w:ascii="Times New Roman" w:hAnsi="Times New Roman" w:eastAsia="SimSun"/>
+          <w:b w:val="0"/>
+          <w:color w:val="000000"/>
+          <w:sz w:val="24"/>
+        </w:rPr>
+        <w:t xml:space="preserve"> </w:t>
+      </w:r>
+      <m:oMath>
+        <m:r>
+          <m:t>c</m:t>
+        </m:r>
+        <m:r>
+          <m:rPr>
+            <m:sty m:val="p"/>
+          </m:rPr>
+          <m:t>=</m:t>
+        </m:r>
+        <m:r>
+          <m:t>2</m:t>
+        </m:r>
+        <m:r>
+          <m:t> </m:t>
+        </m:r>
+        <m:r>
+          <m:rPr>
+            <m:sty m:val="p"/>
+          </m:rPr>
+          <m:t>N</m:t>
+        </m:r>
+        <m:r>
+          <m:rPr>
+            <m:sty m:val="p"/>
+          </m:rPr>
+          <m:t>⋅</m:t>
+        </m:r>
+        <m:r>
+          <m:rPr>
+            <m:sty m:val="p"/>
+          </m:rPr>
+          <m:t>s</m:t>
+        </m:r>
+        <m:r>
+          <m:rPr>
+            <m:sty m:val="p"/>
+          </m:rPr>
+          <m:t>/</m:t>
+        </m:r>
+        <m:r>
+          <m:rPr>
+            <m:sty m:val="p"/>
+          </m:rPr>
+          <m:t>m</m:t>
+        </m:r>
+      </m:oMath>
+      <w:r>
+        <w:rPr>
+          <w:rFonts w:hint="eastAsia" w:ascii="Times New Roman" w:hAnsi="Times New Roman" w:eastAsia="SimSun"/>
+          <w:b w:val="0"/>
+          <w:color w:val="000000"/>
+          <w:sz w:val="24"/>
+        </w:rPr>
+        <w:t xml:space="preserve">，弹簧刚度为</w:t>
+      </w:r>
+      <w:r>
+        <w:rPr>
+          <w:rFonts w:ascii="Times New Roman" w:hAnsi="Times New Roman" w:eastAsia="SimSun"/>
+          <w:b w:val="0"/>
+          <w:color w:val="000000"/>
+          <w:sz w:val="24"/>
+        </w:rPr>
+        <w:t xml:space="preserve"> </w:t>
+      </w:r>
+      <m:oMath>
+        <m:r>
+          <m:t>k</m:t>
+        </m:r>
+        <m:r>
+          <m:rPr>
+            <m:sty m:val="p"/>
+          </m:rPr>
+          <m:t>=</m:t>
+        </m:r>
+        <m:r>
+          <m:t>4</m:t>
+        </m:r>
+        <m:r>
+          <m:t> </m:t>
+        </m:r>
+        <m:r>
+          <m:rPr>
+            <m:sty m:val="p"/>
+          </m:rPr>
+          <m:t>N</m:t>
+        </m:r>
+        <m:r>
+          <m:rPr>
+            <m:sty m:val="p"/>
+          </m:rPr>
+          <m:t>/</m:t>
+        </m:r>
+        <m:r>
+          <m:rPr>
+            <m:sty m:val="p"/>
+          </m:rPr>
+          <m:t>m</m:t>
+        </m:r>
+      </m:oMath>
+      <w:r>
+        <w:rPr>
+          <w:rFonts w:hint="eastAsia" w:ascii="Times New Roman" w:hAnsi="Times New Roman" w:eastAsia="SimSun"/>
+          <w:b w:val="0"/>
+          <w:color w:val="000000"/>
+          <w:sz w:val="24"/>
+        </w:rPr>
+        <w:t xml:space="preserve">。输入为作用在质量块上的外力</w:t>
+      </w:r>
+      <w:r>
+        <w:rPr>
+          <w:rFonts w:ascii="Times New Roman" w:hAnsi="Times New Roman" w:eastAsia="SimSun"/>
+          <w:b w:val="0"/>
+          <w:color w:val="000000"/>
+          <w:sz w:val="24"/>
+        </w:rPr>
+        <w:t xml:space="preserve"> </w:t>
+      </w:r>
+      <m:oMath>
+        <m:r>
+          <m:t>f</m:t>
+        </m:r>
         <m:r>
           <m:rPr>
             <m:sty m:val="p"/>
           </m:rPr>
           <m:t>(</m:t>
         </m:r>
-        <m:sSup>
-          <m:e>
-            <m:r>
-              <m:t>s</m:t>
-            </m:r>
-          </m:e>
-          <m:sup>
-            <m:r>
-              <m:t>2</m:t>
-            </m:r>
-          </m:sup>
-        </m:sSup>
-        <m:r>
-          <m:rPr>
-            <m:sty m:val="p"/>
-          </m:rPr>
-          <m:t>+</m:t>
-        </m:r>
-        <m:r>
-          <m:t>2</m:t>
-        </m:r>
-        <m:r>
-          <m:t>s</m:t>
-        </m:r>
-        <m:r>
-          <m:rPr>
-            <m:sty m:val="p"/>
-          </m:rPr>
-          <m:t>+</m:t>
-        </m:r>
-        <m:r>
-          <m:t>4</m:t>
+        <m:r>
+          <m:t>t</m:t>
         </m:r>
         <m:r>
           <m:rPr>
@@ -762,8 +1054,28 @@
           </m:rPr>
           <m:t>)</m:t>
         </m:r>
-        <m:r>
-          <m:t>X</m:t>
+      </m:oMath>
+      <w:r>
+        <w:rPr>
+          <w:rFonts w:hint="eastAsia" w:ascii="Times New Roman" w:hAnsi="Times New Roman" w:eastAsia="SimSun"/>
+          <w:b w:val="0"/>
+          <w:color w:val="000000"/>
+          <w:sz w:val="24"/>
+        </w:rPr>
+        <w:t xml:space="preserve">，输出为质量块位移</w:t>
+      </w:r>
+      <w:r>
+        <w:rPr>
+          <w:rFonts w:ascii="Times New Roman" w:hAnsi="Times New Roman" w:eastAsia="SimSun"/>
+          <w:b w:val="0"/>
+          <w:color w:val="000000"/>
+          <w:sz w:val="24"/>
+        </w:rPr>
+        <w:t xml:space="preserve"> </w:t>
+      </w:r>
+      <m:oMath>
+        <m:r>
+          <m:t>x</m:t>
         </m:r>
         <m:r>
           <m:rPr>
@@ -772,7 +1084,7 @@
           <m:t>(</m:t>
         </m:r>
         <m:r>
-          <m:t>s</m:t>
+          <m:t>t</m:t>
         </m:r>
         <m:r>
           <m:rPr>
@@ -780,176 +1092,15 @@
           </m:rPr>
           <m:t>)</m:t>
         </m:r>
-        <m:r>
-          <m:rPr>
-            <m:sty m:val="p"/>
-          </m:rPr>
-          <m:t>=</m:t>
-        </m:r>
-        <m:r>
-          <m:t>F</m:t>
-        </m:r>
-        <m:r>
-          <m:rPr>
-            <m:sty m:val="p"/>
-          </m:rPr>
-          <m:t>(</m:t>
-        </m:r>
-        <m:r>
-          <m:t>s</m:t>
-        </m:r>
-        <m:r>
-          <m:rPr>
-            <m:sty m:val="p"/>
-          </m:rPr>
-          <m:t>)</m:t>
-        </m:r>
-      </m:oMath>
-      <w:r>
-        <w:rPr>
-          <w:rFonts w:hint="eastAsia" w:ascii="Times New Roman" w:hAnsi="Times New Roman" w:eastAsia="SimSun"/>
-          <w:b w:val="0"/>
-          <w:color w:val="000000"/>
-          <w:sz w:val="24"/>
-        </w:rPr>
-        <w:t xml:space="preserve">，故</w:t>
-      </w:r>
-      <w:r>
-        <w:rPr>
-          <w:rFonts w:ascii="Times New Roman" w:hAnsi="Times New Roman" w:eastAsia="SimSun"/>
-          <w:b w:val="0"/>
-          <w:color w:val="000000"/>
-          <w:sz w:val="24"/>
-        </w:rPr>
-        <w:t xml:space="preserve"> </w:t>
-      </w:r>
-      <m:oMath>
-        <m:r>
-          <m:t>G</m:t>
-        </m:r>
-        <m:r>
-          <m:rPr>
-            <m:sty m:val="p"/>
-          </m:rPr>
-          <m:t>(</m:t>
-        </m:r>
-        <m:r>
-          <m:t>s</m:t>
-        </m:r>
-        <m:r>
-          <m:rPr>
-            <m:sty m:val="p"/>
-          </m:rPr>
-          <m:t>)</m:t>
-        </m:r>
-        <m:r>
-          <m:rPr>
-            <m:sty m:val="p"/>
-          </m:rPr>
-          <m:t>=</m:t>
-        </m:r>
-        <m:r>
-          <m:t>X</m:t>
-        </m:r>
-        <m:r>
-          <m:rPr>
-            <m:sty m:val="p"/>
-          </m:rPr>
-          <m:t>(</m:t>
-        </m:r>
-        <m:r>
-          <m:t>s</m:t>
-        </m:r>
-        <m:r>
-          <m:rPr>
-            <m:sty m:val="p"/>
-          </m:rPr>
-          <m:t>)</m:t>
-        </m:r>
-        <m:r>
-          <m:rPr>
-            <m:sty m:val="p"/>
-          </m:rPr>
-          <m:t>/</m:t>
-        </m:r>
-        <m:r>
-          <m:t>F</m:t>
-        </m:r>
-        <m:r>
-          <m:rPr>
-            <m:sty m:val="p"/>
-          </m:rPr>
-          <m:t>(</m:t>
-        </m:r>
-        <m:r>
-          <m:t>s</m:t>
-        </m:r>
-        <m:r>
-          <m:rPr>
-            <m:sty m:val="p"/>
-          </m:rPr>
-          <m:t>)</m:t>
-        </m:r>
-        <m:r>
-          <m:rPr>
-            <m:sty m:val="p"/>
-          </m:rPr>
-          <m:t>=</m:t>
-        </m:r>
-        <m:f>
-          <m:fPr>
-            <m:type m:val="bar"/>
-          </m:fPr>
-          <m:num>
-            <m:r>
-              <m:t>1</m:t>
-            </m:r>
-          </m:num>
-          <m:den>
-            <m:sSup>
-              <m:e>
-                <m:r>
-                  <m:t>s</m:t>
-                </m:r>
-              </m:e>
-              <m:sup>
-                <m:r>
-                  <m:t>2</m:t>
-                </m:r>
-              </m:sup>
-            </m:sSup>
-            <m:r>
-              <m:rPr>
-                <m:sty m:val="p"/>
-              </m:rPr>
-              <m:t>+</m:t>
-            </m:r>
-            <m:r>
-              <m:t>2</m:t>
-            </m:r>
-            <m:r>
-              <m:t>s</m:t>
-            </m:r>
-            <m:r>
-              <m:rPr>
-                <m:sty m:val="p"/>
-              </m:rPr>
-              <m:t>+</m:t>
-            </m:r>
-            <m:r>
-              <m:t>4</m:t>
-            </m:r>
-          </m:den>
-        </m:f>
-      </m:oMath>
-      <w:r>
-        <w:rPr>
-          <w:rFonts w:hint="eastAsia" w:ascii="Times New Roman" w:hAnsi="Times New Roman" w:eastAsia="SimSun"/>
-          <w:b w:val="0"/>
-          <w:color w:val="000000"/>
-          <w:sz w:val="24"/>
-        </w:rPr>
-        <w:t xml:space="preserve">。（3分）</w:t>
+      </m:oMath>
+      <w:r>
+        <w:rPr>
+          <w:rFonts w:hint="eastAsia" w:ascii="Times New Roman" w:hAnsi="Times New Roman" w:eastAsia="SimSun"/>
+          <w:b w:val="0"/>
+          <w:color w:val="000000"/>
+          <w:sz w:val="24"/>
+        </w:rPr>
+        <w:t xml:space="preserve">。设运动方向取向右为正，求传递函数时取零初始条件。</w:t>
       </w:r>
     </w:p>
     <w:p>
@@ -965,7 +1116,125 @@
           <w:color w:val="000000"/>
           <w:sz w:val="24"/>
         </w:rPr>
-        <w:t xml:space="preserve">与</w:t>
+        <w:t xml:space="preserve">（1）根据受力平衡列出系统的微分方程。</w:t>
+      </w:r>
+    </w:p>
+    <w:p>
+      <w:pPr>
+        <w:pStyle w:val="BodyText"/>
+        <w:spacing w:line="240" w:lineRule="auto" w:before="0" w:after="80"/>
+        <w:ind w:firstLine="480"/>
+      </w:pPr>
+      <w:r>
+        <w:rPr>
+          <w:rFonts w:hint="eastAsia" w:ascii="Times New Roman" w:hAnsi="Times New Roman" w:eastAsia="SimSun"/>
+          <w:b w:val="0"/>
+          <w:color w:val="000000"/>
+          <w:sz w:val="24"/>
+        </w:rPr>
+        <w:t xml:space="preserve">（2）求系统传递函数</w:t>
+      </w:r>
+      <w:r>
+        <w:rPr>
+          <w:rFonts w:ascii="Times New Roman" w:hAnsi="Times New Roman" w:eastAsia="SimSun"/>
+          <w:b w:val="0"/>
+          <w:color w:val="000000"/>
+          <w:sz w:val="24"/>
+        </w:rPr>
+        <w:t xml:space="preserve"> </w:t>
+      </w:r>
+      <m:oMath>
+        <m:r>
+          <m:t>G</m:t>
+        </m:r>
+        <m:r>
+          <m:rPr>
+            <m:sty m:val="p"/>
+          </m:rPr>
+          <m:t>(</m:t>
+        </m:r>
+        <m:r>
+          <m:t>s</m:t>
+        </m:r>
+        <m:r>
+          <m:rPr>
+            <m:sty m:val="p"/>
+          </m:rPr>
+          <m:t>)</m:t>
+        </m:r>
+        <m:r>
+          <m:rPr>
+            <m:sty m:val="p"/>
+          </m:rPr>
+          <m:t>=</m:t>
+        </m:r>
+        <m:r>
+          <m:t>X</m:t>
+        </m:r>
+        <m:r>
+          <m:rPr>
+            <m:sty m:val="p"/>
+          </m:rPr>
+          <m:t>(</m:t>
+        </m:r>
+        <m:r>
+          <m:t>s</m:t>
+        </m:r>
+        <m:r>
+          <m:rPr>
+            <m:sty m:val="p"/>
+          </m:rPr>
+          <m:t>)</m:t>
+        </m:r>
+        <m:r>
+          <m:rPr>
+            <m:sty m:val="p"/>
+          </m:rPr>
+          <m:t>/</m:t>
+        </m:r>
+        <m:r>
+          <m:t>F</m:t>
+        </m:r>
+        <m:r>
+          <m:rPr>
+            <m:sty m:val="p"/>
+          </m:rPr>
+          <m:t>(</m:t>
+        </m:r>
+        <m:r>
+          <m:t>s</m:t>
+        </m:r>
+        <m:r>
+          <m:rPr>
+            <m:sty m:val="p"/>
+          </m:rPr>
+          <m:t>)</m:t>
+        </m:r>
+      </m:oMath>
+      <w:r>
+        <w:rPr>
+          <w:rFonts w:ascii="Times New Roman" w:hAnsi="Times New Roman" w:eastAsia="SimSun"/>
+          <w:b w:val="0"/>
+          <w:color w:val="000000"/>
+          <w:sz w:val="24"/>
+        </w:rPr>
+        <w:t xml:space="preserve">。</w:t>
+      </w:r>
+    </w:p>
+    <w:p>
+      <w:pPr>
+        <w:pStyle w:val="BodyText"/>
+        <w:spacing w:line="240" w:lineRule="auto" w:before="0" w:after="80"/>
+        <w:ind w:firstLine="480"/>
+      </w:pPr>
+      <w:r>
+        <w:rPr>
+          <w:rFonts w:hint="eastAsia" w:ascii="Times New Roman" w:hAnsi="Times New Roman" w:eastAsia="SimSun"/>
+          <w:b w:val="0"/>
+          <w:color w:val="000000"/>
+          <w:sz w:val="24"/>
+        </w:rPr>
+        <w:t xml:space="preserve">（3）将所得传递函数化为标准二阶形式</w:t>
       </w:r>
       <w:r>
         <w:rPr>
@@ -1095,6 +1364,782 @@
       </m:oMath>
       <w:r>
         <w:rPr>
+          <w:rFonts w:hint="eastAsia" w:ascii="Times New Roman" w:hAnsi="Times New Roman" w:eastAsia="SimSun"/>
+          <w:b w:val="0"/>
+          <w:color w:val="000000"/>
+          <w:sz w:val="24"/>
+        </w:rPr>
+        <w:t xml:space="preserve">，并写出</w:t>
+      </w:r>
+      <w:r>
+        <w:rPr>
+          <w:rFonts w:ascii="Times New Roman" w:hAnsi="Times New Roman" w:eastAsia="SimSun"/>
+          <w:b w:val="0"/>
+          <w:color w:val="000000"/>
+          <w:sz w:val="24"/>
+        </w:rPr>
+        <w:t xml:space="preserve"> </w:t>
+      </w:r>
+      <m:oMath>
+        <m:r>
+          <m:t>K</m:t>
+        </m:r>
+      </m:oMath>
+      <w:r>
+        <w:rPr>
+          <w:rFonts w:ascii="Times New Roman" w:hAnsi="Times New Roman" w:eastAsia="SimSun"/>
+          <w:b w:val="0"/>
+          <w:color w:val="000000"/>
+          <w:sz w:val="24"/>
+        </w:rPr>
+        <w:t xml:space="preserve">、</w:t>
+      </w:r>
+      <m:oMath>
+        <m:sSub>
+          <m:e>
+            <m:r>
+              <m:t>ω</m:t>
+            </m:r>
+          </m:e>
+          <m:sub>
+            <m:r>
+              <m:t>n</m:t>
+            </m:r>
+          </m:sub>
+        </m:sSub>
+      </m:oMath>
+      <w:r>
+        <w:rPr>
+          <w:rFonts w:ascii="Times New Roman" w:hAnsi="Times New Roman" w:eastAsia="SimSun"/>
+          <w:b w:val="0"/>
+          <w:color w:val="000000"/>
+          <w:sz w:val="24"/>
+        </w:rPr>
+        <w:t xml:space="preserve">、</w:t>
+      </w:r>
+      <m:oMath>
+        <m:r>
+          <m:t>ζ</m:t>
+        </m:r>
+      </m:oMath>
+      <w:r>
+        <w:rPr>
+          <w:rFonts w:ascii="Times New Roman" w:hAnsi="Times New Roman" w:eastAsia="SimSun"/>
+          <w:b w:val="0"/>
+          <w:color w:val="000000"/>
+          <w:sz w:val="24"/>
+        </w:rPr>
+        <w:t xml:space="preserve"> </w:t>
+      </w:r>
+      <w:r>
+        <w:rPr>
+          <w:rFonts w:hint="eastAsia" w:ascii="Times New Roman" w:hAnsi="Times New Roman" w:eastAsia="SimSun"/>
+          <w:b w:val="0"/>
+          <w:color w:val="000000"/>
+          <w:sz w:val="24"/>
+        </w:rPr>
+        <w:t xml:space="preserve">的数值。</w:t>
+      </w:r>
+    </w:p>
+    <w:bookmarkStart w:id="12" w:name="参考答案-1"/>
+    <w:p>
+      <w:pPr>
+        <w:pStyle w:val="Heading3"/>
+        <w:spacing w:line="240" w:lineRule="auto" w:before="0" w:after="80"/>
+        <w:ind w:firstLine="0"/>
+      </w:pPr>
+      <w:r>
+        <w:rPr>
+          <w:rFonts w:hint="eastAsia" w:ascii="Times New Roman" w:hAnsi="Times New Roman" w:eastAsia="SimHei"/>
+          <w:b w:val="0"/>
+          <w:color w:val="000000"/>
+          <w:sz w:val="24"/>
+        </w:rPr>
+        <w:t xml:space="preserve">参考答案</w:t>
+      </w:r>
+    </w:p>
+    <w:p>
+      <w:pPr>
+        <w:pStyle w:val="FirstParagraph"/>
+        <w:spacing w:line="240" w:lineRule="auto" w:before="0" w:after="80"/>
+        <w:ind w:firstLine="480"/>
+      </w:pPr>
+      <w:r>
+        <w:rPr>
+          <w:rFonts w:hint="eastAsia" w:ascii="Times New Roman" w:hAnsi="Times New Roman" w:eastAsia="SimSun"/>
+          <w:b w:val="0"/>
+          <w:color w:val="000000"/>
+          <w:sz w:val="24"/>
+        </w:rPr>
+        <w:t xml:space="preserve">由受力平衡得</w:t>
+      </w:r>
+      <w:r>
+        <w:rPr>
+          <w:rFonts w:ascii="Times New Roman" w:hAnsi="Times New Roman" w:eastAsia="SimSun"/>
+          <w:b w:val="0"/>
+          <w:color w:val="000000"/>
+          <w:sz w:val="24"/>
+        </w:rPr>
+        <w:t xml:space="preserve"> </w:t>
+      </w:r>
+      <m:oMath>
+        <m:r>
+          <m:t>m</m:t>
+        </m:r>
+        <m:acc>
+          <m:accPr>
+            <m:chr m:val="̈"/>
+          </m:accPr>
+          <m:e>
+            <m:r>
+              <m:t>x</m:t>
+            </m:r>
+          </m:e>
+        </m:acc>
+        <m:r>
+          <m:rPr>
+            <m:sty m:val="p"/>
+          </m:rPr>
+          <m:t>(</m:t>
+        </m:r>
+        <m:r>
+          <m:t>t</m:t>
+        </m:r>
+        <m:r>
+          <m:rPr>
+            <m:sty m:val="p"/>
+          </m:rPr>
+          <m:t>)</m:t>
+        </m:r>
+        <m:r>
+          <m:rPr>
+            <m:sty m:val="p"/>
+          </m:rPr>
+          <m:t>+</m:t>
+        </m:r>
+        <m:r>
+          <m:t>c</m:t>
+        </m:r>
+        <m:acc>
+          <m:accPr>
+            <m:chr m:val="̇"/>
+          </m:accPr>
+          <m:e>
+            <m:r>
+              <m:t>x</m:t>
+            </m:r>
+          </m:e>
+        </m:acc>
+        <m:r>
+          <m:rPr>
+            <m:sty m:val="p"/>
+          </m:rPr>
+          <m:t>(</m:t>
+        </m:r>
+        <m:r>
+          <m:t>t</m:t>
+        </m:r>
+        <m:r>
+          <m:rPr>
+            <m:sty m:val="p"/>
+          </m:rPr>
+          <m:t>)</m:t>
+        </m:r>
+        <m:r>
+          <m:rPr>
+            <m:sty m:val="p"/>
+          </m:rPr>
+          <m:t>+</m:t>
+        </m:r>
+        <m:r>
+          <m:t>k</m:t>
+        </m:r>
+        <m:r>
+          <m:t>x</m:t>
+        </m:r>
+        <m:r>
+          <m:rPr>
+            <m:sty m:val="p"/>
+          </m:rPr>
+          <m:t>(</m:t>
+        </m:r>
+        <m:r>
+          <m:t>t</m:t>
+        </m:r>
+        <m:r>
+          <m:rPr>
+            <m:sty m:val="p"/>
+          </m:rPr>
+          <m:t>)</m:t>
+        </m:r>
+        <m:r>
+          <m:rPr>
+            <m:sty m:val="p"/>
+          </m:rPr>
+          <m:t>=</m:t>
+        </m:r>
+        <m:r>
+          <m:t>f</m:t>
+        </m:r>
+        <m:r>
+          <m:rPr>
+            <m:sty m:val="p"/>
+          </m:rPr>
+          <m:t>(</m:t>
+        </m:r>
+        <m:r>
+          <m:t>t</m:t>
+        </m:r>
+        <m:r>
+          <m:rPr>
+            <m:sty m:val="p"/>
+          </m:rPr>
+          <m:t>)</m:t>
+        </m:r>
+      </m:oMath>
+      <w:r>
+        <w:rPr>
+          <w:rFonts w:hint="eastAsia" w:ascii="Times New Roman" w:hAnsi="Times New Roman" w:eastAsia="SimSun"/>
+          <w:b w:val="0"/>
+          <w:color w:val="000000"/>
+          <w:sz w:val="24"/>
+        </w:rPr>
+        <w:t xml:space="preserve">，代入参数得</w:t>
+      </w:r>
+      <w:r>
+        <w:rPr>
+          <w:rFonts w:ascii="Times New Roman" w:hAnsi="Times New Roman" w:eastAsia="SimSun"/>
+          <w:b w:val="0"/>
+          <w:color w:val="000000"/>
+          <w:sz w:val="24"/>
+        </w:rPr>
+        <w:t xml:space="preserve"> </w:t>
+      </w:r>
+      <m:oMath>
+        <m:acc>
+          <m:accPr>
+            <m:chr m:val="̈"/>
+          </m:accPr>
+          <m:e>
+            <m:r>
+              <m:t>x</m:t>
+            </m:r>
+          </m:e>
+        </m:acc>
+        <m:r>
+          <m:rPr>
+            <m:sty m:val="p"/>
+          </m:rPr>
+          <m:t>(</m:t>
+        </m:r>
+        <m:r>
+          <m:t>t</m:t>
+        </m:r>
+        <m:r>
+          <m:rPr>
+            <m:sty m:val="p"/>
+          </m:rPr>
+          <m:t>)</m:t>
+        </m:r>
+        <m:r>
+          <m:rPr>
+            <m:sty m:val="p"/>
+          </m:rPr>
+          <m:t>+</m:t>
+        </m:r>
+        <m:r>
+          <m:t>2</m:t>
+        </m:r>
+        <m:acc>
+          <m:accPr>
+            <m:chr m:val="̇"/>
+          </m:accPr>
+          <m:e>
+            <m:r>
+              <m:t>x</m:t>
+            </m:r>
+          </m:e>
+        </m:acc>
+        <m:r>
+          <m:rPr>
+            <m:sty m:val="p"/>
+          </m:rPr>
+          <m:t>(</m:t>
+        </m:r>
+        <m:r>
+          <m:t>t</m:t>
+        </m:r>
+        <m:r>
+          <m:rPr>
+            <m:sty m:val="p"/>
+          </m:rPr>
+          <m:t>)</m:t>
+        </m:r>
+        <m:r>
+          <m:rPr>
+            <m:sty m:val="p"/>
+          </m:rPr>
+          <m:t>+</m:t>
+        </m:r>
+        <m:r>
+          <m:t>4</m:t>
+        </m:r>
+        <m:r>
+          <m:t>x</m:t>
+        </m:r>
+        <m:r>
+          <m:rPr>
+            <m:sty m:val="p"/>
+          </m:rPr>
+          <m:t>(</m:t>
+        </m:r>
+        <m:r>
+          <m:t>t</m:t>
+        </m:r>
+        <m:r>
+          <m:rPr>
+            <m:sty m:val="p"/>
+          </m:rPr>
+          <m:t>)</m:t>
+        </m:r>
+        <m:r>
+          <m:rPr>
+            <m:sty m:val="p"/>
+          </m:rPr>
+          <m:t>=</m:t>
+        </m:r>
+        <m:r>
+          <m:t>f</m:t>
+        </m:r>
+        <m:r>
+          <m:rPr>
+            <m:sty m:val="p"/>
+          </m:rPr>
+          <m:t>(</m:t>
+        </m:r>
+        <m:r>
+          <m:t>t</m:t>
+        </m:r>
+        <m:r>
+          <m:rPr>
+            <m:sty m:val="p"/>
+          </m:rPr>
+          <m:t>)</m:t>
+        </m:r>
+      </m:oMath>
+      <w:r>
+        <w:rPr>
+          <w:rFonts w:hint="eastAsia" w:ascii="Times New Roman" w:hAnsi="Times New Roman" w:eastAsia="SimSun"/>
+          <w:b w:val="0"/>
+          <w:color w:val="000000"/>
+          <w:sz w:val="24"/>
+        </w:rPr>
+        <w:t xml:space="preserve">。（3分）</w:t>
+      </w:r>
+    </w:p>
+    <w:p>
+      <w:pPr>
+        <w:pStyle w:val="BodyText"/>
+        <w:spacing w:line="240" w:lineRule="auto" w:before="0" w:after="80"/>
+        <w:ind w:firstLine="480"/>
+      </w:pPr>
+      <w:r>
+        <w:rPr>
+          <w:rFonts w:hint="eastAsia" w:ascii="Times New Roman" w:hAnsi="Times New Roman" w:eastAsia="SimSun"/>
+          <w:b w:val="0"/>
+          <w:color w:val="000000"/>
+          <w:sz w:val="24"/>
+        </w:rPr>
+        <w:t xml:space="preserve">零初始条件下作拉氏变换，得</w:t>
+      </w:r>
+      <w:r>
+        <w:rPr>
+          <w:rFonts w:ascii="Times New Roman" w:hAnsi="Times New Roman" w:eastAsia="SimSun"/>
+          <w:b w:val="0"/>
+          <w:color w:val="000000"/>
+          <w:sz w:val="24"/>
+        </w:rPr>
+        <w:t xml:space="preserve"> </w:t>
+      </w:r>
+      <m:oMath>
+        <m:r>
+          <m:rPr>
+            <m:sty m:val="p"/>
+          </m:rPr>
+          <m:t>(</m:t>
+        </m:r>
+        <m:sSup>
+          <m:e>
+            <m:r>
+              <m:t>s</m:t>
+            </m:r>
+          </m:e>
+          <m:sup>
+            <m:r>
+              <m:t>2</m:t>
+            </m:r>
+          </m:sup>
+        </m:sSup>
+        <m:r>
+          <m:rPr>
+            <m:sty m:val="p"/>
+          </m:rPr>
+          <m:t>+</m:t>
+        </m:r>
+        <m:r>
+          <m:t>2</m:t>
+        </m:r>
+        <m:r>
+          <m:t>s</m:t>
+        </m:r>
+        <m:r>
+          <m:rPr>
+            <m:sty m:val="p"/>
+          </m:rPr>
+          <m:t>+</m:t>
+        </m:r>
+        <m:r>
+          <m:t>4</m:t>
+        </m:r>
+        <m:r>
+          <m:rPr>
+            <m:sty m:val="p"/>
+          </m:rPr>
+          <m:t>)</m:t>
+        </m:r>
+        <m:r>
+          <m:t>X</m:t>
+        </m:r>
+        <m:r>
+          <m:rPr>
+            <m:sty m:val="p"/>
+          </m:rPr>
+          <m:t>(</m:t>
+        </m:r>
+        <m:r>
+          <m:t>s</m:t>
+        </m:r>
+        <m:r>
+          <m:rPr>
+            <m:sty m:val="p"/>
+          </m:rPr>
+          <m:t>)</m:t>
+        </m:r>
+        <m:r>
+          <m:rPr>
+            <m:sty m:val="p"/>
+          </m:rPr>
+          <m:t>=</m:t>
+        </m:r>
+        <m:r>
+          <m:t>F</m:t>
+        </m:r>
+        <m:r>
+          <m:rPr>
+            <m:sty m:val="p"/>
+          </m:rPr>
+          <m:t>(</m:t>
+        </m:r>
+        <m:r>
+          <m:t>s</m:t>
+        </m:r>
+        <m:r>
+          <m:rPr>
+            <m:sty m:val="p"/>
+          </m:rPr>
+          <m:t>)</m:t>
+        </m:r>
+      </m:oMath>
+      <w:r>
+        <w:rPr>
+          <w:rFonts w:hint="eastAsia" w:ascii="Times New Roman" w:hAnsi="Times New Roman" w:eastAsia="SimSun"/>
+          <w:b w:val="0"/>
+          <w:color w:val="000000"/>
+          <w:sz w:val="24"/>
+        </w:rPr>
+        <w:t xml:space="preserve">，故</w:t>
+      </w:r>
+      <w:r>
+        <w:rPr>
+          <w:rFonts w:ascii="Times New Roman" w:hAnsi="Times New Roman" w:eastAsia="SimSun"/>
+          <w:b w:val="0"/>
+          <w:color w:val="000000"/>
+          <w:sz w:val="24"/>
+        </w:rPr>
+        <w:t xml:space="preserve"> </w:t>
+      </w:r>
+      <m:oMath>
+        <m:r>
+          <m:t>G</m:t>
+        </m:r>
+        <m:r>
+          <m:rPr>
+            <m:sty m:val="p"/>
+          </m:rPr>
+          <m:t>(</m:t>
+        </m:r>
+        <m:r>
+          <m:t>s</m:t>
+        </m:r>
+        <m:r>
+          <m:rPr>
+            <m:sty m:val="p"/>
+          </m:rPr>
+          <m:t>)</m:t>
+        </m:r>
+        <m:r>
+          <m:rPr>
+            <m:sty m:val="p"/>
+          </m:rPr>
+          <m:t>=</m:t>
+        </m:r>
+        <m:r>
+          <m:t>X</m:t>
+        </m:r>
+        <m:r>
+          <m:rPr>
+            <m:sty m:val="p"/>
+          </m:rPr>
+          <m:t>(</m:t>
+        </m:r>
+        <m:r>
+          <m:t>s</m:t>
+        </m:r>
+        <m:r>
+          <m:rPr>
+            <m:sty m:val="p"/>
+          </m:rPr>
+          <m:t>)</m:t>
+        </m:r>
+        <m:r>
+          <m:rPr>
+            <m:sty m:val="p"/>
+          </m:rPr>
+          <m:t>/</m:t>
+        </m:r>
+        <m:r>
+          <m:t>F</m:t>
+        </m:r>
+        <m:r>
+          <m:rPr>
+            <m:sty m:val="p"/>
+          </m:rPr>
+          <m:t>(</m:t>
+        </m:r>
+        <m:r>
+          <m:t>s</m:t>
+        </m:r>
+        <m:r>
+          <m:rPr>
+            <m:sty m:val="p"/>
+          </m:rPr>
+          <m:t>)</m:t>
+        </m:r>
+        <m:r>
+          <m:rPr>
+            <m:sty m:val="p"/>
+          </m:rPr>
+          <m:t>=</m:t>
+        </m:r>
+        <m:f>
+          <m:fPr>
+            <m:type m:val="bar"/>
+          </m:fPr>
+          <m:num>
+            <m:r>
+              <m:t>1</m:t>
+            </m:r>
+          </m:num>
+          <m:den>
+            <m:sSup>
+              <m:e>
+                <m:r>
+                  <m:t>s</m:t>
+                </m:r>
+              </m:e>
+              <m:sup>
+                <m:r>
+                  <m:t>2</m:t>
+                </m:r>
+              </m:sup>
+            </m:sSup>
+            <m:r>
+              <m:rPr>
+                <m:sty m:val="p"/>
+              </m:rPr>
+              <m:t>+</m:t>
+            </m:r>
+            <m:r>
+              <m:t>2</m:t>
+            </m:r>
+            <m:r>
+              <m:t>s</m:t>
+            </m:r>
+            <m:r>
+              <m:rPr>
+                <m:sty m:val="p"/>
+              </m:rPr>
+              <m:t>+</m:t>
+            </m:r>
+            <m:r>
+              <m:t>4</m:t>
+            </m:r>
+          </m:den>
+        </m:f>
+      </m:oMath>
+      <w:r>
+        <w:rPr>
+          <w:rFonts w:hint="eastAsia" w:ascii="Times New Roman" w:hAnsi="Times New Roman" w:eastAsia="SimSun"/>
+          <w:b w:val="0"/>
+          <w:color w:val="000000"/>
+          <w:sz w:val="24"/>
+        </w:rPr>
+        <w:t xml:space="preserve">。（3分）</w:t>
+      </w:r>
+    </w:p>
+    <w:p>
+      <w:pPr>
+        <w:pStyle w:val="BodyText"/>
+        <w:spacing w:line="240" w:lineRule="auto" w:before="0" w:after="80"/>
+        <w:ind w:firstLine="480"/>
+      </w:pPr>
+      <w:r>
+        <w:rPr>
+          <w:rFonts w:hint="eastAsia" w:ascii="Times New Roman" w:hAnsi="Times New Roman" w:eastAsia="SimSun"/>
+          <w:b w:val="0"/>
+          <w:color w:val="000000"/>
+          <w:sz w:val="24"/>
+        </w:rPr>
+        <w:t xml:space="preserve">与</w:t>
+      </w:r>
+      <w:r>
+        <w:rPr>
+          <w:rFonts w:ascii="Times New Roman" w:hAnsi="Times New Roman" w:eastAsia="SimSun"/>
+          <w:b w:val="0"/>
+          <w:color w:val="000000"/>
+          <w:sz w:val="24"/>
+        </w:rPr>
+        <w:t xml:space="preserve"> </w:t>
+      </w:r>
+      <m:oMath>
+        <m:r>
+          <m:t>G</m:t>
+        </m:r>
+        <m:r>
+          <m:rPr>
+            <m:sty m:val="p"/>
+          </m:rPr>
+          <m:t>(</m:t>
+        </m:r>
+        <m:r>
+          <m:t>s</m:t>
+        </m:r>
+        <m:r>
+          <m:rPr>
+            <m:sty m:val="p"/>
+          </m:rPr>
+          <m:t>)</m:t>
+        </m:r>
+        <m:r>
+          <m:rPr>
+            <m:sty m:val="p"/>
+          </m:rPr>
+          <m:t>=</m:t>
+        </m:r>
+        <m:f>
+          <m:fPr>
+            <m:type m:val="bar"/>
+          </m:fPr>
+          <m:num>
+            <m:r>
+              <m:t>K</m:t>
+            </m:r>
+            <m:sSubSup>
+              <m:e>
+                <m:r>
+                  <m:t>ω</m:t>
+                </m:r>
+              </m:e>
+              <m:sub>
+                <m:r>
+                  <m:t>n</m:t>
+                </m:r>
+              </m:sub>
+              <m:sup>
+                <m:r>
+                  <m:t>2</m:t>
+                </m:r>
+              </m:sup>
+            </m:sSubSup>
+          </m:num>
+          <m:den>
+            <m:sSup>
+              <m:e>
+                <m:r>
+                  <m:t>s</m:t>
+                </m:r>
+              </m:e>
+              <m:sup>
+                <m:r>
+                  <m:t>2</m:t>
+                </m:r>
+              </m:sup>
+            </m:sSup>
+            <m:r>
+              <m:rPr>
+                <m:sty m:val="p"/>
+              </m:rPr>
+              <m:t>+</m:t>
+            </m:r>
+            <m:r>
+              <m:t>2</m:t>
+            </m:r>
+            <m:r>
+              <m:t>ζ</m:t>
+            </m:r>
+            <m:sSub>
+              <m:e>
+                <m:r>
+                  <m:t>ω</m:t>
+                </m:r>
+              </m:e>
+              <m:sub>
+                <m:r>
+                  <m:t>n</m:t>
+                </m:r>
+              </m:sub>
+            </m:sSub>
+            <m:r>
+              <m:t>s</m:t>
+            </m:r>
+            <m:r>
+              <m:rPr>
+                <m:sty m:val="p"/>
+              </m:rPr>
+              <m:t>+</m:t>
+            </m:r>
+            <m:sSubSup>
+              <m:e>
+                <m:r>
+                  <m:t>ω</m:t>
+                </m:r>
+              </m:e>
+              <m:sub>
+                <m:r>
+                  <m:t>n</m:t>
+                </m:r>
+              </m:sub>
+              <m:sup>
+                <m:r>
+                  <m:t>2</m:t>
+                </m:r>
+              </m:sup>
+            </m:sSubSup>
+          </m:den>
+        </m:f>
+      </m:oMath>
+      <w:r>
+        <w:rPr>
           <w:rFonts w:ascii="Times New Roman" w:hAnsi="Times New Roman" w:eastAsia="SimSun"/>
           <w:b w:val="0"/>
           <w:color w:val="000000"/>
@@ -1466,7 +2511,7 @@
     </w:p>
     <w:bookmarkEnd w:id="13"/>
     <w:bookmarkEnd w:id="14"/>
-    <w:bookmarkStart w:id="17" w:name="三计算题10分"/>
+    <w:bookmarkStart w:id="20" w:name="三计算题每题10分共10分"/>
     <w:p>
       <w:pPr>
         <w:pStyle w:val="Heading2"/>
@@ -1480,7 +2525,7 @@
           <w:color w:val="000000"/>
           <w:sz w:val="28"/>
         </w:rPr>
-        <w:t xml:space="preserve">三、计算题（10分）</w:t>
+        <w:t xml:space="preserve">三、计算题（每题10分，共10分）</w:t>
       </w:r>
     </w:p>
     <w:p>
@@ -1501,7 +2546,1069 @@
         <w:t xml:space="preserve">题目：结构图等效传递函数</w:t>
       </w:r>
     </w:p>
-    <w:bookmarkStart w:id="15" w:name="参考答案-2"/>
+    <w:p>
+      <w:pPr>
+        <w:pStyle w:val="CaptionedFigure"/>
+        <w:spacing w:line="240" w:lineRule="auto" w:before="0" w:after="80"/>
+        <w:ind w:firstLine="0"/>
+        <w:jc w:val="center"/>
+      </w:pPr>
+      <w:r>
+        <w:rPr>
+          <w:rFonts w:ascii="Times New Roman" w:hAnsi="Times New Roman" w:eastAsia="SimSun"/>
+          <w:b w:val="0"/>
+          <w:color w:val="000000"/>
+          <w:sz w:val="21"/>
+        </w:rPr>
+        <w:drawing>
+          <wp:inline>
+            <wp:extent cx="5334000" cy="2313622"/>
+            <wp:effectExtent b="0" l="0" r="0" t="0"/>
+            <wp:docPr descr="图 1 双环负反馈控制系统结构图" title="" id="16" name="Picture"/>
+            <a:graphic>
+              <a:graphicData uri="http://schemas.openxmlformats.org/drawingml/2006/picture">
+                <pic:pic>
+                  <pic:nvPicPr>
+                    <pic:cNvPr descr="assets/T2/T2-2-block-diagram.png" id="17" name="Picture"/>
+                    <pic:cNvPicPr>
+                      <a:picLocks noChangeArrowheads="1" noChangeAspect="1"/>
+                    </pic:cNvPicPr>
+                  </pic:nvPicPr>
+                  <pic:blipFill>
+                    <a:blip r:embed="rId15"/>
+                    <a:stretch>
+                      <a:fillRect/>
+                    </a:stretch>
+                  </pic:blipFill>
+                  <pic:spPr bwMode="auto">
+                    <a:xfrm>
+                      <a:off x="0" y="0"/>
+                      <a:ext cx="5334000" cy="2313622"/>
+                    </a:xfrm>
+                    <a:prstGeom prst="rect">
+                      <a:avLst/>
+                    </a:prstGeom>
+                    <a:noFill/>
+                    <a:ln w="9525">
+                      <a:noFill/>
+                      <a:headEnd/>
+                      <a:tailEnd/>
+                    </a:ln>
+                  </pic:spPr>
+                </pic:pic>
+              </a:graphicData>
+            </a:graphic>
+          </wp:inline>
+        </w:drawing>
+      </w:r>
+    </w:p>
+    <w:p>
+      <w:pPr>
+        <w:pStyle w:val="ImageCaption"/>
+        <w:spacing w:line="240" w:lineRule="auto" w:before="0" w:after="80"/>
+        <w:ind w:firstLine="0"/>
+        <w:jc w:val="center"/>
+      </w:pPr>
+      <w:r>
+        <w:rPr>
+          <w:rFonts w:hint="eastAsia" w:ascii="Times New Roman" w:hAnsi="Times New Roman" w:eastAsia="SimSun"/>
+          <w:b w:val="0"/>
+          <w:color w:val="000000"/>
+          <w:sz w:val="21"/>
+        </w:rPr>
+        <w:t xml:space="preserve">图</w:t>
+      </w:r>
+      <w:r>
+        <w:rPr>
+          <w:rFonts w:ascii="Times New Roman" w:hAnsi="Times New Roman" w:eastAsia="SimSun"/>
+          <w:b w:val="0"/>
+          <w:color w:val="000000"/>
+          <w:sz w:val="21"/>
+        </w:rPr>
+        <w:t xml:space="preserve"> 1 </w:t>
+      </w:r>
+      <w:r>
+        <w:rPr>
+          <w:rFonts w:hint="eastAsia" w:ascii="Times New Roman" w:hAnsi="Times New Roman" w:eastAsia="SimSun"/>
+          <w:b w:val="0"/>
+          <w:color w:val="000000"/>
+          <w:sz w:val="21"/>
+        </w:rPr>
+        <w:t xml:space="preserve">双环负反馈控制系统结构图</w:t>
+      </w:r>
+    </w:p>
+    <w:p>
+      <w:pPr>
+        <w:pStyle w:val="BodyText"/>
+        <w:spacing w:line="240" w:lineRule="auto" w:before="0" w:after="80"/>
+        <w:ind w:firstLine="480"/>
+      </w:pPr>
+      <w:r>
+        <w:rPr>
+          <w:rFonts w:hint="eastAsia" w:ascii="Times New Roman" w:hAnsi="Times New Roman" w:eastAsia="SimSun"/>
+          <w:b w:val="0"/>
+          <w:color w:val="000000"/>
+          <w:sz w:val="24"/>
+        </w:rPr>
+        <w:t xml:space="preserve">已知图</w:t>
+      </w:r>
+      <w:r>
+        <w:rPr>
+          <w:rFonts w:ascii="Times New Roman" w:hAnsi="Times New Roman" w:eastAsia="SimSun"/>
+          <w:b w:val="0"/>
+          <w:color w:val="000000"/>
+          <w:sz w:val="24"/>
+        </w:rPr>
+        <w:t xml:space="preserve"> 1 </w:t>
+      </w:r>
+      <w:r>
+        <w:rPr>
+          <w:rFonts w:hint="eastAsia" w:ascii="Times New Roman" w:hAnsi="Times New Roman" w:eastAsia="SimSun"/>
+          <w:b w:val="0"/>
+          <w:color w:val="000000"/>
+          <w:sz w:val="24"/>
+        </w:rPr>
+        <w:t xml:space="preserve">所示双环负反馈控制系统结构图。前向通路依次为</w:t>
+      </w:r>
+      <w:r>
+        <w:rPr>
+          <w:rFonts w:ascii="Times New Roman" w:hAnsi="Times New Roman" w:eastAsia="SimSun"/>
+          <w:b w:val="0"/>
+          <w:color w:val="000000"/>
+          <w:sz w:val="24"/>
+        </w:rPr>
+        <w:t xml:space="preserve"> </w:t>
+      </w:r>
+      <m:oMath>
+        <m:sSub>
+          <m:e>
+            <m:r>
+              <m:t>G</m:t>
+            </m:r>
+          </m:e>
+          <m:sub>
+            <m:r>
+              <m:t>1</m:t>
+            </m:r>
+          </m:sub>
+        </m:sSub>
+        <m:r>
+          <m:rPr>
+            <m:sty m:val="p"/>
+          </m:rPr>
+          <m:t>(</m:t>
+        </m:r>
+        <m:r>
+          <m:t>s</m:t>
+        </m:r>
+        <m:r>
+          <m:rPr>
+            <m:sty m:val="p"/>
+          </m:rPr>
+          <m:t>)</m:t>
+        </m:r>
+        <m:r>
+          <m:rPr>
+            <m:sty m:val="p"/>
+          </m:rPr>
+          <m:t>=</m:t>
+        </m:r>
+        <m:f>
+          <m:fPr>
+            <m:type m:val="bar"/>
+          </m:fPr>
+          <m:num>
+            <m:r>
+              <m:t>K</m:t>
+            </m:r>
+          </m:num>
+          <m:den>
+            <m:r>
+              <m:t>s</m:t>
+            </m:r>
+            <m:r>
+              <m:rPr>
+                <m:sty m:val="p"/>
+              </m:rPr>
+              <m:t>+</m:t>
+            </m:r>
+            <m:r>
+              <m:t>1</m:t>
+            </m:r>
+          </m:den>
+        </m:f>
+      </m:oMath>
+      <w:r>
+        <w:rPr>
+          <w:rFonts w:ascii="Times New Roman" w:hAnsi="Times New Roman" w:eastAsia="SimSun"/>
+          <w:b w:val="0"/>
+          <w:color w:val="000000"/>
+          <w:sz w:val="24"/>
+        </w:rPr>
+        <w:t xml:space="preserve">、</w:t>
+      </w:r>
+      <m:oMath>
+        <m:sSub>
+          <m:e>
+            <m:r>
+              <m:t>G</m:t>
+            </m:r>
+          </m:e>
+          <m:sub>
+            <m:r>
+              <m:t>2</m:t>
+            </m:r>
+          </m:sub>
+        </m:sSub>
+        <m:r>
+          <m:rPr>
+            <m:sty m:val="p"/>
+          </m:rPr>
+          <m:t>(</m:t>
+        </m:r>
+        <m:r>
+          <m:t>s</m:t>
+        </m:r>
+        <m:r>
+          <m:rPr>
+            <m:sty m:val="p"/>
+          </m:rPr>
+          <m:t>)</m:t>
+        </m:r>
+        <m:r>
+          <m:rPr>
+            <m:sty m:val="p"/>
+          </m:rPr>
+          <m:t>=</m:t>
+        </m:r>
+        <m:f>
+          <m:fPr>
+            <m:type m:val="bar"/>
+          </m:fPr>
+          <m:num>
+            <m:r>
+              <m:t>2</m:t>
+            </m:r>
+          </m:num>
+          <m:den>
+            <m:r>
+              <m:t>s</m:t>
+            </m:r>
+            <m:r>
+              <m:rPr>
+                <m:sty m:val="p"/>
+              </m:rPr>
+              <m:t>+</m:t>
+            </m:r>
+            <m:r>
+              <m:t>2</m:t>
+            </m:r>
+          </m:den>
+        </m:f>
+      </m:oMath>
+      <w:r>
+        <w:rPr>
+          <w:rFonts w:hint="eastAsia" w:ascii="Times New Roman" w:hAnsi="Times New Roman" w:eastAsia="SimSun"/>
+          <w:b w:val="0"/>
+          <w:color w:val="000000"/>
+          <w:sz w:val="24"/>
+        </w:rPr>
+        <w:t xml:space="preserve">；内环反馈为</w:t>
+      </w:r>
+      <w:r>
+        <w:rPr>
+          <w:rFonts w:ascii="Times New Roman" w:hAnsi="Times New Roman" w:eastAsia="SimSun"/>
+          <w:b w:val="0"/>
+          <w:color w:val="000000"/>
+          <w:sz w:val="24"/>
+        </w:rPr>
+        <w:t xml:space="preserve"> </w:t>
+      </w:r>
+      <m:oMath>
+        <m:sSub>
+          <m:e>
+            <m:r>
+              <m:t>H</m:t>
+            </m:r>
+          </m:e>
+          <m:sub>
+            <m:r>
+              <m:t>1</m:t>
+            </m:r>
+          </m:sub>
+        </m:sSub>
+        <m:r>
+          <m:rPr>
+            <m:sty m:val="p"/>
+          </m:rPr>
+          <m:t>(</m:t>
+        </m:r>
+        <m:r>
+          <m:t>s</m:t>
+        </m:r>
+        <m:r>
+          <m:rPr>
+            <m:sty m:val="p"/>
+          </m:rPr>
+          <m:t>)</m:t>
+        </m:r>
+        <m:r>
+          <m:rPr>
+            <m:sty m:val="p"/>
+          </m:rPr>
+          <m:t>=</m:t>
+        </m:r>
+        <m:f>
+          <m:fPr>
+            <m:type m:val="bar"/>
+          </m:fPr>
+          <m:num>
+            <m:r>
+              <m:t>1</m:t>
+            </m:r>
+          </m:num>
+          <m:den>
+            <m:r>
+              <m:t>2</m:t>
+            </m:r>
+          </m:den>
+        </m:f>
+      </m:oMath>
+      <w:r>
+        <w:rPr>
+          <w:rFonts w:hint="eastAsia" w:ascii="Times New Roman" w:hAnsi="Times New Roman" w:eastAsia="SimSun"/>
+          <w:b w:val="0"/>
+          <w:color w:val="000000"/>
+          <w:sz w:val="24"/>
+        </w:rPr>
+        <w:t xml:space="preserve">（负反馈），作用于</w:t>
+      </w:r>
+      <w:r>
+        <w:rPr>
+          <w:rFonts w:ascii="Times New Roman" w:hAnsi="Times New Roman" w:eastAsia="SimSun"/>
+          <w:b w:val="0"/>
+          <w:color w:val="000000"/>
+          <w:sz w:val="24"/>
+        </w:rPr>
+        <w:t xml:space="preserve"> </w:t>
+      </w:r>
+      <m:oMath>
+        <m:sSub>
+          <m:e>
+            <m:r>
+              <m:t>G</m:t>
+            </m:r>
+          </m:e>
+          <m:sub>
+            <m:r>
+              <m:t>1</m:t>
+            </m:r>
+          </m:sub>
+        </m:sSub>
+        <m:r>
+          <m:rPr>
+            <m:sty m:val="p"/>
+          </m:rPr>
+          <m:t>(</m:t>
+        </m:r>
+        <m:r>
+          <m:t>s</m:t>
+        </m:r>
+        <m:r>
+          <m:rPr>
+            <m:sty m:val="p"/>
+          </m:rPr>
+          <m:t>)</m:t>
+        </m:r>
+      </m:oMath>
+      <w:r>
+        <w:rPr>
+          <w:rFonts w:ascii="Times New Roman" w:hAnsi="Times New Roman" w:eastAsia="SimSun"/>
+          <w:b w:val="0"/>
+          <w:color w:val="000000"/>
+          <w:sz w:val="24"/>
+        </w:rPr>
+        <w:t xml:space="preserve"> </w:t>
+      </w:r>
+      <w:r>
+        <w:rPr>
+          <w:rFonts w:hint="eastAsia" w:ascii="Times New Roman" w:hAnsi="Times New Roman" w:eastAsia="SimSun"/>
+          <w:b w:val="0"/>
+          <w:color w:val="000000"/>
+          <w:sz w:val="24"/>
+        </w:rPr>
+        <w:t xml:space="preserve">与</w:t>
+      </w:r>
+      <w:r>
+        <w:rPr>
+          <w:rFonts w:ascii="Times New Roman" w:hAnsi="Times New Roman" w:eastAsia="SimSun"/>
+          <w:b w:val="0"/>
+          <w:color w:val="000000"/>
+          <w:sz w:val="24"/>
+        </w:rPr>
+        <w:t xml:space="preserve"> </w:t>
+      </w:r>
+      <m:oMath>
+        <m:sSub>
+          <m:e>
+            <m:r>
+              <m:t>G</m:t>
+            </m:r>
+          </m:e>
+          <m:sub>
+            <m:r>
+              <m:t>2</m:t>
+            </m:r>
+          </m:sub>
+        </m:sSub>
+        <m:r>
+          <m:rPr>
+            <m:sty m:val="p"/>
+          </m:rPr>
+          <m:t>(</m:t>
+        </m:r>
+        <m:r>
+          <m:t>s</m:t>
+        </m:r>
+        <m:r>
+          <m:rPr>
+            <m:sty m:val="p"/>
+          </m:rPr>
+          <m:t>)</m:t>
+        </m:r>
+      </m:oMath>
+      <w:r>
+        <w:rPr>
+          <w:rFonts w:ascii="Times New Roman" w:hAnsi="Times New Roman" w:eastAsia="SimSun"/>
+          <w:b w:val="0"/>
+          <w:color w:val="000000"/>
+          <w:sz w:val="24"/>
+        </w:rPr>
+        <w:t xml:space="preserve"> </w:t>
+      </w:r>
+      <w:r>
+        <w:rPr>
+          <w:rFonts w:hint="eastAsia" w:ascii="Times New Roman" w:hAnsi="Times New Roman" w:eastAsia="SimSun"/>
+          <w:b w:val="0"/>
+          <w:color w:val="000000"/>
+          <w:sz w:val="24"/>
+        </w:rPr>
+        <w:t xml:space="preserve">之间的求和点；外环反馈为</w:t>
+      </w:r>
+      <w:r>
+        <w:rPr>
+          <w:rFonts w:ascii="Times New Roman" w:hAnsi="Times New Roman" w:eastAsia="SimSun"/>
+          <w:b w:val="0"/>
+          <w:color w:val="000000"/>
+          <w:sz w:val="24"/>
+        </w:rPr>
+        <w:t xml:space="preserve"> </w:t>
+      </w:r>
+      <m:oMath>
+        <m:sSub>
+          <m:e>
+            <m:r>
+              <m:t>H</m:t>
+            </m:r>
+          </m:e>
+          <m:sub>
+            <m:r>
+              <m:t>2</m:t>
+            </m:r>
+          </m:sub>
+        </m:sSub>
+        <m:r>
+          <m:rPr>
+            <m:sty m:val="p"/>
+          </m:rPr>
+          <m:t>(</m:t>
+        </m:r>
+        <m:r>
+          <m:t>s</m:t>
+        </m:r>
+        <m:r>
+          <m:rPr>
+            <m:sty m:val="p"/>
+          </m:rPr>
+          <m:t>)</m:t>
+        </m:r>
+        <m:r>
+          <m:rPr>
+            <m:sty m:val="p"/>
+          </m:rPr>
+          <m:t>=</m:t>
+        </m:r>
+        <m:r>
+          <m:t>1</m:t>
+        </m:r>
+      </m:oMath>
+      <w:r>
+        <w:rPr>
+          <w:rFonts w:hint="eastAsia" w:ascii="Times New Roman" w:hAnsi="Times New Roman" w:eastAsia="SimSun"/>
+          <w:b w:val="0"/>
+          <w:color w:val="000000"/>
+          <w:sz w:val="24"/>
+        </w:rPr>
+        <w:t xml:space="preserve">（单位负反馈），作用于系统输入端求和点。取参数</w:t>
+      </w:r>
+      <w:r>
+        <w:rPr>
+          <w:rFonts w:ascii="Times New Roman" w:hAnsi="Times New Roman" w:eastAsia="SimSun"/>
+          <w:b w:val="0"/>
+          <w:color w:val="000000"/>
+          <w:sz w:val="24"/>
+        </w:rPr>
+        <w:t xml:space="preserve"> </w:t>
+      </w:r>
+      <m:oMath>
+        <m:r>
+          <m:t>K</m:t>
+        </m:r>
+        <m:r>
+          <m:rPr>
+            <m:sty m:val="p"/>
+          </m:rPr>
+          <m:t>=</m:t>
+        </m:r>
+        <m:r>
+          <m:t>2</m:t>
+        </m:r>
+      </m:oMath>
+      <w:r>
+        <w:rPr>
+          <w:rFonts w:ascii="Times New Roman" w:hAnsi="Times New Roman" w:eastAsia="SimSun"/>
+          <w:b w:val="0"/>
+          <w:color w:val="000000"/>
+          <w:sz w:val="24"/>
+        </w:rPr>
+        <w:t xml:space="preserve">。</w:t>
+      </w:r>
+    </w:p>
+    <w:p>
+      <w:pPr>
+        <w:pStyle w:val="BodyText"/>
+        <w:spacing w:line="240" w:lineRule="auto" w:before="0" w:after="80"/>
+        <w:ind w:firstLine="480"/>
+      </w:pPr>
+      <w:r>
+        <w:rPr>
+          <w:rFonts w:hint="eastAsia" w:ascii="Times New Roman" w:hAnsi="Times New Roman" w:eastAsia="SimSun"/>
+          <w:b w:val="0"/>
+          <w:color w:val="000000"/>
+          <w:sz w:val="24"/>
+        </w:rPr>
+        <w:t xml:space="preserve">（1）先化简内环，求从</w:t>
+      </w:r>
+      <w:r>
+        <w:rPr>
+          <w:rFonts w:ascii="Times New Roman" w:hAnsi="Times New Roman" w:eastAsia="SimSun"/>
+          <w:b w:val="0"/>
+          <w:color w:val="000000"/>
+          <w:sz w:val="24"/>
+        </w:rPr>
+        <w:t xml:space="preserve"> </w:t>
+      </w:r>
+      <m:oMath>
+        <m:sSub>
+          <m:e>
+            <m:r>
+              <m:t>G</m:t>
+            </m:r>
+          </m:e>
+          <m:sub>
+            <m:r>
+              <m:t>1</m:t>
+            </m:r>
+          </m:sub>
+        </m:sSub>
+        <m:r>
+          <m:rPr>
+            <m:sty m:val="p"/>
+          </m:rPr>
+          <m:t>(</m:t>
+        </m:r>
+        <m:r>
+          <m:t>s</m:t>
+        </m:r>
+        <m:r>
+          <m:rPr>
+            <m:sty m:val="p"/>
+          </m:rPr>
+          <m:t>)</m:t>
+        </m:r>
+      </m:oMath>
+      <w:r>
+        <w:rPr>
+          <w:rFonts w:ascii="Times New Roman" w:hAnsi="Times New Roman" w:eastAsia="SimSun"/>
+          <w:b w:val="0"/>
+          <w:color w:val="000000"/>
+          <w:sz w:val="24"/>
+        </w:rPr>
+        <w:t xml:space="preserve"> </w:t>
+      </w:r>
+      <w:r>
+        <w:rPr>
+          <w:rFonts w:hint="eastAsia" w:ascii="Times New Roman" w:hAnsi="Times New Roman" w:eastAsia="SimSun"/>
+          <w:b w:val="0"/>
+          <w:color w:val="000000"/>
+          <w:sz w:val="24"/>
+        </w:rPr>
+        <w:t xml:space="preserve">输出端到系统输出</w:t>
+      </w:r>
+      <w:r>
+        <w:rPr>
+          <w:rFonts w:ascii="Times New Roman" w:hAnsi="Times New Roman" w:eastAsia="SimSun"/>
+          <w:b w:val="0"/>
+          <w:color w:val="000000"/>
+          <w:sz w:val="24"/>
+        </w:rPr>
+        <w:t xml:space="preserve"> </w:t>
+      </w:r>
+      <m:oMath>
+        <m:r>
+          <m:t>C</m:t>
+        </m:r>
+        <m:r>
+          <m:rPr>
+            <m:sty m:val="p"/>
+          </m:rPr>
+          <m:t>(</m:t>
+        </m:r>
+        <m:r>
+          <m:t>s</m:t>
+        </m:r>
+        <m:r>
+          <m:rPr>
+            <m:sty m:val="p"/>
+          </m:rPr>
+          <m:t>)</m:t>
+        </m:r>
+      </m:oMath>
+      <w:r>
+        <w:rPr>
+          <w:rFonts w:ascii="Times New Roman" w:hAnsi="Times New Roman" w:eastAsia="SimSun"/>
+          <w:b w:val="0"/>
+          <w:color w:val="000000"/>
+          <w:sz w:val="24"/>
+        </w:rPr>
+        <w:t xml:space="preserve"> </w:t>
+      </w:r>
+      <w:r>
+        <w:rPr>
+          <w:rFonts w:hint="eastAsia" w:ascii="Times New Roman" w:hAnsi="Times New Roman" w:eastAsia="SimSun"/>
+          <w:b w:val="0"/>
+          <w:color w:val="000000"/>
+          <w:sz w:val="24"/>
+        </w:rPr>
+        <w:t xml:space="preserve">的内环等效传递函数</w:t>
+      </w:r>
+      <w:r>
+        <w:rPr>
+          <w:rFonts w:ascii="Times New Roman" w:hAnsi="Times New Roman" w:eastAsia="SimSun"/>
+          <w:b w:val="0"/>
+          <w:color w:val="000000"/>
+          <w:sz w:val="24"/>
+        </w:rPr>
+        <w:t xml:space="preserve"> </w:t>
+      </w:r>
+      <m:oMath>
+        <m:sSub>
+          <m:e>
+            <m:r>
+              <m:t>G</m:t>
+            </m:r>
+          </m:e>
+          <m:sub>
+            <m:r>
+              <m:rPr>
+                <m:sty m:val="p"/>
+              </m:rPr>
+              <m:t>i</m:t>
+            </m:r>
+            <m:r>
+              <m:rPr>
+                <m:sty m:val="p"/>
+              </m:rPr>
+              <m:t>n</m:t>
+            </m:r>
+          </m:sub>
+        </m:sSub>
+        <m:r>
+          <m:rPr>
+            <m:sty m:val="p"/>
+          </m:rPr>
+          <m:t>(</m:t>
+        </m:r>
+        <m:r>
+          <m:t>s</m:t>
+        </m:r>
+        <m:r>
+          <m:rPr>
+            <m:sty m:val="p"/>
+          </m:rPr>
+          <m:t>)</m:t>
+        </m:r>
+      </m:oMath>
+      <w:r>
+        <w:rPr>
+          <w:rFonts w:ascii="Times New Roman" w:hAnsi="Times New Roman" w:eastAsia="SimSun"/>
+          <w:b w:val="0"/>
+          <w:color w:val="000000"/>
+          <w:sz w:val="24"/>
+        </w:rPr>
+        <w:t xml:space="preserve">。</w:t>
+      </w:r>
+    </w:p>
+    <w:p>
+      <w:pPr>
+        <w:pStyle w:val="BodyText"/>
+        <w:spacing w:line="240" w:lineRule="auto" w:before="0" w:after="80"/>
+        <w:ind w:firstLine="480"/>
+      </w:pPr>
+      <w:r>
+        <w:rPr>
+          <w:rFonts w:hint="eastAsia" w:ascii="Times New Roman" w:hAnsi="Times New Roman" w:eastAsia="SimSun"/>
+          <w:b w:val="0"/>
+          <w:color w:val="000000"/>
+          <w:sz w:val="24"/>
+        </w:rPr>
+        <w:t xml:space="preserve">（2）再将</w:t>
+      </w:r>
+      <w:r>
+        <w:rPr>
+          <w:rFonts w:ascii="Times New Roman" w:hAnsi="Times New Roman" w:eastAsia="SimSun"/>
+          <w:b w:val="0"/>
+          <w:color w:val="000000"/>
+          <w:sz w:val="24"/>
+        </w:rPr>
+        <w:t xml:space="preserve"> </w:t>
+      </w:r>
+      <m:oMath>
+        <m:sSub>
+          <m:e>
+            <m:r>
+              <m:t>G</m:t>
+            </m:r>
+          </m:e>
+          <m:sub>
+            <m:r>
+              <m:t>1</m:t>
+            </m:r>
+          </m:sub>
+        </m:sSub>
+        <m:r>
+          <m:rPr>
+            <m:sty m:val="p"/>
+          </m:rPr>
+          <m:t>(</m:t>
+        </m:r>
+        <m:r>
+          <m:t>s</m:t>
+        </m:r>
+        <m:r>
+          <m:rPr>
+            <m:sty m:val="p"/>
+          </m:rPr>
+          <m:t>)</m:t>
+        </m:r>
+      </m:oMath>
+      <w:r>
+        <w:rPr>
+          <w:rFonts w:ascii="Times New Roman" w:hAnsi="Times New Roman" w:eastAsia="SimSun"/>
+          <w:b w:val="0"/>
+          <w:color w:val="000000"/>
+          <w:sz w:val="24"/>
+        </w:rPr>
+        <w:t xml:space="preserve"> </w:t>
+      </w:r>
+      <w:r>
+        <w:rPr>
+          <w:rFonts w:hint="eastAsia" w:ascii="Times New Roman" w:hAnsi="Times New Roman" w:eastAsia="SimSun"/>
+          <w:b w:val="0"/>
+          <w:color w:val="000000"/>
+          <w:sz w:val="24"/>
+        </w:rPr>
+        <w:t xml:space="preserve">与</w:t>
+      </w:r>
+      <w:r>
+        <w:rPr>
+          <w:rFonts w:ascii="Times New Roman" w:hAnsi="Times New Roman" w:eastAsia="SimSun"/>
+          <w:b w:val="0"/>
+          <w:color w:val="000000"/>
+          <w:sz w:val="24"/>
+        </w:rPr>
+        <w:t xml:space="preserve"> </w:t>
+      </w:r>
+      <m:oMath>
+        <m:sSub>
+          <m:e>
+            <m:r>
+              <m:t>G</m:t>
+            </m:r>
+          </m:e>
+          <m:sub>
+            <m:r>
+              <m:rPr>
+                <m:sty m:val="p"/>
+              </m:rPr>
+              <m:t>i</m:t>
+            </m:r>
+            <m:r>
+              <m:rPr>
+                <m:sty m:val="p"/>
+              </m:rPr>
+              <m:t>n</m:t>
+            </m:r>
+          </m:sub>
+        </m:sSub>
+        <m:r>
+          <m:rPr>
+            <m:sty m:val="p"/>
+          </m:rPr>
+          <m:t>(</m:t>
+        </m:r>
+        <m:r>
+          <m:t>s</m:t>
+        </m:r>
+        <m:r>
+          <m:rPr>
+            <m:sty m:val="p"/>
+          </m:rPr>
+          <m:t>)</m:t>
+        </m:r>
+      </m:oMath>
+      <w:r>
+        <w:rPr>
+          <w:rFonts w:ascii="Times New Roman" w:hAnsi="Times New Roman" w:eastAsia="SimSun"/>
+          <w:b w:val="0"/>
+          <w:color w:val="000000"/>
+          <w:sz w:val="24"/>
+        </w:rPr>
+        <w:t xml:space="preserve"> </w:t>
+      </w:r>
+      <w:r>
+        <w:rPr>
+          <w:rFonts w:hint="eastAsia" w:ascii="Times New Roman" w:hAnsi="Times New Roman" w:eastAsia="SimSun"/>
+          <w:b w:val="0"/>
+          <w:color w:val="000000"/>
+          <w:sz w:val="24"/>
+        </w:rPr>
+        <w:t xml:space="preserve">组成的前向通路与外环一起化简，求闭环传递函数</w:t>
+      </w:r>
+      <w:r>
+        <w:rPr>
+          <w:rFonts w:ascii="Times New Roman" w:hAnsi="Times New Roman" w:eastAsia="SimSun"/>
+          <w:b w:val="0"/>
+          <w:color w:val="000000"/>
+          <w:sz w:val="24"/>
+        </w:rPr>
+        <w:t xml:space="preserve"> </w:t>
+      </w:r>
+      <m:oMath>
+        <m:r>
+          <m:t>T</m:t>
+        </m:r>
+        <m:r>
+          <m:rPr>
+            <m:sty m:val="p"/>
+          </m:rPr>
+          <m:t>(</m:t>
+        </m:r>
+        <m:r>
+          <m:t>s</m:t>
+        </m:r>
+        <m:r>
+          <m:rPr>
+            <m:sty m:val="p"/>
+          </m:rPr>
+          <m:t>)</m:t>
+        </m:r>
+        <m:r>
+          <m:rPr>
+            <m:sty m:val="p"/>
+          </m:rPr>
+          <m:t>=</m:t>
+        </m:r>
+        <m:r>
+          <m:t>C</m:t>
+        </m:r>
+        <m:r>
+          <m:rPr>
+            <m:sty m:val="p"/>
+          </m:rPr>
+          <m:t>(</m:t>
+        </m:r>
+        <m:r>
+          <m:t>s</m:t>
+        </m:r>
+        <m:r>
+          <m:rPr>
+            <m:sty m:val="p"/>
+          </m:rPr>
+          <m:t>)</m:t>
+        </m:r>
+        <m:r>
+          <m:rPr>
+            <m:sty m:val="p"/>
+          </m:rPr>
+          <m:t>/</m:t>
+        </m:r>
+        <m:r>
+          <m:t>R</m:t>
+        </m:r>
+        <m:r>
+          <m:rPr>
+            <m:sty m:val="p"/>
+          </m:rPr>
+          <m:t>(</m:t>
+        </m:r>
+        <m:r>
+          <m:t>s</m:t>
+        </m:r>
+        <m:r>
+          <m:rPr>
+            <m:sty m:val="p"/>
+          </m:rPr>
+          <m:t>)</m:t>
+        </m:r>
+      </m:oMath>
+      <w:r>
+        <w:rPr>
+          <w:rFonts w:ascii="Times New Roman" w:hAnsi="Times New Roman" w:eastAsia="SimSun"/>
+          <w:b w:val="0"/>
+          <w:color w:val="000000"/>
+          <w:sz w:val="24"/>
+        </w:rPr>
+        <w:t xml:space="preserve">。</w:t>
+      </w:r>
+    </w:p>
+    <w:p>
+      <w:pPr>
+        <w:pStyle w:val="BodyText"/>
+        <w:spacing w:line="240" w:lineRule="auto" w:before="0" w:after="80"/>
+        <w:ind w:firstLine="480"/>
+      </w:pPr>
+      <w:r>
+        <w:rPr>
+          <w:rFonts w:hint="eastAsia" w:ascii="Times New Roman" w:hAnsi="Times New Roman" w:eastAsia="SimSun"/>
+          <w:b w:val="0"/>
+          <w:color w:val="000000"/>
+          <w:sz w:val="24"/>
+        </w:rPr>
+        <w:t xml:space="preserve">（3）若仅将增益改为</w:t>
+      </w:r>
+      <w:r>
+        <w:rPr>
+          <w:rFonts w:ascii="Times New Roman" w:hAnsi="Times New Roman" w:eastAsia="SimSun"/>
+          <w:b w:val="0"/>
+          <w:color w:val="000000"/>
+          <w:sz w:val="24"/>
+        </w:rPr>
+        <w:t xml:space="preserve"> </w:t>
+      </w:r>
+      <m:oMath>
+        <m:sSup>
+          <m:e>
+            <m:r>
+              <m:t>K</m:t>
+            </m:r>
+          </m:e>
+          <m:sup>
+            <m:r>
+              <m:rPr>
+                <m:sty m:val="p"/>
+              </m:rPr>
+              <m:t>′</m:t>
+            </m:r>
+          </m:sup>
+        </m:sSup>
+        <m:r>
+          <m:rPr>
+            <m:sty m:val="p"/>
+          </m:rPr>
+          <m:t>=</m:t>
+        </m:r>
+        <m:r>
+          <m:t>4</m:t>
+        </m:r>
+      </m:oMath>
+      <w:r>
+        <w:rPr>
+          <w:rFonts w:hint="eastAsia" w:ascii="Times New Roman" w:hAnsi="Times New Roman" w:eastAsia="SimSun"/>
+          <w:b w:val="0"/>
+          <w:color w:val="000000"/>
+          <w:sz w:val="24"/>
+        </w:rPr>
+        <w:t xml:space="preserve">，其余环节保持不变，直接写出新的闭环等效传递函数</w:t>
+      </w:r>
+      <w:r>
+        <w:rPr>
+          <w:rFonts w:ascii="Times New Roman" w:hAnsi="Times New Roman" w:eastAsia="SimSun"/>
+          <w:b w:val="0"/>
+          <w:color w:val="000000"/>
+          <w:sz w:val="24"/>
+        </w:rPr>
+        <w:t xml:space="preserve"> </w:t>
+      </w:r>
+      <m:oMath>
+        <m:sSup>
+          <m:e>
+            <m:r>
+              <m:t>T</m:t>
+            </m:r>
+          </m:e>
+          <m:sup>
+            <m:r>
+              <m:rPr>
+                <m:sty m:val="p"/>
+              </m:rPr>
+              <m:t>′</m:t>
+            </m:r>
+          </m:sup>
+        </m:sSup>
+        <m:r>
+          <m:rPr>
+            <m:sty m:val="p"/>
+          </m:rPr>
+          <m:t>(</m:t>
+        </m:r>
+        <m:r>
+          <m:t>s</m:t>
+        </m:r>
+        <m:r>
+          <m:rPr>
+            <m:sty m:val="p"/>
+          </m:rPr>
+          <m:t>)</m:t>
+        </m:r>
+      </m:oMath>
+      <w:r>
+        <w:rPr>
+          <w:rFonts w:ascii="Times New Roman" w:hAnsi="Times New Roman" w:eastAsia="SimSun"/>
+          <w:b w:val="0"/>
+          <w:color w:val="000000"/>
+          <w:sz w:val="24"/>
+        </w:rPr>
+        <w:t xml:space="preserve">。</w:t>
+      </w:r>
+    </w:p>
+    <w:p>
+      <w:pPr>
+        <w:pStyle w:val="BodyText"/>
+        <w:spacing w:line="240" w:lineRule="auto" w:before="0" w:after="80"/>
+        <w:ind w:firstLine="480"/>
+      </w:pPr>
+      <w:r>
+        <w:rPr>
+          <w:rFonts w:hint="eastAsia" w:ascii="Times New Roman" w:hAnsi="Times New Roman" w:eastAsia="SimSun"/>
+          <w:b w:val="0"/>
+          <w:color w:val="000000"/>
+          <w:sz w:val="24"/>
+        </w:rPr>
+        <w:t xml:space="preserve">要求：只求等效传递关系，不分析稳定性，不讨论控制器设计。</w:t>
+      </w:r>
+    </w:p>
+    <w:bookmarkStart w:id="18" w:name="参考答案-2"/>
     <w:p>
       <w:pPr>
         <w:pStyle w:val="Heading3"/>
@@ -2694,8 +4801,8 @@
         <w:t xml:space="preserve">。（1分）</w:t>
       </w:r>
     </w:p>
-    <w:bookmarkEnd w:id="15"/>
-    <w:bookmarkStart w:id="16" w:name="分步评分标准-2"/>
+    <w:bookmarkEnd w:id="18"/>
+    <w:bookmarkStart w:id="19" w:name="分步评分标准-2"/>
     <w:p>
       <w:pPr>
         <w:pStyle w:val="Heading3"/>
@@ -2898,9 +5005,9 @@
         <w:t xml:space="preserve">分。</w:t>
       </w:r>
     </w:p>
-    <w:bookmarkEnd w:id="16"/>
-    <w:bookmarkEnd w:id="17"/>
-    <w:bookmarkStart w:id="20" w:name="四计算题15分"/>
+    <w:bookmarkEnd w:id="19"/>
+    <w:bookmarkEnd w:id="20"/>
+    <w:bookmarkStart w:id="23" w:name="四计算题每题15分共15分"/>
     <w:p>
       <w:pPr>
         <w:pStyle w:val="Heading2"/>
@@ -2914,7 +5021,7 @@
           <w:color w:val="000000"/>
           <w:sz w:val="28"/>
         </w:rPr>
-        <w:t xml:space="preserve">四、计算题（15分）</w:t>
+        <w:t xml:space="preserve">四、计算题（每题15分，共15分）</w:t>
       </w:r>
     </w:p>
     <w:p>
@@ -2935,7 +5042,323 @@
         <w:t xml:space="preserve">题目：劳斯判据与稳定范围</w:t>
       </w:r>
     </w:p>
-    <w:bookmarkStart w:id="18" w:name="参考答案-3"/>
+    <w:p>
+      <w:pPr>
+        <w:pStyle w:val="BodyText"/>
+        <w:spacing w:line="240" w:lineRule="auto" w:before="0" w:after="80"/>
+        <w:ind w:firstLine="480"/>
+      </w:pPr>
+      <w:r>
+        <w:rPr>
+          <w:rFonts w:hint="eastAsia" w:ascii="Times New Roman" w:hAnsi="Times New Roman" w:eastAsia="SimSun"/>
+          <w:b w:val="0"/>
+          <w:color w:val="000000"/>
+          <w:sz w:val="24"/>
+        </w:rPr>
+        <w:t xml:space="preserve">已知某闭环系统的特征方程为</w:t>
+      </w:r>
+    </w:p>
+    <w:p>
+      <w:pPr>
+        <w:pStyle w:val="BodyText"/>
+        <w:spacing w:line="240" w:lineRule="auto" w:before="0" w:after="80"/>
+        <w:ind w:firstLine="0"/>
+      </w:pPr>
+      <m:oMathPara>
+        <m:oMathParaPr>
+          <m:jc m:val="center"/>
+        </m:oMathParaPr>
+        <m:oMath>
+          <m:sSup>
+            <m:e>
+              <m:r>
+                <m:t>s</m:t>
+              </m:r>
+            </m:e>
+            <m:sup>
+              <m:r>
+                <m:t>4</m:t>
+              </m:r>
+            </m:sup>
+          </m:sSup>
+          <m:r>
+            <m:rPr>
+              <m:sty m:val="p"/>
+            </m:rPr>
+            <m:t>+</m:t>
+          </m:r>
+          <m:r>
+            <m:t>3</m:t>
+          </m:r>
+          <m:sSup>
+            <m:e>
+              <m:r>
+                <m:t>s</m:t>
+              </m:r>
+            </m:e>
+            <m:sup>
+              <m:r>
+                <m:t>3</m:t>
+              </m:r>
+            </m:sup>
+          </m:sSup>
+          <m:r>
+            <m:rPr>
+              <m:sty m:val="p"/>
+            </m:rPr>
+            <m:t>+</m:t>
+          </m:r>
+          <m:r>
+            <m:rPr>
+              <m:sty m:val="p"/>
+            </m:rPr>
+            <m:t>(</m:t>
+          </m:r>
+          <m:r>
+            <m:t>K</m:t>
+          </m:r>
+          <m:r>
+            <m:rPr>
+              <m:sty m:val="p"/>
+            </m:rPr>
+            <m:t>+</m:t>
+          </m:r>
+          <m:r>
+            <m:t>1</m:t>
+          </m:r>
+          <m:r>
+            <m:rPr>
+              <m:sty m:val="p"/>
+            </m:rPr>
+            <m:t>)</m:t>
+          </m:r>
+          <m:sSup>
+            <m:e>
+              <m:r>
+                <m:t>s</m:t>
+              </m:r>
+            </m:e>
+            <m:sup>
+              <m:r>
+                <m:t>2</m:t>
+              </m:r>
+            </m:sup>
+          </m:sSup>
+          <m:r>
+            <m:rPr>
+              <m:sty m:val="p"/>
+            </m:rPr>
+            <m:t>+</m:t>
+          </m:r>
+          <m:r>
+            <m:rPr>
+              <m:sty m:val="p"/>
+            </m:rPr>
+            <m:t>(</m:t>
+          </m:r>
+          <m:r>
+            <m:t>8</m:t>
+          </m:r>
+          <m:r>
+            <m:rPr>
+              <m:sty m:val="p"/>
+            </m:rPr>
+            <m:t>−</m:t>
+          </m:r>
+          <m:r>
+            <m:t>K</m:t>
+          </m:r>
+          <m:r>
+            <m:rPr>
+              <m:sty m:val="p"/>
+            </m:rPr>
+            <m:t>)</m:t>
+          </m:r>
+          <m:r>
+            <m:t>s</m:t>
+          </m:r>
+          <m:r>
+            <m:rPr>
+              <m:sty m:val="p"/>
+            </m:rPr>
+            <m:t>+</m:t>
+          </m:r>
+          <m:r>
+            <m:t>2</m:t>
+          </m:r>
+          <m:r>
+            <m:rPr>
+              <m:sty m:val="p"/>
+            </m:rPr>
+            <m:t>=</m:t>
+          </m:r>
+          <m:r>
+            <m:t>0</m:t>
+          </m:r>
+        </m:oMath>
+      </m:oMathPara>
+    </w:p>
+    <w:p>
+      <w:pPr>
+        <w:pStyle w:val="FirstParagraph"/>
+        <w:spacing w:line="240" w:lineRule="auto" w:before="0" w:after="80"/>
+        <w:ind w:firstLine="480"/>
+      </w:pPr>
+      <w:r>
+        <w:rPr>
+          <w:rFonts w:hint="eastAsia" w:ascii="Times New Roman" w:hAnsi="Times New Roman" w:eastAsia="SimSun"/>
+          <w:b w:val="0"/>
+          <w:color w:val="000000"/>
+          <w:sz w:val="24"/>
+        </w:rPr>
+        <w:t xml:space="preserve">其中</w:t>
+      </w:r>
+      <w:r>
+        <w:rPr>
+          <w:rFonts w:ascii="Times New Roman" w:hAnsi="Times New Roman" w:eastAsia="SimSun"/>
+          <w:b w:val="0"/>
+          <w:color w:val="000000"/>
+          <w:sz w:val="24"/>
+        </w:rPr>
+        <w:t xml:space="preserve"> </w:t>
+      </w:r>
+      <m:oMath>
+        <m:r>
+          <m:t>K</m:t>
+        </m:r>
+      </m:oMath>
+      <w:r>
+        <w:rPr>
+          <w:rFonts w:ascii="Times New Roman" w:hAnsi="Times New Roman" w:eastAsia="SimSun"/>
+          <w:b w:val="0"/>
+          <w:color w:val="000000"/>
+          <w:sz w:val="24"/>
+        </w:rPr>
+        <w:t xml:space="preserve"> </w:t>
+      </w:r>
+      <w:r>
+        <w:rPr>
+          <w:rFonts w:hint="eastAsia" w:ascii="Times New Roman" w:hAnsi="Times New Roman" w:eastAsia="SimSun"/>
+          <w:b w:val="0"/>
+          <w:color w:val="000000"/>
+          <w:sz w:val="24"/>
+        </w:rPr>
+        <w:t xml:space="preserve">为实参数。</w:t>
+      </w:r>
+    </w:p>
+    <w:p>
+      <w:pPr>
+        <w:pStyle w:val="BodyText"/>
+        <w:spacing w:line="240" w:lineRule="auto" w:before="0" w:after="80"/>
+        <w:ind w:firstLine="480"/>
+      </w:pPr>
+      <w:r>
+        <w:rPr>
+          <w:rFonts w:hint="eastAsia" w:ascii="Times New Roman" w:hAnsi="Times New Roman" w:eastAsia="SimSun"/>
+          <w:b w:val="0"/>
+          <w:color w:val="000000"/>
+          <w:sz w:val="24"/>
+        </w:rPr>
+        <w:t xml:space="preserve">（1）用劳斯判据求系统稳定的</w:t>
+      </w:r>
+      <w:r>
+        <w:rPr>
+          <w:rFonts w:ascii="Times New Roman" w:hAnsi="Times New Roman" w:eastAsia="SimSun"/>
+          <w:b w:val="0"/>
+          <w:color w:val="000000"/>
+          <w:sz w:val="24"/>
+        </w:rPr>
+        <w:t xml:space="preserve"> </w:t>
+      </w:r>
+      <m:oMath>
+        <m:r>
+          <m:t>K</m:t>
+        </m:r>
+      </m:oMath>
+      <w:r>
+        <w:rPr>
+          <w:rFonts w:ascii="Times New Roman" w:hAnsi="Times New Roman" w:eastAsia="SimSun"/>
+          <w:b w:val="0"/>
+          <w:color w:val="000000"/>
+          <w:sz w:val="24"/>
+        </w:rPr>
+        <w:t xml:space="preserve"> </w:t>
+      </w:r>
+      <w:r>
+        <w:rPr>
+          <w:rFonts w:hint="eastAsia" w:ascii="Times New Roman" w:hAnsi="Times New Roman" w:eastAsia="SimSun"/>
+          <w:b w:val="0"/>
+          <w:color w:val="000000"/>
+          <w:sz w:val="24"/>
+        </w:rPr>
+        <w:t xml:space="preserve">取值范围。</w:t>
+      </w:r>
+    </w:p>
+    <w:p>
+      <w:pPr>
+        <w:pStyle w:val="BodyText"/>
+        <w:spacing w:line="240" w:lineRule="auto" w:before="0" w:after="80"/>
+        <w:ind w:firstLine="480"/>
+      </w:pPr>
+      <w:r>
+        <w:rPr>
+          <w:rFonts w:hint="eastAsia" w:ascii="Times New Roman" w:hAnsi="Times New Roman" w:eastAsia="SimSun"/>
+          <w:b w:val="0"/>
+          <w:color w:val="000000"/>
+          <w:sz w:val="24"/>
+        </w:rPr>
+        <w:t xml:space="preserve">（2）给出系统处于临界稳定时的</w:t>
+      </w:r>
+      <w:r>
+        <w:rPr>
+          <w:rFonts w:ascii="Times New Roman" w:hAnsi="Times New Roman" w:eastAsia="SimSun"/>
+          <w:b w:val="0"/>
+          <w:color w:val="000000"/>
+          <w:sz w:val="24"/>
+        </w:rPr>
+        <w:t xml:space="preserve"> </w:t>
+      </w:r>
+      <m:oMath>
+        <m:r>
+          <m:t>K</m:t>
+        </m:r>
+      </m:oMath>
+      <w:r>
+        <w:rPr>
+          <w:rFonts w:ascii="Times New Roman" w:hAnsi="Times New Roman" w:eastAsia="SimSun"/>
+          <w:b w:val="0"/>
+          <w:color w:val="000000"/>
+          <w:sz w:val="24"/>
+        </w:rPr>
+        <w:t xml:space="preserve"> </w:t>
+      </w:r>
+      <w:r>
+        <w:rPr>
+          <w:rFonts w:hint="eastAsia" w:ascii="Times New Roman" w:hAnsi="Times New Roman" w:eastAsia="SimSun"/>
+          <w:b w:val="0"/>
+          <w:color w:val="000000"/>
+          <w:sz w:val="24"/>
+        </w:rPr>
+        <w:t xml:space="preserve">值。</w:t>
+      </w:r>
+    </w:p>
+    <w:p>
+      <w:pPr>
+        <w:pStyle w:val="BodyText"/>
+        <w:spacing w:line="240" w:lineRule="auto" w:before="0" w:after="80"/>
+        <w:ind w:firstLine="480"/>
+      </w:pPr>
+      <w:r>
+        <w:rPr>
+          <w:rFonts w:hint="eastAsia" w:ascii="Times New Roman" w:hAnsi="Times New Roman" w:eastAsia="SimSun"/>
+          <w:b w:val="0"/>
+          <w:color w:val="000000"/>
+          <w:sz w:val="24"/>
+        </w:rPr>
+        <w:t xml:space="preserve">（3）用一句话说明：为什么这里求出的稳定区间只能看作后续参数筛选的第一层可行域？</w:t>
+      </w:r>
+    </w:p>
+    <w:bookmarkStart w:id="21" w:name="参考答案-3"/>
     <w:p>
       <w:pPr>
         <w:pStyle w:val="Heading3"/>
@@ -4222,8 +6645,8 @@
         <w:t xml:space="preserve">稳定区间只说明闭环极点在左半平面，是参数筛选起点；它不能直接说明动态品质优劣，也不是最终设计参数。（2分）</w:t>
       </w:r>
     </w:p>
-    <w:bookmarkEnd w:id="18"/>
-    <w:bookmarkStart w:id="19" w:name="分步评分标准-3"/>
+    <w:bookmarkEnd w:id="21"/>
+    <w:bookmarkStart w:id="22" w:name="分步评分标准-3"/>
     <w:p>
       <w:pPr>
         <w:pStyle w:val="Heading3"/>
@@ -4350,9 +6773,9 @@
         <w:t xml:space="preserve">分。</w:t>
       </w:r>
     </w:p>
-    <w:bookmarkEnd w:id="19"/>
-    <w:bookmarkEnd w:id="20"/>
-    <w:bookmarkStart w:id="23" w:name="五计算题15分"/>
+    <w:bookmarkEnd w:id="22"/>
+    <w:bookmarkEnd w:id="23"/>
+    <w:bookmarkStart w:id="29" w:name="五计算题每题15分共15分"/>
     <w:p>
       <w:pPr>
         <w:pStyle w:val="Heading2"/>
@@ -4366,7 +6789,7 @@
           <w:color w:val="000000"/>
           <w:sz w:val="28"/>
         </w:rPr>
-        <w:t xml:space="preserve">五、计算题（15分）</w:t>
+        <w:t xml:space="preserve">五、计算题（每题15分，共15分）</w:t>
       </w:r>
     </w:p>
     <w:p>
@@ -4387,7 +6810,739 @@
         <w:t xml:space="preserve">题目：根轨迹读图与增益迁移</w:t>
       </w:r>
     </w:p>
-    <w:bookmarkStart w:id="21" w:name="参考答案-4"/>
+    <w:p>
+      <w:pPr>
+        <w:pStyle w:val="CaptionedFigure"/>
+        <w:spacing w:line="240" w:lineRule="auto" w:before="0" w:after="80"/>
+        <w:ind w:firstLine="0"/>
+        <w:jc w:val="center"/>
+      </w:pPr>
+      <w:r>
+        <w:rPr>
+          <w:rFonts w:ascii="Times New Roman" w:hAnsi="Times New Roman" w:eastAsia="SimSun"/>
+          <w:b w:val="0"/>
+          <w:color w:val="000000"/>
+          <w:sz w:val="21"/>
+        </w:rPr>
+        <w:drawing>
+          <wp:inline>
+            <wp:extent cx="5334000" cy="3572335"/>
+            <wp:effectExtent b="0" l="0" r="0" t="0"/>
+            <wp:docPr descr="图 2 根轨迹读图示意图（20260623-160841）" title="" id="25" name="Picture"/>
+            <a:graphic>
+              <a:graphicData uri="http://schemas.openxmlformats.org/drawingml/2006/picture">
+                <pic:pic>
+                  <pic:nvPicPr>
+                    <pic:cNvPr descr="assets/T3/T3-2-root-locus-reading-20260623-160841.png" id="26" name="Picture"/>
+                    <pic:cNvPicPr>
+                      <a:picLocks noChangeArrowheads="1" noChangeAspect="1"/>
+                    </pic:cNvPicPr>
+                  </pic:nvPicPr>
+                  <pic:blipFill>
+                    <a:blip r:embed="rId24"/>
+                    <a:stretch>
+                      <a:fillRect/>
+                    </a:stretch>
+                  </pic:blipFill>
+                  <pic:spPr bwMode="auto">
+                    <a:xfrm>
+                      <a:off x="0" y="0"/>
+                      <a:ext cx="5334000" cy="3572335"/>
+                    </a:xfrm>
+                    <a:prstGeom prst="rect">
+                      <a:avLst/>
+                    </a:prstGeom>
+                    <a:noFill/>
+                    <a:ln w="9525">
+                      <a:noFill/>
+                      <a:headEnd/>
+                      <a:tailEnd/>
+                    </a:ln>
+                  </pic:spPr>
+                </pic:pic>
+              </a:graphicData>
+            </a:graphic>
+          </wp:inline>
+        </w:drawing>
+      </w:r>
+    </w:p>
+    <w:p>
+      <w:pPr>
+        <w:pStyle w:val="ImageCaption"/>
+        <w:spacing w:line="240" w:lineRule="auto" w:before="0" w:after="80"/>
+        <w:ind w:firstLine="0"/>
+        <w:jc w:val="center"/>
+      </w:pPr>
+      <w:r>
+        <w:rPr>
+          <w:rFonts w:hint="eastAsia" w:ascii="Times New Roman" w:hAnsi="Times New Roman" w:eastAsia="SimSun"/>
+          <w:b w:val="0"/>
+          <w:color w:val="000000"/>
+          <w:sz w:val="21"/>
+        </w:rPr>
+        <w:t xml:space="preserve">图</w:t>
+      </w:r>
+      <w:r>
+        <w:rPr>
+          <w:rFonts w:ascii="Times New Roman" w:hAnsi="Times New Roman" w:eastAsia="SimSun"/>
+          <w:b w:val="0"/>
+          <w:color w:val="000000"/>
+          <w:sz w:val="21"/>
+        </w:rPr>
+        <w:t xml:space="preserve"> 2 </w:t>
+      </w:r>
+      <w:r>
+        <w:rPr>
+          <w:rFonts w:hint="eastAsia" w:ascii="Times New Roman" w:hAnsi="Times New Roman" w:eastAsia="SimSun"/>
+          <w:b w:val="0"/>
+          <w:color w:val="000000"/>
+          <w:sz w:val="21"/>
+        </w:rPr>
+        <w:t xml:space="preserve">根轨迹读图示意图（20260623-160841）</w:t>
+      </w:r>
+    </w:p>
+    <w:p>
+      <w:pPr>
+        <w:pStyle w:val="BodyText"/>
+        <w:spacing w:line="240" w:lineRule="auto" w:before="0" w:after="80"/>
+        <w:ind w:firstLine="480"/>
+      </w:pPr>
+      <w:r>
+        <w:rPr>
+          <w:rFonts w:hint="eastAsia" w:ascii="Times New Roman" w:hAnsi="Times New Roman" w:eastAsia="SimSun"/>
+          <w:b w:val="0"/>
+          <w:color w:val="000000"/>
+          <w:sz w:val="24"/>
+        </w:rPr>
+        <w:t xml:space="preserve">某单位负反馈系统只采用比例控制，实际控制器增益记为</w:t>
+      </w:r>
+      <w:r>
+        <w:rPr>
+          <w:rFonts w:ascii="Times New Roman" w:hAnsi="Times New Roman" w:eastAsia="SimSun"/>
+          <w:b w:val="0"/>
+          <w:color w:val="000000"/>
+          <w:sz w:val="24"/>
+        </w:rPr>
+        <w:t xml:space="preserve"> </w:t>
+      </w:r>
+      <m:oMath>
+        <m:sSub>
+          <m:e>
+            <m:r>
+              <m:t>K</m:t>
+            </m:r>
+          </m:e>
+          <m:sub>
+            <m:r>
+              <m:t>c</m:t>
+            </m:r>
+          </m:sub>
+        </m:sSub>
+      </m:oMath>
+      <w:r>
+        <w:rPr>
+          <w:rFonts w:hint="eastAsia" w:ascii="Times New Roman" w:hAnsi="Times New Roman" w:eastAsia="SimSun"/>
+          <w:b w:val="0"/>
+          <w:color w:val="000000"/>
+          <w:sz w:val="24"/>
+        </w:rPr>
+        <w:t xml:space="preserve">，且只考虑</w:t>
+      </w:r>
+      <w:r>
+        <w:rPr>
+          <w:rFonts w:ascii="Times New Roman" w:hAnsi="Times New Roman" w:eastAsia="SimSun"/>
+          <w:b w:val="0"/>
+          <w:color w:val="000000"/>
+          <w:sz w:val="24"/>
+        </w:rPr>
+        <w:t xml:space="preserve"> </w:t>
+      </w:r>
+      <m:oMath>
+        <m:sSub>
+          <m:e>
+            <m:r>
+              <m:t>K</m:t>
+            </m:r>
+          </m:e>
+          <m:sub>
+            <m:r>
+              <m:t>c</m:t>
+            </m:r>
+          </m:sub>
+        </m:sSub>
+        <m:r>
+          <m:rPr>
+            <m:sty m:val="p"/>
+          </m:rPr>
+          <m:t>≥</m:t>
+        </m:r>
+        <m:r>
+          <m:t>0</m:t>
+        </m:r>
+      </m:oMath>
+      <w:r>
+        <w:rPr>
+          <w:rFonts w:hint="eastAsia" w:ascii="Times New Roman" w:hAnsi="Times New Roman" w:eastAsia="SimSun"/>
+          <w:b w:val="0"/>
+          <w:color w:val="000000"/>
+          <w:sz w:val="24"/>
+        </w:rPr>
+        <w:t xml:space="preserve">。根轨迹主图对应开环极点</w:t>
+      </w:r>
+      <w:r>
+        <w:rPr>
+          <w:rFonts w:ascii="Times New Roman" w:hAnsi="Times New Roman" w:eastAsia="SimSun"/>
+          <w:b w:val="0"/>
+          <w:color w:val="000000"/>
+          <w:sz w:val="24"/>
+        </w:rPr>
+        <w:t xml:space="preserve"> </w:t>
+      </w:r>
+      <m:oMath>
+        <m:r>
+          <m:t>0</m:t>
+        </m:r>
+        <m:r>
+          <m:rPr>
+            <m:sty m:val="p"/>
+          </m:rPr>
+          <m:t>,</m:t>
+        </m:r>
+        <m:r>
+          <m:rPr>
+            <m:sty m:val="p"/>
+          </m:rPr>
+          <m:t>−</m:t>
+        </m:r>
+        <m:r>
+          <m:t>2</m:t>
+        </m:r>
+        <m:r>
+          <m:rPr>
+            <m:sty m:val="p"/>
+          </m:rPr>
+          <m:t>,</m:t>
+        </m:r>
+        <m:r>
+          <m:rPr>
+            <m:sty m:val="p"/>
+          </m:rPr>
+          <m:t>−</m:t>
+        </m:r>
+        <m:r>
+          <m:t>6</m:t>
+        </m:r>
+      </m:oMath>
+      <w:r>
+        <w:rPr>
+          <w:rFonts w:hint="eastAsia" w:ascii="Times New Roman" w:hAnsi="Times New Roman" w:eastAsia="SimSun"/>
+          <w:b w:val="0"/>
+          <w:color w:val="000000"/>
+          <w:sz w:val="24"/>
+        </w:rPr>
+        <w:t xml:space="preserve">、无开环零点，采用“作图增益”</w:t>
+      </w:r>
+      <w:r>
+        <w:rPr>
+          <w:rFonts w:ascii="Times New Roman" w:hAnsi="Times New Roman" w:eastAsia="SimSun"/>
+          <w:b w:val="0"/>
+          <w:color w:val="000000"/>
+          <w:sz w:val="24"/>
+        </w:rPr>
+        <w:t xml:space="preserve"> </w:t>
+      </w:r>
+      <m:oMath>
+        <m:sSub>
+          <m:e>
+            <m:r>
+              <m:t>K</m:t>
+            </m:r>
+          </m:e>
+          <m:sub>
+            <m:r>
+              <m:t>r</m:t>
+            </m:r>
+          </m:sub>
+        </m:sSub>
+      </m:oMath>
+      <w:r>
+        <w:rPr>
+          <w:rFonts w:hint="eastAsia" w:ascii="Times New Roman" w:hAnsi="Times New Roman" w:eastAsia="SimSun"/>
+          <w:b w:val="0"/>
+          <w:color w:val="000000"/>
+          <w:sz w:val="24"/>
+        </w:rPr>
+        <w:t xml:space="preserve">，两者关系为</w:t>
+      </w:r>
+      <w:r>
+        <w:rPr>
+          <w:rFonts w:ascii="Times New Roman" w:hAnsi="Times New Roman" w:eastAsia="SimSun"/>
+          <w:b w:val="0"/>
+          <w:color w:val="000000"/>
+          <w:sz w:val="24"/>
+        </w:rPr>
+        <w:t xml:space="preserve"> </w:t>
+      </w:r>
+      <m:oMath>
+        <m:sSub>
+          <m:e>
+            <m:r>
+              <m:t>K</m:t>
+            </m:r>
+          </m:e>
+          <m:sub>
+            <m:r>
+              <m:t>r</m:t>
+            </m:r>
+          </m:sub>
+        </m:sSub>
+        <m:r>
+          <m:rPr>
+            <m:sty m:val="p"/>
+          </m:rPr>
+          <m:t>=</m:t>
+        </m:r>
+        <m:r>
+          <m:t>4</m:t>
+        </m:r>
+        <m:sSub>
+          <m:e>
+            <m:r>
+              <m:t>K</m:t>
+            </m:r>
+          </m:e>
+          <m:sub>
+            <m:r>
+              <m:t>c</m:t>
+            </m:r>
+          </m:sub>
+        </m:sSub>
+      </m:oMath>
+      <w:r>
+        <w:rPr>
+          <w:rFonts w:hint="eastAsia" w:ascii="Times New Roman" w:hAnsi="Times New Roman" w:eastAsia="SimSun"/>
+          <w:b w:val="0"/>
+          <w:color w:val="000000"/>
+          <w:sz w:val="24"/>
+        </w:rPr>
+        <w:t xml:space="preserve">。根轨迹读图示意如图</w:t>
+      </w:r>
+      <w:r>
+        <w:rPr>
+          <w:rFonts w:ascii="Times New Roman" w:hAnsi="Times New Roman" w:eastAsia="SimSun"/>
+          <w:b w:val="0"/>
+          <w:color w:val="000000"/>
+          <w:sz w:val="24"/>
+        </w:rPr>
+        <w:t xml:space="preserve"> </w:t>
+      </w:r>
+      <w:r>
+        <w:rPr>
+          <w:rFonts w:hint="eastAsia" w:ascii="Times New Roman" w:hAnsi="Times New Roman" w:eastAsia="SimSun"/>
+          <w:b w:val="0"/>
+          <w:color w:val="000000"/>
+          <w:sz w:val="24"/>
+        </w:rPr>
+        <w:t xml:space="preserve">2，请依据图中标注完成读图、换算和趋势解释。</w:t>
+      </w:r>
+    </w:p>
+    <w:p>
+      <w:pPr>
+        <w:pStyle w:val="BodyText"/>
+        <w:spacing w:line="240" w:lineRule="auto" w:before="0" w:after="80"/>
+        <w:ind w:firstLine="480"/>
+      </w:pPr>
+      <w:r>
+        <w:rPr>
+          <w:rFonts w:hint="eastAsia" w:ascii="Times New Roman" w:hAnsi="Times New Roman" w:eastAsia="SimSun"/>
+          <w:b w:val="0"/>
+          <w:color w:val="000000"/>
+          <w:sz w:val="24"/>
+        </w:rPr>
+        <w:t xml:space="preserve">请回答：</w:t>
+      </w:r>
+    </w:p>
+    <w:p>
+      <w:pPr>
+        <w:pStyle w:val="BodyText"/>
+        <w:spacing w:line="240" w:lineRule="auto" w:before="0" w:after="80"/>
+        <w:ind w:firstLine="480"/>
+      </w:pPr>
+      <w:r>
+        <w:rPr>
+          <w:rFonts w:hint="eastAsia" w:ascii="Times New Roman" w:hAnsi="Times New Roman" w:eastAsia="SimSun"/>
+          <w:b w:val="0"/>
+          <w:color w:val="000000"/>
+          <w:sz w:val="24"/>
+        </w:rPr>
+        <w:t xml:space="preserve">（1）写出闭环稳定的</w:t>
+      </w:r>
+      <w:r>
+        <w:rPr>
+          <w:rFonts w:ascii="Times New Roman" w:hAnsi="Times New Roman" w:eastAsia="SimSun"/>
+          <w:b w:val="0"/>
+          <w:color w:val="000000"/>
+          <w:sz w:val="24"/>
+        </w:rPr>
+        <w:t xml:space="preserve"> </w:t>
+      </w:r>
+      <m:oMath>
+        <m:sSub>
+          <m:e>
+            <m:r>
+              <m:t>K</m:t>
+            </m:r>
+          </m:e>
+          <m:sub>
+            <m:r>
+              <m:t>r</m:t>
+            </m:r>
+          </m:sub>
+        </m:sSub>
+      </m:oMath>
+      <w:r>
+        <w:rPr>
+          <w:rFonts w:ascii="Times New Roman" w:hAnsi="Times New Roman" w:eastAsia="SimSun"/>
+          <w:b w:val="0"/>
+          <w:color w:val="000000"/>
+          <w:sz w:val="24"/>
+        </w:rPr>
+        <w:t xml:space="preserve"> </w:t>
+      </w:r>
+      <w:r>
+        <w:rPr>
+          <w:rFonts w:hint="eastAsia" w:ascii="Times New Roman" w:hAnsi="Times New Roman" w:eastAsia="SimSun"/>
+          <w:b w:val="0"/>
+          <w:color w:val="000000"/>
+          <w:sz w:val="24"/>
+        </w:rPr>
+        <w:t xml:space="preserve">取值窗口，并换算为实际控制器增益</w:t>
+      </w:r>
+      <w:r>
+        <w:rPr>
+          <w:rFonts w:ascii="Times New Roman" w:hAnsi="Times New Roman" w:eastAsia="SimSun"/>
+          <w:b w:val="0"/>
+          <w:color w:val="000000"/>
+          <w:sz w:val="24"/>
+        </w:rPr>
+        <w:t xml:space="preserve"> </w:t>
+      </w:r>
+      <m:oMath>
+        <m:sSub>
+          <m:e>
+            <m:r>
+              <m:t>K</m:t>
+            </m:r>
+          </m:e>
+          <m:sub>
+            <m:r>
+              <m:t>c</m:t>
+            </m:r>
+          </m:sub>
+        </m:sSub>
+      </m:oMath>
+      <w:r>
+        <w:rPr>
+          <w:rFonts w:ascii="Times New Roman" w:hAnsi="Times New Roman" w:eastAsia="SimSun"/>
+          <w:b w:val="0"/>
+          <w:color w:val="000000"/>
+          <w:sz w:val="24"/>
+        </w:rPr>
+        <w:t xml:space="preserve"> </w:t>
+      </w:r>
+      <w:r>
+        <w:rPr>
+          <w:rFonts w:hint="eastAsia" w:ascii="Times New Roman" w:hAnsi="Times New Roman" w:eastAsia="SimSun"/>
+          <w:b w:val="0"/>
+          <w:color w:val="000000"/>
+          <w:sz w:val="24"/>
+        </w:rPr>
+        <w:t xml:space="preserve">的稳定窗口。</w:t>
+      </w:r>
+    </w:p>
+    <w:p>
+      <w:pPr>
+        <w:pStyle w:val="BodyText"/>
+        <w:spacing w:line="240" w:lineRule="auto" w:before="0" w:after="80"/>
+        <w:ind w:firstLine="480"/>
+      </w:pPr>
+      <w:r>
+        <w:rPr>
+          <w:rFonts w:hint="eastAsia" w:ascii="Times New Roman" w:hAnsi="Times New Roman" w:eastAsia="SimSun"/>
+          <w:b w:val="0"/>
+          <w:color w:val="000000"/>
+          <w:sz w:val="24"/>
+        </w:rPr>
+        <w:t xml:space="preserve">（2）若工程上要求“工作增益不超过稳定边界的</w:t>
+      </w:r>
+      <w:r>
+        <w:rPr>
+          <w:rFonts w:ascii="Times New Roman" w:hAnsi="Times New Roman" w:eastAsia="SimSun"/>
+          <w:b w:val="0"/>
+          <w:color w:val="000000"/>
+          <w:sz w:val="24"/>
+        </w:rPr>
+        <w:t xml:space="preserve"> </w:t>
+      </w:r>
+      <w:r>
+        <w:rPr>
+          <w:rFonts w:hint="eastAsia" w:ascii="Times New Roman" w:hAnsi="Times New Roman" w:eastAsia="SimSun"/>
+          <w:b w:val="0"/>
+          <w:color w:val="000000"/>
+          <w:sz w:val="24"/>
+        </w:rPr>
+        <w:t xml:space="preserve">80%”，求允许的</w:t>
+      </w:r>
+      <w:r>
+        <w:rPr>
+          <w:rFonts w:ascii="Times New Roman" w:hAnsi="Times New Roman" w:eastAsia="SimSun"/>
+          <w:b w:val="0"/>
+          <w:color w:val="000000"/>
+          <w:sz w:val="24"/>
+        </w:rPr>
+        <w:t xml:space="preserve"> </w:t>
+      </w:r>
+      <m:oMath>
+        <m:sSub>
+          <m:e>
+            <m:r>
+              <m:t>K</m:t>
+            </m:r>
+          </m:e>
+          <m:sub>
+            <m:r>
+              <m:t>c</m:t>
+            </m:r>
+          </m:sub>
+        </m:sSub>
+      </m:oMath>
+      <w:r>
+        <w:rPr>
+          <w:rFonts w:ascii="Times New Roman" w:hAnsi="Times New Roman" w:eastAsia="SimSun"/>
+          <w:b w:val="0"/>
+          <w:color w:val="000000"/>
+          <w:sz w:val="24"/>
+        </w:rPr>
+        <w:t xml:space="preserve"> </w:t>
+      </w:r>
+      <w:r>
+        <w:rPr>
+          <w:rFonts w:hint="eastAsia" w:ascii="Times New Roman" w:hAnsi="Times New Roman" w:eastAsia="SimSun"/>
+          <w:b w:val="0"/>
+          <w:color w:val="000000"/>
+          <w:sz w:val="24"/>
+        </w:rPr>
+        <w:t xml:space="preserve">上限。</w:t>
+      </w:r>
+    </w:p>
+    <w:p>
+      <w:pPr>
+        <w:pStyle w:val="BodyText"/>
+        <w:spacing w:line="240" w:lineRule="auto" w:before="0" w:after="80"/>
+        <w:ind w:firstLine="480"/>
+      </w:pPr>
+      <w:r>
+        <w:rPr>
+          <w:rFonts w:hint="eastAsia" w:ascii="Times New Roman" w:hAnsi="Times New Roman" w:eastAsia="SimSun"/>
+          <w:b w:val="0"/>
+          <w:color w:val="000000"/>
+          <w:sz w:val="24"/>
+        </w:rPr>
+        <w:t xml:space="preserve">（3）现把控制器增益从</w:t>
+      </w:r>
+      <w:r>
+        <w:rPr>
+          <w:rFonts w:ascii="Times New Roman" w:hAnsi="Times New Roman" w:eastAsia="SimSun"/>
+          <w:b w:val="0"/>
+          <w:color w:val="000000"/>
+          <w:sz w:val="24"/>
+        </w:rPr>
+        <w:t xml:space="preserve"> </w:t>
+      </w:r>
+      <m:oMath>
+        <m:sSub>
+          <m:e>
+            <m:r>
+              <m:t>K</m:t>
+            </m:r>
+          </m:e>
+          <m:sub>
+            <m:r>
+              <m:t>c</m:t>
+            </m:r>
+          </m:sub>
+        </m:sSub>
+        <m:r>
+          <m:rPr>
+            <m:sty m:val="p"/>
+          </m:rPr>
+          <m:t>=</m:t>
+        </m:r>
+        <m:r>
+          <m:t>0.50</m:t>
+        </m:r>
+      </m:oMath>
+      <w:r>
+        <w:rPr>
+          <w:rFonts w:ascii="Times New Roman" w:hAnsi="Times New Roman" w:eastAsia="SimSun"/>
+          <w:b w:val="0"/>
+          <w:color w:val="000000"/>
+          <w:sz w:val="24"/>
+        </w:rPr>
+        <w:t xml:space="preserve"> </w:t>
+      </w:r>
+      <w:r>
+        <w:rPr>
+          <w:rFonts w:hint="eastAsia" w:ascii="Times New Roman" w:hAnsi="Times New Roman" w:eastAsia="SimSun"/>
+          <w:b w:val="0"/>
+          <w:color w:val="000000"/>
+          <w:sz w:val="24"/>
+        </w:rPr>
+        <w:t xml:space="preserve">增大到</w:t>
+      </w:r>
+      <w:r>
+        <w:rPr>
+          <w:rFonts w:ascii="Times New Roman" w:hAnsi="Times New Roman" w:eastAsia="SimSun"/>
+          <w:b w:val="0"/>
+          <w:color w:val="000000"/>
+          <w:sz w:val="24"/>
+        </w:rPr>
+        <w:t xml:space="preserve"> </w:t>
+      </w:r>
+      <m:oMath>
+        <m:sSub>
+          <m:e>
+            <m:r>
+              <m:t>K</m:t>
+            </m:r>
+          </m:e>
+          <m:sub>
+            <m:r>
+              <m:t>c</m:t>
+            </m:r>
+          </m:sub>
+        </m:sSub>
+        <m:r>
+          <m:rPr>
+            <m:sty m:val="p"/>
+          </m:rPr>
+          <m:t>=</m:t>
+        </m:r>
+        <m:r>
+          <m:t>1.50</m:t>
+        </m:r>
+      </m:oMath>
+      <w:r>
+        <w:rPr>
+          <w:rFonts w:hint="eastAsia" w:ascii="Times New Roman" w:hAnsi="Times New Roman" w:eastAsia="SimSun"/>
+          <w:b w:val="0"/>
+          <w:color w:val="000000"/>
+          <w:sz w:val="24"/>
+        </w:rPr>
+        <w:t xml:space="preserve">。说明根轨迹上的极点总体向哪个方向迁移，并结合图中</w:t>
+      </w:r>
+      <w:r>
+        <w:rPr>
+          <w:rFonts w:ascii="Times New Roman" w:hAnsi="Times New Roman" w:eastAsia="SimSun"/>
+          <w:b w:val="0"/>
+          <w:color w:val="000000"/>
+          <w:sz w:val="24"/>
+        </w:rPr>
+        <w:t xml:space="preserve"> </w:t>
+      </w:r>
+      <m:oMath>
+        <m:sSub>
+          <m:e>
+            <m:r>
+              <m:t>K</m:t>
+            </m:r>
+          </m:e>
+          <m:sub>
+            <m:r>
+              <m:t>r</m:t>
+            </m:r>
+          </m:sub>
+        </m:sSub>
+        <m:r>
+          <m:rPr>
+            <m:sty m:val="p"/>
+          </m:rPr>
+          <m:t>=</m:t>
+        </m:r>
+        <m:r>
+          <m:t>2</m:t>
+        </m:r>
+      </m:oMath>
+      <w:r>
+        <w:rPr>
+          <w:rFonts w:ascii="Times New Roman" w:hAnsi="Times New Roman" w:eastAsia="SimSun"/>
+          <w:b w:val="0"/>
+          <w:color w:val="000000"/>
+          <w:sz w:val="24"/>
+        </w:rPr>
+        <w:t xml:space="preserve"> </w:t>
+      </w:r>
+      <w:r>
+        <w:rPr>
+          <w:rFonts w:hint="eastAsia" w:ascii="Times New Roman" w:hAnsi="Times New Roman" w:eastAsia="SimSun"/>
+          <w:b w:val="0"/>
+          <w:color w:val="000000"/>
+          <w:sz w:val="24"/>
+        </w:rPr>
+        <w:t xml:space="preserve">与</w:t>
+      </w:r>
+      <w:r>
+        <w:rPr>
+          <w:rFonts w:ascii="Times New Roman" w:hAnsi="Times New Roman" w:eastAsia="SimSun"/>
+          <w:b w:val="0"/>
+          <w:color w:val="000000"/>
+          <w:sz w:val="24"/>
+        </w:rPr>
+        <w:t xml:space="preserve"> </w:t>
+      </w:r>
+      <m:oMath>
+        <m:sSub>
+          <m:e>
+            <m:r>
+              <m:t>K</m:t>
+            </m:r>
+          </m:e>
+          <m:sub>
+            <m:r>
+              <m:t>r</m:t>
+            </m:r>
+          </m:sub>
+        </m:sSub>
+        <m:r>
+          <m:rPr>
+            <m:sty m:val="p"/>
+          </m:rPr>
+          <m:t>=</m:t>
+        </m:r>
+        <m:r>
+          <m:t>6</m:t>
+        </m:r>
+      </m:oMath>
+      <w:r>
+        <w:rPr>
+          <w:rFonts w:ascii="Times New Roman" w:hAnsi="Times New Roman" w:eastAsia="SimSun"/>
+          <w:b w:val="0"/>
+          <w:color w:val="000000"/>
+          <w:sz w:val="24"/>
+        </w:rPr>
+        <w:t xml:space="preserve"> </w:t>
+      </w:r>
+      <w:r>
+        <w:rPr>
+          <w:rFonts w:hint="eastAsia" w:ascii="Times New Roman" w:hAnsi="Times New Roman" w:eastAsia="SimSun"/>
+          <w:b w:val="0"/>
+          <w:color w:val="000000"/>
+          <w:sz w:val="24"/>
+        </w:rPr>
+        <w:t xml:space="preserve">附近的读点解释闭环响应在振荡程度、超调趋势和衰减快慢上的变化。</w:t>
+      </w:r>
+    </w:p>
+    <w:bookmarkStart w:id="27" w:name="参考答案-4"/>
     <w:p>
       <w:pPr>
         <w:pStyle w:val="Heading3"/>
@@ -4417,7 +7572,25 @@
           <w:color w:val="000000"/>
           <w:sz w:val="24"/>
         </w:rPr>
-        <w:t xml:space="preserve">由题给信息，</w:t>
+        <w:t xml:space="preserve">由图</w:t>
+      </w:r>
+      <w:r>
+        <w:rPr>
+          <w:rFonts w:ascii="Times New Roman" w:hAnsi="Times New Roman" w:eastAsia="SimSun"/>
+          <w:b w:val="0"/>
+          <w:color w:val="000000"/>
+          <w:sz w:val="24"/>
+        </w:rPr>
+        <w:t xml:space="preserve"> 2 </w:t>
+      </w:r>
+      <w:r>
+        <w:rPr>
+          <w:rFonts w:hint="eastAsia" w:ascii="Times New Roman" w:hAnsi="Times New Roman" w:eastAsia="SimSun"/>
+          <w:b w:val="0"/>
+          <w:color w:val="000000"/>
+          <w:sz w:val="24"/>
+        </w:rPr>
+        <w:t xml:space="preserve">可读得，</w:t>
       </w:r>
       <m:oMath>
         <m:sSub>
@@ -4439,7 +7612,7 @@
           <m:t>=</m:t>
         </m:r>
         <m:r>
-          <m:t>6</m:t>
+          <m:t>96</m:t>
         </m:r>
       </m:oMath>
       <w:r>
@@ -4480,7 +7653,7 @@
           <m:t>&gt;</m:t>
         </m:r>
         <m:r>
-          <m:t>6</m:t>
+          <m:t>96</m:t>
         </m:r>
       </m:oMath>
       <w:r>
@@ -4539,7 +7712,7 @@
           <m:t>&lt;</m:t>
         </m:r>
         <m:r>
-          <m:t>6</m:t>
+          <m:t>96</m:t>
         </m:r>
       </m:oMath>
       <w:r>
@@ -4667,7 +7840,7 @@
           <m:t>&lt;</m:t>
         </m:r>
         <m:r>
-          <m:t>6</m:t>
+          <m:t>96</m:t>
         </m:r>
         <m:r>
           <m:rPr>
@@ -4685,7 +7858,7 @@
           <m:t>=</m:t>
         </m:r>
         <m:r>
-          <m:t>1.5</m:t>
+          <m:t>24</m:t>
         </m:r>
       </m:oMath>
       <w:r>
@@ -4760,7 +7933,7 @@
           <m:t>×</m:t>
         </m:r>
         <m:r>
-          <m:t>6</m:t>
+          <m:t>96</m:t>
         </m:r>
         <m:r>
           <m:rPr>
@@ -4769,7 +7942,7 @@
           <m:t>=</m:t>
         </m:r>
         <m:r>
-          <m:t>4.8</m:t>
+          <m:t>76.8</m:t>
         </m:r>
       </m:oMath>
       <w:r>
@@ -4810,7 +7983,7 @@
           <m:t>≤</m:t>
         </m:r>
         <m:r>
-          <m:t>4.8</m:t>
+          <m:t>76.8</m:t>
         </m:r>
         <m:r>
           <m:rPr>
@@ -4828,7 +8001,7 @@
           <m:t>=</m:t>
         </m:r>
         <m:r>
-          <m:t>1.2</m:t>
+          <m:t>19.2</m:t>
         </m:r>
       </m:oMath>
       <w:r>
@@ -4949,7 +8122,7 @@
           <m:t>=</m:t>
         </m:r>
         <m:r>
-          <m:t>1.25</m:t>
+          <m:t>1.50</m:t>
         </m:r>
       </m:oMath>
       <w:r>
@@ -4999,7 +8172,7 @@
           <m:t>=</m:t>
         </m:r>
         <m:r>
-          <m:t>5</m:t>
+          <m:t>6</m:t>
         </m:r>
       </m:oMath>
       <w:r>
@@ -5025,83 +8198,246 @@
           <w:color w:val="000000"/>
           <w:sz w:val="24"/>
         </w:rPr>
-        <w:t xml:space="preserve">增益增大时，主导极点沿复平面根轨迹分支向外迁移，表现为实部从</w:t>
-      </w:r>
-      <w:r>
-        <w:rPr>
-          <w:rFonts w:ascii="Times New Roman" w:hAnsi="Times New Roman" w:eastAsia="SimSun"/>
-          <w:b w:val="0"/>
-          <w:color w:val="000000"/>
-          <w:sz w:val="24"/>
-        </w:rPr>
-        <w:t xml:space="preserve"> -0.72 </w:t>
-      </w:r>
-      <w:r>
-        <w:rPr>
-          <w:rFonts w:hint="eastAsia" w:ascii="Times New Roman" w:hAnsi="Times New Roman" w:eastAsia="SimSun"/>
-          <w:b w:val="0"/>
-          <w:color w:val="000000"/>
-          <w:sz w:val="24"/>
-        </w:rPr>
-        <w:t xml:space="preserve">变到</w:t>
-      </w:r>
-      <w:r>
-        <w:rPr>
-          <w:rFonts w:ascii="Times New Roman" w:hAnsi="Times New Roman" w:eastAsia="SimSun"/>
-          <w:b w:val="0"/>
-          <w:color w:val="000000"/>
-          <w:sz w:val="24"/>
-        </w:rPr>
-        <w:t xml:space="preserve"> </w:t>
-      </w:r>
-      <w:r>
-        <w:rPr>
-          <w:rFonts w:hint="eastAsia" w:ascii="Times New Roman" w:hAnsi="Times New Roman" w:eastAsia="SimSun"/>
-          <w:b w:val="0"/>
-          <w:color w:val="000000"/>
-          <w:sz w:val="24"/>
-        </w:rPr>
-        <w:t xml:space="preserve">-0.18，更靠近虚轴，衰减变慢、稳定裕度变差；虚部从</w:t>
-      </w:r>
-      <w:r>
-        <w:rPr>
-          <w:rFonts w:ascii="Times New Roman" w:hAnsi="Times New Roman" w:eastAsia="SimSun"/>
-          <w:b w:val="0"/>
-          <w:color w:val="000000"/>
-          <w:sz w:val="24"/>
-        </w:rPr>
-        <w:t xml:space="preserve"> 0.78 </w:t>
-      </w:r>
-      <w:r>
-        <w:rPr>
-          <w:rFonts w:hint="eastAsia" w:ascii="Times New Roman" w:hAnsi="Times New Roman" w:eastAsia="SimSun"/>
-          <w:b w:val="0"/>
-          <w:color w:val="000000"/>
-          <w:sz w:val="24"/>
-        </w:rPr>
-        <w:t xml:space="preserve">增到</w:t>
-      </w:r>
-      <w:r>
-        <w:rPr>
-          <w:rFonts w:ascii="Times New Roman" w:hAnsi="Times New Roman" w:eastAsia="SimSun"/>
-          <w:b w:val="0"/>
-          <w:color w:val="000000"/>
-          <w:sz w:val="24"/>
-        </w:rPr>
-        <w:t xml:space="preserve"> </w:t>
-      </w:r>
-      <w:r>
-        <w:rPr>
-          <w:rFonts w:hint="eastAsia" w:ascii="Times New Roman" w:hAnsi="Times New Roman" w:eastAsia="SimSun"/>
-          <w:b w:val="0"/>
-          <w:color w:val="000000"/>
-          <w:sz w:val="24"/>
-        </w:rPr>
-        <w:t xml:space="preserve">1.92，振荡更明显，超调趋势增大。（4分）</w:t>
+        <w:t xml:space="preserve">增益增大时，靠近原点的实根先沿实轴向左移动，并与来自</w:t>
+      </w:r>
+      <w:r>
+        <w:rPr>
+          <w:rFonts w:ascii="Times New Roman" w:hAnsi="Times New Roman" w:eastAsia="SimSun"/>
+          <w:b w:val="0"/>
+          <w:color w:val="000000"/>
+          <w:sz w:val="24"/>
+        </w:rPr>
+        <w:t xml:space="preserve"> </w:t>
+      </w:r>
+      <m:oMath>
+        <m:r>
+          <m:t>s</m:t>
+        </m:r>
+        <m:r>
+          <m:rPr>
+            <m:sty m:val="p"/>
+          </m:rPr>
+          <m:t>=</m:t>
+        </m:r>
+        <m:r>
+          <m:rPr>
+            <m:sty m:val="p"/>
+          </m:rPr>
+          <m:t>−</m:t>
+        </m:r>
+        <m:r>
+          <m:t>2</m:t>
+        </m:r>
+      </m:oMath>
+      <w:r>
+        <w:rPr>
+          <w:rFonts w:ascii="Times New Roman" w:hAnsi="Times New Roman" w:eastAsia="SimSun"/>
+          <w:b w:val="0"/>
+          <w:color w:val="000000"/>
+          <w:sz w:val="24"/>
+        </w:rPr>
+        <w:t xml:space="preserve"> </w:t>
+      </w:r>
+      <w:r>
+        <w:rPr>
+          <w:rFonts w:hint="eastAsia" w:ascii="Times New Roman" w:hAnsi="Times New Roman" w:eastAsia="SimSun"/>
+          <w:b w:val="0"/>
+          <w:color w:val="000000"/>
+          <w:sz w:val="24"/>
+        </w:rPr>
+        <w:t xml:space="preserve">的分支在分离点附近形成共轭复根。主导极点由</w:t>
+      </w:r>
+      <w:r>
+        <w:rPr>
+          <w:rFonts w:ascii="Times New Roman" w:hAnsi="Times New Roman" w:eastAsia="SimSun"/>
+          <w:b w:val="0"/>
+          <w:color w:val="000000"/>
+          <w:sz w:val="24"/>
+        </w:rPr>
+        <w:t xml:space="preserve"> </w:t>
+      </w:r>
+      <m:oMath>
+        <m:sSub>
+          <m:e>
+            <m:r>
+              <m:t>K</m:t>
+            </m:r>
+          </m:e>
+          <m:sub>
+            <m:r>
+              <m:t>r</m:t>
+            </m:r>
+          </m:sub>
+        </m:sSub>
+        <m:r>
+          <m:rPr>
+            <m:sty m:val="p"/>
+          </m:rPr>
+          <m:t>=</m:t>
+        </m:r>
+        <m:r>
+          <m:t>2</m:t>
+        </m:r>
+      </m:oMath>
+      <w:r>
+        <w:rPr>
+          <w:rFonts w:ascii="Times New Roman" w:hAnsi="Times New Roman" w:eastAsia="SimSun"/>
+          <w:b w:val="0"/>
+          <w:color w:val="000000"/>
+          <w:sz w:val="24"/>
+        </w:rPr>
+        <w:t xml:space="preserve"> </w:t>
+      </w:r>
+      <w:r>
+        <w:rPr>
+          <w:rFonts w:hint="eastAsia" w:ascii="Times New Roman" w:hAnsi="Times New Roman" w:eastAsia="SimSun"/>
+          <w:b w:val="0"/>
+          <w:color w:val="000000"/>
+          <w:sz w:val="24"/>
+        </w:rPr>
+        <w:t xml:space="preserve">时的实根</w:t>
+      </w:r>
+      <w:r>
+        <w:rPr>
+          <w:rFonts w:ascii="Times New Roman" w:hAnsi="Times New Roman" w:eastAsia="SimSun"/>
+          <w:b w:val="0"/>
+          <w:color w:val="000000"/>
+          <w:sz w:val="24"/>
+        </w:rPr>
+        <w:t xml:space="preserve"> </w:t>
+      </w:r>
+      <m:oMath>
+        <m:r>
+          <m:t>s</m:t>
+        </m:r>
+        <m:r>
+          <m:rPr>
+            <m:sty m:val="p"/>
+          </m:rPr>
+          <m:t>≈</m:t>
+        </m:r>
+        <m:r>
+          <m:rPr>
+            <m:sty m:val="p"/>
+          </m:rPr>
+          <m:t>−</m:t>
+        </m:r>
+        <m:r>
+          <m:t>0.190</m:t>
+        </m:r>
+      </m:oMath>
+      <w:r>
+        <w:rPr>
+          <w:rFonts w:ascii="Times New Roman" w:hAnsi="Times New Roman" w:eastAsia="SimSun"/>
+          <w:b w:val="0"/>
+          <w:color w:val="000000"/>
+          <w:sz w:val="24"/>
+        </w:rPr>
+        <w:t xml:space="preserve"> </w:t>
+      </w:r>
+      <w:r>
+        <w:rPr>
+          <w:rFonts w:hint="eastAsia" w:ascii="Times New Roman" w:hAnsi="Times New Roman" w:eastAsia="SimSun"/>
+          <w:b w:val="0"/>
+          <w:color w:val="000000"/>
+          <w:sz w:val="24"/>
+        </w:rPr>
+        <w:t xml:space="preserve">变为</w:t>
+      </w:r>
+      <w:r>
+        <w:rPr>
+          <w:rFonts w:ascii="Times New Roman" w:hAnsi="Times New Roman" w:eastAsia="SimSun"/>
+          <w:b w:val="0"/>
+          <w:color w:val="000000"/>
+          <w:sz w:val="24"/>
+        </w:rPr>
+        <w:t xml:space="preserve"> </w:t>
+      </w:r>
+      <m:oMath>
+        <m:sSub>
+          <m:e>
+            <m:r>
+              <m:t>K</m:t>
+            </m:r>
+          </m:e>
+          <m:sub>
+            <m:r>
+              <m:t>r</m:t>
+            </m:r>
+          </m:sub>
+        </m:sSub>
+        <m:r>
+          <m:rPr>
+            <m:sty m:val="p"/>
+          </m:rPr>
+          <m:t>=</m:t>
+        </m:r>
+        <m:r>
+          <m:t>6</m:t>
+        </m:r>
+      </m:oMath>
+      <w:r>
+        <w:rPr>
+          <w:rFonts w:ascii="Times New Roman" w:hAnsi="Times New Roman" w:eastAsia="SimSun"/>
+          <w:b w:val="0"/>
+          <w:color w:val="000000"/>
+          <w:sz w:val="24"/>
+        </w:rPr>
+        <w:t xml:space="preserve"> </w:t>
+      </w:r>
+      <w:r>
+        <w:rPr>
+          <w:rFonts w:hint="eastAsia" w:ascii="Times New Roman" w:hAnsi="Times New Roman" w:eastAsia="SimSun"/>
+          <w:b w:val="0"/>
+          <w:color w:val="000000"/>
+          <w:sz w:val="24"/>
+        </w:rPr>
+        <w:t xml:space="preserve">时的共轭复根</w:t>
+      </w:r>
+      <w:r>
+        <w:rPr>
+          <w:rFonts w:ascii="Times New Roman" w:hAnsi="Times New Roman" w:eastAsia="SimSun"/>
+          <w:b w:val="0"/>
+          <w:color w:val="000000"/>
+          <w:sz w:val="24"/>
+        </w:rPr>
+        <w:t xml:space="preserve"> </w:t>
+      </w:r>
+      <m:oMath>
+        <m:r>
+          <m:rPr>
+            <m:sty m:val="p"/>
+          </m:rPr>
+          <m:t>−</m:t>
+        </m:r>
+        <m:r>
+          <m:t>0.886</m:t>
+        </m:r>
+        <m:r>
+          <m:rPr>
+            <m:sty m:val="p"/>
+          </m:rPr>
+          <m:t>±</m:t>
+        </m:r>
+        <m:r>
+          <m:t>j</m:t>
+        </m:r>
+        <m:r>
+          <m:t>0.422</m:t>
+        </m:r>
+      </m:oMath>
+      <w:r>
+        <w:rPr>
+          <w:rFonts w:hint="eastAsia" w:ascii="Times New Roman" w:hAnsi="Times New Roman" w:eastAsia="SimSun"/>
+          <w:b w:val="0"/>
+          <w:color w:val="000000"/>
+          <w:sz w:val="24"/>
+        </w:rPr>
+        <w:t xml:space="preserve">，说明主要衰减速度提高，但响应开始出现振荡成分，超调趋势增强。（4分）</w:t>
       </w:r>
     </w:p>
-    <w:bookmarkEnd w:id="21"/>
-    <w:bookmarkStart w:id="22" w:name="分步评分标准-4"/>
+    <w:bookmarkEnd w:id="27"/>
+    <w:bookmarkStart w:id="28" w:name="分步评分标准-4"/>
     <w:p>
       <w:pPr>
         <w:pStyle w:val="Heading3"/>
@@ -5228,9 +8564,9 @@
         <w:t xml:space="preserve">分。</w:t>
       </w:r>
     </w:p>
-    <w:bookmarkEnd w:id="22"/>
-    <w:bookmarkEnd w:id="23"/>
-    <w:bookmarkStart w:id="26" w:name="六计算题10分"/>
+    <w:bookmarkEnd w:id="28"/>
+    <w:bookmarkEnd w:id="29"/>
+    <w:bookmarkStart w:id="32" w:name="六计算题每题10分共10分"/>
     <w:p>
       <w:pPr>
         <w:pStyle w:val="Heading2"/>
@@ -5244,7 +8580,7 @@
           <w:color w:val="000000"/>
           <w:sz w:val="28"/>
         </w:rPr>
-        <w:t xml:space="preserve">六、计算题（10分）</w:t>
+        <w:t xml:space="preserve">六、计算题（每题10分，共10分）</w:t>
       </w:r>
     </w:p>
     <w:p>
@@ -5265,7 +8601,348 @@
         <w:t xml:space="preserve">题目：型别、误差系数与稳态误差</w:t>
       </w:r>
     </w:p>
-    <w:bookmarkStart w:id="24" w:name="参考答案-5"/>
+    <w:p>
+      <w:pPr>
+        <w:pStyle w:val="BodyText"/>
+        <w:spacing w:line="240" w:lineRule="auto" w:before="0" w:after="80"/>
+        <w:ind w:firstLine="480"/>
+      </w:pPr>
+      <w:r>
+        <w:rPr>
+          <w:rFonts w:hint="eastAsia" w:ascii="Times New Roman" w:hAnsi="Times New Roman" w:eastAsia="SimSun"/>
+          <w:b w:val="0"/>
+          <w:color w:val="000000"/>
+          <w:sz w:val="24"/>
+        </w:rPr>
+        <w:t xml:space="preserve">已知某单位负反馈系统的开环传递函数为</w:t>
+      </w:r>
+    </w:p>
+    <w:p>
+      <w:pPr>
+        <w:pStyle w:val="BodyText"/>
+        <w:spacing w:line="240" w:lineRule="auto" w:before="0" w:after="80"/>
+        <w:ind w:firstLine="0"/>
+      </w:pPr>
+      <m:oMathPara>
+        <m:oMathParaPr>
+          <m:jc m:val="center"/>
+        </m:oMathParaPr>
+        <m:oMath>
+          <m:sSub>
+            <m:e>
+              <m:r>
+                <m:t>G</m:t>
+              </m:r>
+            </m:e>
+            <m:sub>
+              <m:r>
+                <m:t>0</m:t>
+              </m:r>
+            </m:sub>
+          </m:sSub>
+          <m:r>
+            <m:rPr>
+              <m:sty m:val="p"/>
+            </m:rPr>
+            <m:t>(</m:t>
+          </m:r>
+          <m:r>
+            <m:t>s</m:t>
+          </m:r>
+          <m:r>
+            <m:rPr>
+              <m:sty m:val="p"/>
+            </m:rPr>
+            <m:t>)</m:t>
+          </m:r>
+          <m:r>
+            <m:rPr>
+              <m:sty m:val="p"/>
+            </m:rPr>
+            <m:t>=</m:t>
+          </m:r>
+          <m:f>
+            <m:fPr>
+              <m:type m:val="bar"/>
+            </m:fPr>
+            <m:num>
+              <m:r>
+                <m:t>12</m:t>
+              </m:r>
+              <m:r>
+                <m:rPr>
+                  <m:sty m:val="p"/>
+                </m:rPr>
+                <m:t>(</m:t>
+              </m:r>
+              <m:r>
+                <m:t>s</m:t>
+              </m:r>
+              <m:r>
+                <m:rPr>
+                  <m:sty m:val="p"/>
+                </m:rPr>
+                <m:t>+</m:t>
+              </m:r>
+              <m:r>
+                <m:t>2</m:t>
+              </m:r>
+              <m:r>
+                <m:rPr>
+                  <m:sty m:val="p"/>
+                </m:rPr>
+                <m:t>)</m:t>
+              </m:r>
+            </m:num>
+            <m:den>
+              <m:r>
+                <m:t>s</m:t>
+              </m:r>
+              <m:r>
+                <m:rPr>
+                  <m:sty m:val="p"/>
+                </m:rPr>
+                <m:t>(</m:t>
+              </m:r>
+              <m:r>
+                <m:t>s</m:t>
+              </m:r>
+              <m:r>
+                <m:rPr>
+                  <m:sty m:val="p"/>
+                </m:rPr>
+                <m:t>+</m:t>
+              </m:r>
+              <m:r>
+                <m:t>3</m:t>
+              </m:r>
+              <m:r>
+                <m:rPr>
+                  <m:sty m:val="p"/>
+                </m:rPr>
+                <m:t>)</m:t>
+              </m:r>
+              <m:r>
+                <m:rPr>
+                  <m:sty m:val="p"/>
+                </m:rPr>
+                <m:t>(</m:t>
+              </m:r>
+              <m:r>
+                <m:t>s</m:t>
+              </m:r>
+              <m:r>
+                <m:rPr>
+                  <m:sty m:val="p"/>
+                </m:rPr>
+                <m:t>+</m:t>
+              </m:r>
+              <m:r>
+                <m:t>4</m:t>
+              </m:r>
+              <m:r>
+                <m:rPr>
+                  <m:sty m:val="p"/>
+                </m:rPr>
+                <m:t>)</m:t>
+              </m:r>
+            </m:den>
+          </m:f>
+          <m:r>
+            <m:rPr>
+              <m:sty m:val="p"/>
+            </m:rPr>
+            <m:t>.</m:t>
+          </m:r>
+        </m:oMath>
+      </m:oMathPara>
+    </w:p>
+    <w:p>
+      <w:pPr>
+        <w:pStyle w:val="FirstParagraph"/>
+        <w:spacing w:line="240" w:lineRule="auto" w:before="0" w:after="80"/>
+        <w:ind w:firstLine="480"/>
+      </w:pPr>
+      <w:r>
+        <w:rPr>
+          <w:rFonts w:hint="eastAsia" w:ascii="Times New Roman" w:hAnsi="Times New Roman" w:eastAsia="SimSun"/>
+          <w:b w:val="0"/>
+          <w:color w:val="000000"/>
+          <w:sz w:val="24"/>
+        </w:rPr>
+        <w:t xml:space="preserve">请回答：</w:t>
+      </w:r>
+    </w:p>
+    <w:p>
+      <w:pPr>
+        <w:pStyle w:val="BodyText"/>
+        <w:spacing w:line="240" w:lineRule="auto" w:before="0" w:after="80"/>
+        <w:ind w:firstLine="480"/>
+      </w:pPr>
+      <w:r>
+        <w:rPr>
+          <w:rFonts w:hint="eastAsia" w:ascii="Times New Roman" w:hAnsi="Times New Roman" w:eastAsia="SimSun"/>
+          <w:b w:val="0"/>
+          <w:color w:val="000000"/>
+          <w:sz w:val="24"/>
+        </w:rPr>
+        <w:t xml:space="preserve">（1）判断该系统的型别。</w:t>
+      </w:r>
+    </w:p>
+    <w:p>
+      <w:pPr>
+        <w:pStyle w:val="BodyText"/>
+        <w:spacing w:line="240" w:lineRule="auto" w:before="0" w:after="80"/>
+        <w:ind w:firstLine="480"/>
+      </w:pPr>
+      <w:r>
+        <w:rPr>
+          <w:rFonts w:hint="eastAsia" w:ascii="Times New Roman" w:hAnsi="Times New Roman" w:eastAsia="SimSun"/>
+          <w:b w:val="0"/>
+          <w:color w:val="000000"/>
+          <w:sz w:val="24"/>
+        </w:rPr>
+        <w:t xml:space="preserve">（2）计算位置误差系数</w:t>
+      </w:r>
+      <w:r>
+        <w:rPr>
+          <w:rFonts w:ascii="Times New Roman" w:hAnsi="Times New Roman" w:eastAsia="SimSun"/>
+          <w:b w:val="0"/>
+          <w:color w:val="000000"/>
+          <w:sz w:val="24"/>
+        </w:rPr>
+        <w:t xml:space="preserve"> </w:t>
+      </w:r>
+      <m:oMath>
+        <m:sSub>
+          <m:e>
+            <m:r>
+              <m:t>K</m:t>
+            </m:r>
+          </m:e>
+          <m:sub>
+            <m:r>
+              <m:t>p</m:t>
+            </m:r>
+          </m:sub>
+        </m:sSub>
+      </m:oMath>
+      <w:r>
+        <w:rPr>
+          <w:rFonts w:hint="eastAsia" w:ascii="Times New Roman" w:hAnsi="Times New Roman" w:eastAsia="SimSun"/>
+          <w:b w:val="0"/>
+          <w:color w:val="000000"/>
+          <w:sz w:val="24"/>
+        </w:rPr>
+        <w:t xml:space="preserve">、速度误差系数</w:t>
+      </w:r>
+      <w:r>
+        <w:rPr>
+          <w:rFonts w:ascii="Times New Roman" w:hAnsi="Times New Roman" w:eastAsia="SimSun"/>
+          <w:b w:val="0"/>
+          <w:color w:val="000000"/>
+          <w:sz w:val="24"/>
+        </w:rPr>
+        <w:t xml:space="preserve"> </w:t>
+      </w:r>
+      <m:oMath>
+        <m:sSub>
+          <m:e>
+            <m:r>
+              <m:t>K</m:t>
+            </m:r>
+          </m:e>
+          <m:sub>
+            <m:r>
+              <m:t>v</m:t>
+            </m:r>
+          </m:sub>
+        </m:sSub>
+      </m:oMath>
+      <w:r>
+        <w:rPr>
+          <w:rFonts w:ascii="Times New Roman" w:hAnsi="Times New Roman" w:eastAsia="SimSun"/>
+          <w:b w:val="0"/>
+          <w:color w:val="000000"/>
+          <w:sz w:val="24"/>
+        </w:rPr>
+        <w:t xml:space="preserve"> </w:t>
+      </w:r>
+      <w:r>
+        <w:rPr>
+          <w:rFonts w:hint="eastAsia" w:ascii="Times New Roman" w:hAnsi="Times New Roman" w:eastAsia="SimSun"/>
+          <w:b w:val="0"/>
+          <w:color w:val="000000"/>
+          <w:sz w:val="24"/>
+        </w:rPr>
+        <w:t xml:space="preserve">与加速度误差系数</w:t>
+      </w:r>
+      <w:r>
+        <w:rPr>
+          <w:rFonts w:ascii="Times New Roman" w:hAnsi="Times New Roman" w:eastAsia="SimSun"/>
+          <w:b w:val="0"/>
+          <w:color w:val="000000"/>
+          <w:sz w:val="24"/>
+        </w:rPr>
+        <w:t xml:space="preserve"> </w:t>
+      </w:r>
+      <m:oMath>
+        <m:sSub>
+          <m:e>
+            <m:r>
+              <m:t>K</m:t>
+            </m:r>
+          </m:e>
+          <m:sub>
+            <m:r>
+              <m:t>a</m:t>
+            </m:r>
+          </m:sub>
+        </m:sSub>
+      </m:oMath>
+      <w:r>
+        <w:rPr>
+          <w:rFonts w:ascii="Times New Roman" w:hAnsi="Times New Roman" w:eastAsia="SimSun"/>
+          <w:b w:val="0"/>
+          <w:color w:val="000000"/>
+          <w:sz w:val="24"/>
+        </w:rPr>
+        <w:t xml:space="preserve">。</w:t>
+      </w:r>
+    </w:p>
+    <w:p>
+      <w:pPr>
+        <w:pStyle w:val="BodyText"/>
+        <w:spacing w:line="240" w:lineRule="auto" w:before="0" w:after="80"/>
+        <w:ind w:firstLine="480"/>
+      </w:pPr>
+      <w:r>
+        <w:rPr>
+          <w:rFonts w:hint="eastAsia" w:ascii="Times New Roman" w:hAnsi="Times New Roman" w:eastAsia="SimSun"/>
+          <w:b w:val="0"/>
+          <w:color w:val="000000"/>
+          <w:sz w:val="24"/>
+        </w:rPr>
+        <w:t xml:space="preserve">（3）求单位阶跃输入、单位斜坡输入与单位抛物输入下的稳态误差。</w:t>
+      </w:r>
+    </w:p>
+    <w:p>
+      <w:pPr>
+        <w:pStyle w:val="BodyText"/>
+        <w:spacing w:line="240" w:lineRule="auto" w:before="0" w:after="80"/>
+        <w:ind w:firstLine="480"/>
+      </w:pPr>
+      <w:r>
+        <w:rPr>
+          <w:rFonts w:hint="eastAsia" w:ascii="Times New Roman" w:hAnsi="Times New Roman" w:eastAsia="SimSun"/>
+          <w:b w:val="0"/>
+          <w:color w:val="000000"/>
+          <w:sz w:val="24"/>
+        </w:rPr>
+        <w:t xml:space="preserve">（4）结合结果，用一句话概括该结构“能保证什么、不能保证什么”的稳态跟踪能力。</w:t>
+      </w:r>
+    </w:p>
+    <w:bookmarkStart w:id="30" w:name="参考答案-5"/>
     <w:p>
       <w:pPr>
         <w:pStyle w:val="Heading3"/>
@@ -6055,8 +9732,8 @@
         <w:t xml:space="preserve">该结构能对单位阶跃实现零稳态误差，对单位斜坡只能保证有限稳态误差，对单位抛物输入不能保证有界稳态跟踪误差。（1分）</w:t>
       </w:r>
     </w:p>
-    <w:bookmarkEnd w:id="24"/>
-    <w:bookmarkStart w:id="25" w:name="分步评分标准-5"/>
+    <w:bookmarkEnd w:id="30"/>
+    <w:bookmarkStart w:id="31" w:name="分步评分标准-5"/>
     <w:p>
       <w:pPr>
         <w:pStyle w:val="Heading3"/>
@@ -6165,9 +9842,9 @@
         <w:t xml:space="preserve">分。</w:t>
       </w:r>
     </w:p>
-    <w:bookmarkEnd w:id="25"/>
-    <w:bookmarkEnd w:id="26"/>
-    <w:bookmarkStart w:id="29" w:name="七计算题15分"/>
+    <w:bookmarkEnd w:id="31"/>
+    <w:bookmarkEnd w:id="32"/>
+    <w:bookmarkStart w:id="35" w:name="七计算题每题15分共15分"/>
     <w:p>
       <w:pPr>
         <w:pStyle w:val="Heading2"/>
@@ -6181,7 +9858,7 @@
           <w:color w:val="000000"/>
           <w:sz w:val="28"/>
         </w:rPr>
-        <w:t xml:space="preserve">七、计算题（15分）</w:t>
+        <w:t xml:space="preserve">七、计算题（每题15分，共15分）</w:t>
       </w:r>
     </w:p>
     <w:p>
@@ -6202,26 +9879,25 @@
         <w:t xml:space="preserve">题目：同一对象的时域-频域基础对照</w:t>
       </w:r>
     </w:p>
-    <w:bookmarkStart w:id="27" w:name="参考答案-6"/>
     <w:p>
       <w:pPr>
-        <w:pStyle w:val="Heading3"/>
+        <w:pStyle w:val="BodyText"/>
         <w:spacing w:line="240" w:lineRule="auto" w:before="0" w:after="80"/>
-        <w:ind w:firstLine="0"/>
-      </w:pPr>
-      <w:r>
-        <w:rPr>
-          <w:rFonts w:hint="eastAsia" w:ascii="Times New Roman" w:hAnsi="Times New Roman" w:eastAsia="SimHei"/>
-          <w:b w:val="0"/>
-          <w:color w:val="000000"/>
-          <w:sz w:val="24"/>
-        </w:rPr>
-        <w:t xml:space="preserve">参考答案</w:t>
+        <w:ind w:firstLine="480"/>
+      </w:pPr>
+      <w:r>
+        <w:rPr>
+          <w:rFonts w:hint="eastAsia" w:ascii="Times New Roman" w:hAnsi="Times New Roman" w:eastAsia="SimSun"/>
+          <w:b w:val="0"/>
+          <w:color w:val="000000"/>
+          <w:sz w:val="24"/>
+        </w:rPr>
+        <w:t xml:space="preserve">已知某单位负反馈实验中可抽象出一个标准二阶对象，其传递函数写为</w:t>
       </w:r>
     </w:p>
     <w:p>
       <w:pPr>
-        <w:pStyle w:val="FirstParagraph"/>
+        <w:pStyle w:val="BodyText"/>
         <w:spacing w:line="240" w:lineRule="auto" w:before="0" w:after="80"/>
         <w:ind w:firstLine="480"/>
       </w:pPr>
@@ -6295,12 +9971,74 @@
             </m:r>
           </m:den>
         </m:f>
-        <m:r>
-          <m:rPr>
-            <m:sty m:val="p"/>
-          </m:rPr>
-          <m:t>=</m:t>
-        </m:r>
+      </m:oMath>
+      <w:r>
+        <w:rPr>
+          <w:rFonts w:ascii="Times New Roman" w:hAnsi="Times New Roman" w:eastAsia="SimSun"/>
+          <w:b w:val="0"/>
+          <w:color w:val="000000"/>
+          <w:sz w:val="24"/>
+        </w:rPr>
+        <w:t xml:space="preserve">。</w:t>
+      </w:r>
+    </w:p>
+    <w:p>
+      <w:pPr>
+        <w:pStyle w:val="BodyText"/>
+        <w:spacing w:line="240" w:lineRule="auto" w:before="0" w:after="80"/>
+        <w:ind w:firstLine="480"/>
+      </w:pPr>
+      <w:r>
+        <w:rPr>
+          <w:rFonts w:hint="eastAsia" w:ascii="Times New Roman" w:hAnsi="Times New Roman" w:eastAsia="SimSun"/>
+          <w:b w:val="0"/>
+          <w:color w:val="000000"/>
+          <w:sz w:val="24"/>
+        </w:rPr>
+        <w:t xml:space="preserve">课堂观察到：当输入为单位阶跃时，该对象的输出不是单调上升，而是先出现一定超调，随后伴随衰减振荡并逐步趋于稳态。</w:t>
+      </w:r>
+    </w:p>
+    <w:p>
+      <w:pPr>
+        <w:pStyle w:val="BodyText"/>
+        <w:spacing w:line="240" w:lineRule="auto" w:before="0" w:after="80"/>
+        <w:ind w:firstLine="480"/>
+      </w:pPr>
+      <w:r>
+        <w:rPr>
+          <w:rFonts w:hint="eastAsia" w:ascii="Times New Roman" w:hAnsi="Times New Roman" w:eastAsia="SimSun"/>
+          <w:b w:val="0"/>
+          <w:color w:val="000000"/>
+          <w:sz w:val="24"/>
+        </w:rPr>
+        <w:t xml:space="preserve">请围绕这一同一对象完成下列问题：</w:t>
+      </w:r>
+    </w:p>
+    <w:p>
+      <w:pPr>
+        <w:pStyle w:val="BodyText"/>
+        <w:spacing w:line="240" w:lineRule="auto" w:before="0" w:after="80"/>
+        <w:ind w:firstLine="480"/>
+      </w:pPr>
+      <w:r>
+        <w:rPr>
+          <w:rFonts w:hint="eastAsia" w:ascii="Times New Roman" w:hAnsi="Times New Roman" w:eastAsia="SimSun"/>
+          <w:b w:val="0"/>
+          <w:color w:val="000000"/>
+          <w:sz w:val="24"/>
+        </w:rPr>
+        <w:t xml:space="preserve">（1）将该传递函数写成标准二阶形式</w:t>
+      </w:r>
+      <w:r>
+        <w:rPr>
+          <w:rFonts w:ascii="Times New Roman" w:hAnsi="Times New Roman" w:eastAsia="SimSun"/>
+          <w:b w:val="0"/>
+          <w:color w:val="000000"/>
+          <w:sz w:val="24"/>
+        </w:rPr>
+        <w:t xml:space="preserve"> </w:t>
+      </w:r>
+      <m:oMath>
         <m:f>
           <m:fPr>
             <m:type m:val="bar"/>
@@ -6397,19 +10135,19 @@
           <w:color w:val="000000"/>
           <w:sz w:val="24"/>
         </w:rPr>
-        <w:t xml:space="preserve">，故</w:t>
-      </w:r>
-      <w:r>
-        <w:rPr>
-          <w:rFonts w:ascii="Times New Roman" w:hAnsi="Times New Roman" w:eastAsia="SimSun"/>
-          <w:b w:val="0"/>
-          <w:color w:val="000000"/>
-          <w:sz w:val="24"/>
-        </w:rPr>
-        <w:t xml:space="preserve"> </w:t>
-      </w:r>
-      <m:oMath>
-        <m:sSubSup>
+        <w:t xml:space="preserve">，写出</w:t>
+      </w:r>
+      <w:r>
+        <w:rPr>
+          <w:rFonts w:ascii="Times New Roman" w:hAnsi="Times New Roman" w:eastAsia="SimSun"/>
+          <w:b w:val="0"/>
+          <w:color w:val="000000"/>
+          <w:sz w:val="24"/>
+        </w:rPr>
+        <w:t xml:space="preserve"> </w:t>
+      </w:r>
+      <m:oMath>
+        <m:sSub>
           <m:e>
             <m:r>
               <m:t>ω</m:t>
@@ -6420,68 +10158,48 @@
               <m:t>n</m:t>
             </m:r>
           </m:sub>
-          <m:sup>
-            <m:r>
-              <m:t>2</m:t>
-            </m:r>
-          </m:sup>
-        </m:sSubSup>
-        <m:r>
-          <m:rPr>
-            <m:sty m:val="p"/>
-          </m:rPr>
-          <m:t>=</m:t>
-        </m:r>
-        <m:r>
-          <m:t>25</m:t>
-        </m:r>
-      </m:oMath>
-      <w:r>
-        <w:rPr>
-          <w:rFonts w:hint="eastAsia" w:ascii="Times New Roman" w:hAnsi="Times New Roman" w:eastAsia="SimSun"/>
-          <w:b w:val="0"/>
-          <w:color w:val="000000"/>
-          <w:sz w:val="24"/>
-        </w:rPr>
-        <w:t xml:space="preserve">，</w:t>
-      </w:r>
-      <m:oMath>
-        <m:r>
-          <m:t>2</m:t>
-        </m:r>
+        </m:sSub>
+      </m:oMath>
+      <w:r>
+        <w:rPr>
+          <w:rFonts w:ascii="Times New Roman" w:hAnsi="Times New Roman" w:eastAsia="SimSun"/>
+          <w:b w:val="0"/>
+          <w:color w:val="000000"/>
+          <w:sz w:val="24"/>
+        </w:rPr>
+        <w:t xml:space="preserve"> </w:t>
+      </w:r>
+      <w:r>
+        <w:rPr>
+          <w:rFonts w:hint="eastAsia" w:ascii="Times New Roman" w:hAnsi="Times New Roman" w:eastAsia="SimSun"/>
+          <w:b w:val="0"/>
+          <w:color w:val="000000"/>
+          <w:sz w:val="24"/>
+        </w:rPr>
+        <w:t xml:space="preserve">与</w:t>
+      </w:r>
+      <w:r>
+        <w:rPr>
+          <w:rFonts w:ascii="Times New Roman" w:hAnsi="Times New Roman" w:eastAsia="SimSun"/>
+          <w:b w:val="0"/>
+          <w:color w:val="000000"/>
+          <w:sz w:val="24"/>
+        </w:rPr>
+        <w:t xml:space="preserve"> </w:t>
+      </w:r>
+      <m:oMath>
         <m:r>
           <m:t>ζ</m:t>
         </m:r>
-        <m:sSub>
-          <m:e>
-            <m:r>
-              <m:t>ω</m:t>
-            </m:r>
-          </m:e>
-          <m:sub>
-            <m:r>
-              <m:t>n</m:t>
-            </m:r>
-          </m:sub>
-        </m:sSub>
-        <m:r>
-          <m:rPr>
-            <m:sty m:val="p"/>
-          </m:rPr>
-          <m:t>=</m:t>
-        </m:r>
-        <m:r>
-          <m:t>4</m:t>
-        </m:r>
-      </m:oMath>
-      <w:r>
-        <w:rPr>
-          <w:rFonts w:hint="eastAsia" w:ascii="Times New Roman" w:hAnsi="Times New Roman" w:eastAsia="SimSun"/>
-          <w:b w:val="0"/>
-          <w:color w:val="000000"/>
-          <w:sz w:val="24"/>
-        </w:rPr>
-        <w:t xml:space="preserve">。（3分）</w:t>
+      </m:oMath>
+      <w:r>
+        <w:rPr>
+          <w:rFonts w:hint="eastAsia" w:ascii="Times New Roman" w:hAnsi="Times New Roman" w:eastAsia="SimSun"/>
+          <w:b w:val="0"/>
+          <w:color w:val="000000"/>
+          <w:sz w:val="24"/>
+        </w:rPr>
+        <w:t xml:space="preserve">，并判断该对象的阻尼状态。</w:t>
       </w:r>
     </w:p>
     <w:p>
@@ -6497,85 +10215,118 @@
           <w:color w:val="000000"/>
           <w:sz w:val="24"/>
         </w:rPr>
-        <w:t xml:space="preserve">因此</w:t>
-      </w:r>
-      <w:r>
-        <w:rPr>
-          <w:rFonts w:ascii="Times New Roman" w:hAnsi="Times New Roman" w:eastAsia="SimSun"/>
-          <w:b w:val="0"/>
-          <w:color w:val="000000"/>
-          <w:sz w:val="24"/>
-        </w:rPr>
-        <w:t xml:space="preserve"> </w:t>
-      </w:r>
-      <m:oMath>
-        <m:sSub>
-          <m:e>
-            <m:r>
-              <m:t>ω</m:t>
-            </m:r>
-          </m:e>
-          <m:sub>
-            <m:r>
-              <m:t>n</m:t>
-            </m:r>
-          </m:sub>
-        </m:sSub>
-        <m:r>
-          <m:rPr>
-            <m:sty m:val="p"/>
-          </m:rPr>
-          <m:t>=</m:t>
-        </m:r>
-        <m:r>
-          <m:t>5</m:t>
-        </m:r>
-        <m:r>
-          <m:t> </m:t>
-        </m:r>
-        <m:r>
-          <m:rPr>
-            <m:sty m:val="p"/>
-          </m:rPr>
-          <m:t>r</m:t>
-        </m:r>
-        <m:r>
-          <m:rPr>
-            <m:sty m:val="p"/>
-          </m:rPr>
-          <m:t>a</m:t>
-        </m:r>
-        <m:r>
-          <m:rPr>
-            <m:sty m:val="p"/>
-          </m:rPr>
-          <m:t>d</m:t>
-        </m:r>
-        <m:r>
-          <m:rPr>
-            <m:sty m:val="p"/>
-          </m:rPr>
-          <m:t>/</m:t>
-        </m:r>
-        <m:r>
-          <m:rPr>
-            <m:sty m:val="p"/>
-          </m:rPr>
+        <w:t xml:space="preserve">（2）根据该对象的传递函数与上述时域表现，手工画出基础</w:t>
+      </w:r>
+      <w:r>
+        <w:rPr>
+          <w:rFonts w:ascii="Times New Roman" w:hAnsi="Times New Roman" w:eastAsia="SimSun"/>
+          <w:b w:val="0"/>
+          <w:color w:val="000000"/>
+          <w:sz w:val="24"/>
+        </w:rPr>
+        <w:t xml:space="preserve"> Bode </w:t>
+      </w:r>
+      <w:r>
+        <w:rPr>
+          <w:rFonts w:hint="eastAsia" w:ascii="Times New Roman" w:hAnsi="Times New Roman" w:eastAsia="SimSun"/>
+          <w:b w:val="0"/>
+          <w:color w:val="000000"/>
+          <w:sz w:val="24"/>
+        </w:rPr>
+        <w:t xml:space="preserve">幅频草图与相频草图。要求在图上或文字中明确标出：低频增益、大致转折区所在频率范围、高频渐近斜率、相位起止趋势，以及在自然频率附近是否存在“峰起更明显”的趋势。</w:t>
+      </w:r>
+    </w:p>
+    <w:p>
+      <w:pPr>
+        <w:pStyle w:val="BodyText"/>
+        <w:spacing w:line="240" w:lineRule="auto" w:before="0" w:after="80"/>
+        <w:ind w:firstLine="480"/>
+      </w:pPr>
+      <w:r>
+        <w:rPr>
+          <w:rFonts w:hint="eastAsia" w:ascii="Times New Roman" w:hAnsi="Times New Roman" w:eastAsia="SimSun"/>
+          <w:b w:val="0"/>
+          <w:color w:val="000000"/>
+          <w:sz w:val="24"/>
+        </w:rPr>
+        <w:t xml:space="preserve">（3）用一句到两句话说明：为什么这个对象在时域上会表现为“有超调并伴随振荡”，而在频域幅频图上又会在某一频率附近表现出较明显的抬升趋势。</w:t>
+      </w:r>
+    </w:p>
+    <w:p>
+      <w:pPr>
+        <w:pStyle w:val="BodyText"/>
+        <w:spacing w:line="240" w:lineRule="auto" w:before="0" w:after="80"/>
+        <w:ind w:firstLine="480"/>
+      </w:pPr>
+      <w:r>
+        <w:rPr>
+          <w:rFonts w:hint="eastAsia" w:ascii="Times New Roman" w:hAnsi="Times New Roman" w:eastAsia="SimSun"/>
+          <w:b w:val="0"/>
+          <w:color w:val="000000"/>
+          <w:sz w:val="24"/>
+        </w:rPr>
+        <w:t xml:space="preserve">说明：本题只要求基础对象级分析与基础</w:t>
+      </w:r>
+      <w:r>
+        <w:rPr>
+          <w:rFonts w:ascii="Times New Roman" w:hAnsi="Times New Roman" w:eastAsia="SimSun"/>
+          <w:b w:val="0"/>
+          <w:color w:val="000000"/>
+          <w:sz w:val="24"/>
+        </w:rPr>
+        <w:t xml:space="preserve"> Bode </w:t>
+      </w:r>
+      <w:r>
+        <w:rPr>
+          <w:rFonts w:hint="eastAsia" w:ascii="Times New Roman" w:hAnsi="Times New Roman" w:eastAsia="SimSun"/>
+          <w:b w:val="0"/>
+          <w:color w:val="000000"/>
+          <w:sz w:val="24"/>
+        </w:rPr>
+        <w:t xml:space="preserve">手工绘图，不要求计算相位裕度、增益裕度，不要求作稳定性判别。</w:t>
+      </w:r>
+    </w:p>
+    <w:bookmarkStart w:id="33" w:name="参考答案-6"/>
+    <w:p>
+      <w:pPr>
+        <w:pStyle w:val="Heading3"/>
+        <w:spacing w:line="240" w:lineRule="auto" w:before="0" w:after="80"/>
+        <w:ind w:firstLine="0"/>
+      </w:pPr>
+      <w:r>
+        <w:rPr>
+          <w:rFonts w:hint="eastAsia" w:ascii="Times New Roman" w:hAnsi="Times New Roman" w:eastAsia="SimHei"/>
+          <w:b w:val="0"/>
+          <w:color w:val="000000"/>
+          <w:sz w:val="24"/>
+        </w:rPr>
+        <w:t xml:space="preserve">参考答案</w:t>
+      </w:r>
+    </w:p>
+    <w:p>
+      <w:pPr>
+        <w:pStyle w:val="FirstParagraph"/>
+        <w:spacing w:line="240" w:lineRule="auto" w:before="0" w:after="80"/>
+        <w:ind w:firstLine="480"/>
+      </w:pPr>
+      <m:oMath>
+        <m:r>
+          <m:t>G</m:t>
+        </m:r>
+        <m:r>
+          <m:rPr>
+            <m:sty m:val="p"/>
+          </m:rPr>
+          <m:t>(</m:t>
+        </m:r>
+        <m:r>
           <m:t>s</m:t>
         </m:r>
-      </m:oMath>
-      <w:r>
-        <w:rPr>
-          <w:rFonts w:hint="eastAsia" w:ascii="Times New Roman" w:hAnsi="Times New Roman" w:eastAsia="SimSun"/>
-          <w:b w:val="0"/>
-          <w:color w:val="000000"/>
-          <w:sz w:val="24"/>
-        </w:rPr>
-        <w:t xml:space="preserve">，</w:t>
-      </w:r>
-      <m:oMath>
-        <m:r>
-          <m:t>ζ</m:t>
+        <m:r>
+          <m:rPr>
+            <m:sty m:val="p"/>
+          </m:rPr>
+          <m:t>)</m:t>
         </m:r>
         <m:r>
           <m:rPr>
@@ -6589,6 +10340,339 @@
           </m:fPr>
           <m:num>
             <m:r>
+              <m:t>25</m:t>
+            </m:r>
+          </m:num>
+          <m:den>
+            <m:sSup>
+              <m:e>
+                <m:r>
+                  <m:t>s</m:t>
+                </m:r>
+              </m:e>
+              <m:sup>
+                <m:r>
+                  <m:t>2</m:t>
+                </m:r>
+              </m:sup>
+            </m:sSup>
+            <m:r>
+              <m:rPr>
+                <m:sty m:val="p"/>
+              </m:rPr>
+              <m:t>+</m:t>
+            </m:r>
+            <m:r>
+              <m:t>4</m:t>
+            </m:r>
+            <m:r>
+              <m:t>s</m:t>
+            </m:r>
+            <m:r>
+              <m:rPr>
+                <m:sty m:val="p"/>
+              </m:rPr>
+              <m:t>+</m:t>
+            </m:r>
+            <m:r>
+              <m:t>25</m:t>
+            </m:r>
+          </m:den>
+        </m:f>
+        <m:r>
+          <m:rPr>
+            <m:sty m:val="p"/>
+          </m:rPr>
+          <m:t>=</m:t>
+        </m:r>
+        <m:f>
+          <m:fPr>
+            <m:type m:val="bar"/>
+          </m:fPr>
+          <m:num>
+            <m:sSubSup>
+              <m:e>
+                <m:r>
+                  <m:t>ω</m:t>
+                </m:r>
+              </m:e>
+              <m:sub>
+                <m:r>
+                  <m:t>n</m:t>
+                </m:r>
+              </m:sub>
+              <m:sup>
+                <m:r>
+                  <m:t>2</m:t>
+                </m:r>
+              </m:sup>
+            </m:sSubSup>
+          </m:num>
+          <m:den>
+            <m:sSup>
+              <m:e>
+                <m:r>
+                  <m:t>s</m:t>
+                </m:r>
+              </m:e>
+              <m:sup>
+                <m:r>
+                  <m:t>2</m:t>
+                </m:r>
+              </m:sup>
+            </m:sSup>
+            <m:r>
+              <m:rPr>
+                <m:sty m:val="p"/>
+              </m:rPr>
+              <m:t>+</m:t>
+            </m:r>
+            <m:r>
+              <m:t>2</m:t>
+            </m:r>
+            <m:r>
+              <m:t>ζ</m:t>
+            </m:r>
+            <m:sSub>
+              <m:e>
+                <m:r>
+                  <m:t>ω</m:t>
+                </m:r>
+              </m:e>
+              <m:sub>
+                <m:r>
+                  <m:t>n</m:t>
+                </m:r>
+              </m:sub>
+            </m:sSub>
+            <m:r>
+              <m:t>s</m:t>
+            </m:r>
+            <m:r>
+              <m:rPr>
+                <m:sty m:val="p"/>
+              </m:rPr>
+              <m:t>+</m:t>
+            </m:r>
+            <m:sSubSup>
+              <m:e>
+                <m:r>
+                  <m:t>ω</m:t>
+                </m:r>
+              </m:e>
+              <m:sub>
+                <m:r>
+                  <m:t>n</m:t>
+                </m:r>
+              </m:sub>
+              <m:sup>
+                <m:r>
+                  <m:t>2</m:t>
+                </m:r>
+              </m:sup>
+            </m:sSubSup>
+          </m:den>
+        </m:f>
+      </m:oMath>
+      <w:r>
+        <w:rPr>
+          <w:rFonts w:hint="eastAsia" w:ascii="Times New Roman" w:hAnsi="Times New Roman" w:eastAsia="SimSun"/>
+          <w:b w:val="0"/>
+          <w:color w:val="000000"/>
+          <w:sz w:val="24"/>
+        </w:rPr>
+        <w:t xml:space="preserve">，故</w:t>
+      </w:r>
+      <w:r>
+        <w:rPr>
+          <w:rFonts w:ascii="Times New Roman" w:hAnsi="Times New Roman" w:eastAsia="SimSun"/>
+          <w:b w:val="0"/>
+          <w:color w:val="000000"/>
+          <w:sz w:val="24"/>
+        </w:rPr>
+        <w:t xml:space="preserve"> </w:t>
+      </w:r>
+      <m:oMath>
+        <m:sSubSup>
+          <m:e>
+            <m:r>
+              <m:t>ω</m:t>
+            </m:r>
+          </m:e>
+          <m:sub>
+            <m:r>
+              <m:t>n</m:t>
+            </m:r>
+          </m:sub>
+          <m:sup>
+            <m:r>
+              <m:t>2</m:t>
+            </m:r>
+          </m:sup>
+        </m:sSubSup>
+        <m:r>
+          <m:rPr>
+            <m:sty m:val="p"/>
+          </m:rPr>
+          <m:t>=</m:t>
+        </m:r>
+        <m:r>
+          <m:t>25</m:t>
+        </m:r>
+      </m:oMath>
+      <w:r>
+        <w:rPr>
+          <w:rFonts w:hint="eastAsia" w:ascii="Times New Roman" w:hAnsi="Times New Roman" w:eastAsia="SimSun"/>
+          <w:b w:val="0"/>
+          <w:color w:val="000000"/>
+          <w:sz w:val="24"/>
+        </w:rPr>
+        <w:t xml:space="preserve">，</w:t>
+      </w:r>
+      <m:oMath>
+        <m:r>
+          <m:t>2</m:t>
+        </m:r>
+        <m:r>
+          <m:t>ζ</m:t>
+        </m:r>
+        <m:sSub>
+          <m:e>
+            <m:r>
+              <m:t>ω</m:t>
+            </m:r>
+          </m:e>
+          <m:sub>
+            <m:r>
+              <m:t>n</m:t>
+            </m:r>
+          </m:sub>
+        </m:sSub>
+        <m:r>
+          <m:rPr>
+            <m:sty m:val="p"/>
+          </m:rPr>
+          <m:t>=</m:t>
+        </m:r>
+        <m:r>
+          <m:t>4</m:t>
+        </m:r>
+      </m:oMath>
+      <w:r>
+        <w:rPr>
+          <w:rFonts w:hint="eastAsia" w:ascii="Times New Roman" w:hAnsi="Times New Roman" w:eastAsia="SimSun"/>
+          <w:b w:val="0"/>
+          <w:color w:val="000000"/>
+          <w:sz w:val="24"/>
+        </w:rPr>
+        <w:t xml:space="preserve">。（3分）</w:t>
+      </w:r>
+    </w:p>
+    <w:p>
+      <w:pPr>
+        <w:pStyle w:val="BodyText"/>
+        <w:spacing w:line="240" w:lineRule="auto" w:before="0" w:after="80"/>
+        <w:ind w:firstLine="480"/>
+      </w:pPr>
+      <w:r>
+        <w:rPr>
+          <w:rFonts w:hint="eastAsia" w:ascii="Times New Roman" w:hAnsi="Times New Roman" w:eastAsia="SimSun"/>
+          <w:b w:val="0"/>
+          <w:color w:val="000000"/>
+          <w:sz w:val="24"/>
+        </w:rPr>
+        <w:t xml:space="preserve">因此</w:t>
+      </w:r>
+      <w:r>
+        <w:rPr>
+          <w:rFonts w:ascii="Times New Roman" w:hAnsi="Times New Roman" w:eastAsia="SimSun"/>
+          <w:b w:val="0"/>
+          <w:color w:val="000000"/>
+          <w:sz w:val="24"/>
+        </w:rPr>
+        <w:t xml:space="preserve"> </w:t>
+      </w:r>
+      <m:oMath>
+        <m:sSub>
+          <m:e>
+            <m:r>
+              <m:t>ω</m:t>
+            </m:r>
+          </m:e>
+          <m:sub>
+            <m:r>
+              <m:t>n</m:t>
+            </m:r>
+          </m:sub>
+        </m:sSub>
+        <m:r>
+          <m:rPr>
+            <m:sty m:val="p"/>
+          </m:rPr>
+          <m:t>=</m:t>
+        </m:r>
+        <m:r>
+          <m:t>5</m:t>
+        </m:r>
+        <m:r>
+          <m:t> </m:t>
+        </m:r>
+        <m:r>
+          <m:rPr>
+            <m:sty m:val="p"/>
+          </m:rPr>
+          <m:t>r</m:t>
+        </m:r>
+        <m:r>
+          <m:rPr>
+            <m:sty m:val="p"/>
+          </m:rPr>
+          <m:t>a</m:t>
+        </m:r>
+        <m:r>
+          <m:rPr>
+            <m:sty m:val="p"/>
+          </m:rPr>
+          <m:t>d</m:t>
+        </m:r>
+        <m:r>
+          <m:rPr>
+            <m:sty m:val="p"/>
+          </m:rPr>
+          <m:t>/</m:t>
+        </m:r>
+        <m:r>
+          <m:rPr>
+            <m:sty m:val="p"/>
+          </m:rPr>
+          <m:t>s</m:t>
+        </m:r>
+      </m:oMath>
+      <w:r>
+        <w:rPr>
+          <w:rFonts w:hint="eastAsia" w:ascii="Times New Roman" w:hAnsi="Times New Roman" w:eastAsia="SimSun"/>
+          <w:b w:val="0"/>
+          <w:color w:val="000000"/>
+          <w:sz w:val="24"/>
+        </w:rPr>
+        <w:t xml:space="preserve">，</w:t>
+      </w:r>
+      <m:oMath>
+        <m:r>
+          <m:t>ζ</m:t>
+        </m:r>
+        <m:r>
+          <m:rPr>
+            <m:sty m:val="p"/>
+          </m:rPr>
+          <m:t>=</m:t>
+        </m:r>
+        <m:f>
+          <m:fPr>
+            <m:type m:val="bar"/>
+          </m:fPr>
+          <m:num>
+            <m:r>
               <m:t>4</m:t>
             </m:r>
           </m:num>
@@ -7307,8 +11391,8 @@
         <w:t xml:space="preserve">时域超调与衰减振荡说明对象欠阻尼；同一欠阻尼对象对接近自然频率的正弦输入更敏感，因此频域幅频曲线在自然频率附近会出现较明显抬升趋势。（2分）</w:t>
       </w:r>
     </w:p>
-    <w:bookmarkEnd w:id="27"/>
-    <w:bookmarkStart w:id="28" w:name="分步评分标准-6"/>
+    <w:bookmarkEnd w:id="33"/>
+    <w:bookmarkStart w:id="34" w:name="分步评分标准-6"/>
     <w:p>
       <w:pPr>
         <w:pStyle w:val="Heading3"/>
@@ -7417,9 +11501,9 @@
         <w:t xml:space="preserve">分。</w:t>
       </w:r>
     </w:p>
-    <w:bookmarkEnd w:id="28"/>
-    <w:bookmarkEnd w:id="29"/>
-    <w:bookmarkStart w:id="32" w:name="八计算题15分"/>
+    <w:bookmarkEnd w:id="34"/>
+    <w:bookmarkEnd w:id="35"/>
+    <w:bookmarkStart w:id="38" w:name="八计算题每题15分共15分"/>
     <w:p>
       <w:pPr>
         <w:pStyle w:val="Heading2"/>
@@ -7433,7 +11517,7 @@
           <w:color w:val="000000"/>
           <w:sz w:val="28"/>
         </w:rPr>
-        <w:t xml:space="preserve">八、计算题（15分）</w:t>
+        <w:t xml:space="preserve">八、计算题（每题15分，共15分）</w:t>
       </w:r>
     </w:p>
     <w:p>
@@ -7454,7 +11538,875 @@
         <w:t xml:space="preserve">题目：滞后校正整定</w:t>
       </w:r>
     </w:p>
-    <w:bookmarkStart w:id="30" w:name="参考答案-7"/>
+    <w:p>
+      <w:pPr>
+        <w:pStyle w:val="BodyText"/>
+        <w:spacing w:line="240" w:lineRule="auto" w:before="0" w:after="80"/>
+        <w:ind w:firstLine="480"/>
+      </w:pPr>
+      <w:r>
+        <w:rPr>
+          <w:rFonts w:hint="eastAsia" w:ascii="Times New Roman" w:hAnsi="Times New Roman" w:eastAsia="SimSun"/>
+          <w:b w:val="0"/>
+          <w:color w:val="000000"/>
+          <w:sz w:val="24"/>
+        </w:rPr>
+        <w:t xml:space="preserve">某单位负反馈控制系统的未校正开环传递函数为</w:t>
+      </w:r>
+    </w:p>
+    <w:p>
+      <w:pPr>
+        <w:pStyle w:val="BodyText"/>
+        <w:spacing w:line="240" w:lineRule="auto" w:before="0" w:after="80"/>
+        <w:ind w:firstLine="0"/>
+      </w:pPr>
+      <m:oMathPara>
+        <m:oMathParaPr>
+          <m:jc m:val="center"/>
+        </m:oMathParaPr>
+        <m:oMath>
+          <m:sSub>
+            <m:e>
+              <m:r>
+                <m:t>L</m:t>
+              </m:r>
+            </m:e>
+            <m:sub>
+              <m:r>
+                <m:t>0</m:t>
+              </m:r>
+            </m:sub>
+          </m:sSub>
+          <m:r>
+            <m:rPr>
+              <m:sty m:val="p"/>
+            </m:rPr>
+            <m:t>(</m:t>
+          </m:r>
+          <m:r>
+            <m:t>s</m:t>
+          </m:r>
+          <m:r>
+            <m:rPr>
+              <m:sty m:val="p"/>
+            </m:rPr>
+            <m:t>)</m:t>
+          </m:r>
+          <m:r>
+            <m:rPr>
+              <m:sty m:val="p"/>
+            </m:rPr>
+            <m:t>=</m:t>
+          </m:r>
+          <m:r>
+            <m:t>G</m:t>
+          </m:r>
+          <m:r>
+            <m:rPr>
+              <m:sty m:val="p"/>
+            </m:rPr>
+            <m:t>(</m:t>
+          </m:r>
+          <m:r>
+            <m:t>s</m:t>
+          </m:r>
+          <m:r>
+            <m:rPr>
+              <m:sty m:val="p"/>
+            </m:rPr>
+            <m:t>)</m:t>
+          </m:r>
+          <m:r>
+            <m:rPr>
+              <m:sty m:val="p"/>
+            </m:rPr>
+            <m:t>=</m:t>
+          </m:r>
+          <m:f>
+            <m:fPr>
+              <m:type m:val="bar"/>
+            </m:fPr>
+            <m:num>
+              <m:r>
+                <m:t>4</m:t>
+              </m:r>
+            </m:num>
+            <m:den>
+              <m:r>
+                <m:t>s</m:t>
+              </m:r>
+              <m:r>
+                <m:rPr>
+                  <m:sty m:val="p"/>
+                </m:rPr>
+                <m:t>(</m:t>
+              </m:r>
+              <m:r>
+                <m:t>0.1</m:t>
+              </m:r>
+              <m:r>
+                <m:t>s</m:t>
+              </m:r>
+              <m:r>
+                <m:rPr>
+                  <m:sty m:val="p"/>
+                </m:rPr>
+                <m:t>+</m:t>
+              </m:r>
+              <m:r>
+                <m:t>1</m:t>
+              </m:r>
+              <m:r>
+                <m:rPr>
+                  <m:sty m:val="p"/>
+                </m:rPr>
+                <m:t>)</m:t>
+              </m:r>
+              <m:r>
+                <m:rPr>
+                  <m:sty m:val="p"/>
+                </m:rPr>
+                <m:t>(</m:t>
+              </m:r>
+              <m:r>
+                <m:t>0.05</m:t>
+              </m:r>
+              <m:r>
+                <m:t>s</m:t>
+              </m:r>
+              <m:r>
+                <m:rPr>
+                  <m:sty m:val="p"/>
+                </m:rPr>
+                <m:t>+</m:t>
+              </m:r>
+              <m:r>
+                <m:t>1</m:t>
+              </m:r>
+              <m:r>
+                <m:rPr>
+                  <m:sty m:val="p"/>
+                </m:rPr>
+                <m:t>)</m:t>
+              </m:r>
+            </m:den>
+          </m:f>
+          <m:r>
+            <m:rPr>
+              <m:sty m:val="p"/>
+            </m:rPr>
+            <m:t>.</m:t>
+          </m:r>
+        </m:oMath>
+      </m:oMathPara>
+    </w:p>
+    <w:p>
+      <w:pPr>
+        <w:pStyle w:val="FirstParagraph"/>
+        <w:spacing w:line="240" w:lineRule="auto" w:before="0" w:after="80"/>
+        <w:ind w:firstLine="480"/>
+      </w:pPr>
+      <w:r>
+        <w:rPr>
+          <w:rFonts w:hint="eastAsia" w:ascii="Times New Roman" w:hAnsi="Times New Roman" w:eastAsia="SimSun"/>
+          <w:b w:val="0"/>
+          <w:color w:val="000000"/>
+          <w:sz w:val="24"/>
+        </w:rPr>
+        <w:t xml:space="preserve">已知未校正系统的幅值交叉频率约为</w:t>
+      </w:r>
+      <w:r>
+        <w:rPr>
+          <w:rFonts w:ascii="Times New Roman" w:hAnsi="Times New Roman" w:eastAsia="SimSun"/>
+          <w:b w:val="0"/>
+          <w:color w:val="000000"/>
+          <w:sz w:val="24"/>
+        </w:rPr>
+        <w:t xml:space="preserve"> </w:t>
+      </w:r>
+      <m:oMath>
+        <m:sSub>
+          <m:e>
+            <m:r>
+              <m:t>ω</m:t>
+            </m:r>
+          </m:e>
+          <m:sub>
+            <m:r>
+              <m:t>c</m:t>
+            </m:r>
+            <m:r>
+              <m:t>0</m:t>
+            </m:r>
+          </m:sub>
+        </m:sSub>
+        <m:r>
+          <m:rPr>
+            <m:sty m:val="p"/>
+          </m:rPr>
+          <m:t>=</m:t>
+        </m:r>
+        <m:r>
+          <m:t>3.6</m:t>
+        </m:r>
+        <m:r>
+          <m:t> </m:t>
+        </m:r>
+        <m:r>
+          <m:rPr>
+            <m:sty m:val="p"/>
+          </m:rPr>
+          <m:t>r</m:t>
+        </m:r>
+        <m:r>
+          <m:rPr>
+            <m:sty m:val="p"/>
+          </m:rPr>
+          <m:t>a</m:t>
+        </m:r>
+        <m:r>
+          <m:rPr>
+            <m:sty m:val="p"/>
+          </m:rPr>
+          <m:t>d</m:t>
+        </m:r>
+        <m:r>
+          <m:rPr>
+            <m:sty m:val="p"/>
+          </m:rPr>
+          <m:t>/</m:t>
+        </m:r>
+        <m:r>
+          <m:rPr>
+            <m:sty m:val="p"/>
+          </m:rPr>
+          <m:t>s</m:t>
+        </m:r>
+      </m:oMath>
+      <w:r>
+        <w:rPr>
+          <w:rFonts w:hint="eastAsia" w:ascii="Times New Roman" w:hAnsi="Times New Roman" w:eastAsia="SimSun"/>
+          <w:b w:val="0"/>
+          <w:color w:val="000000"/>
+          <w:sz w:val="24"/>
+        </w:rPr>
+        <w:t xml:space="preserve">，相位裕度约为</w:t>
+      </w:r>
+      <w:r>
+        <w:rPr>
+          <w:rFonts w:ascii="Times New Roman" w:hAnsi="Times New Roman" w:eastAsia="SimSun"/>
+          <w:b w:val="0"/>
+          <w:color w:val="000000"/>
+          <w:sz w:val="24"/>
+        </w:rPr>
+        <w:t xml:space="preserve"> </w:t>
+      </w:r>
+      <m:oMath>
+        <m:sSub>
+          <m:e>
+            <m:r>
+              <m:t>γ</m:t>
+            </m:r>
+          </m:e>
+          <m:sub>
+            <m:r>
+              <m:t>0</m:t>
+            </m:r>
+          </m:sub>
+        </m:sSub>
+        <m:r>
+          <m:rPr>
+            <m:sty m:val="p"/>
+          </m:rPr>
+          <m:t>=</m:t>
+        </m:r>
+        <m:sSup>
+          <m:e>
+            <m:r>
+              <m:t>60</m:t>
+            </m:r>
+          </m:e>
+          <m:sup>
+            <m:r>
+              <m:rPr>
+                <m:sty m:val="p"/>
+              </m:rPr>
+              <m:t>∘</m:t>
+            </m:r>
+          </m:sup>
+        </m:sSup>
+      </m:oMath>
+      <w:r>
+        <w:rPr>
+          <w:rFonts w:hint="eastAsia" w:ascii="Times New Roman" w:hAnsi="Times New Roman" w:eastAsia="SimSun"/>
+          <w:b w:val="0"/>
+          <w:color w:val="000000"/>
+          <w:sz w:val="24"/>
+        </w:rPr>
+        <w:t xml:space="preserve">。系统对单位斜坡输入的稳态误差偏大。设计要求为</w:t>
+      </w:r>
+      <w:r>
+        <w:rPr>
+          <w:rFonts w:ascii="Times New Roman" w:hAnsi="Times New Roman" w:eastAsia="SimSun"/>
+          <w:b w:val="0"/>
+          <w:color w:val="000000"/>
+          <w:sz w:val="24"/>
+        </w:rPr>
+        <w:t xml:space="preserve"> </w:t>
+      </w:r>
+      <m:oMath>
+        <m:sSub>
+          <m:e>
+            <m:r>
+              <m:t>e</m:t>
+            </m:r>
+          </m:e>
+          <m:sub>
+            <m:r>
+              <m:t>s</m:t>
+            </m:r>
+            <m:r>
+              <m:t>s</m:t>
+            </m:r>
+            <m:r>
+              <m:rPr>
+                <m:sty m:val="p"/>
+              </m:rPr>
+              <m:t>,</m:t>
+            </m:r>
+            <m:r>
+              <m:rPr>
+                <m:sty m:val="p"/>
+              </m:rPr>
+              <m:t>r</m:t>
+            </m:r>
+            <m:r>
+              <m:rPr>
+                <m:sty m:val="p"/>
+              </m:rPr>
+              <m:t>a</m:t>
+            </m:r>
+            <m:r>
+              <m:rPr>
+                <m:sty m:val="p"/>
+              </m:rPr>
+              <m:t>m</m:t>
+            </m:r>
+            <m:r>
+              <m:rPr>
+                <m:sty m:val="p"/>
+              </m:rPr>
+              <m:t>p</m:t>
+            </m:r>
+          </m:sub>
+        </m:sSub>
+        <m:r>
+          <m:rPr>
+            <m:sty m:val="p"/>
+          </m:rPr>
+          <m:t>≤</m:t>
+        </m:r>
+        <m:r>
+          <m:t>0.05</m:t>
+        </m:r>
+      </m:oMath>
+      <w:r>
+        <w:rPr>
+          <w:rFonts w:hint="eastAsia" w:ascii="Times New Roman" w:hAnsi="Times New Roman" w:eastAsia="SimSun"/>
+          <w:b w:val="0"/>
+          <w:color w:val="000000"/>
+          <w:sz w:val="24"/>
+        </w:rPr>
+        <w:t xml:space="preserve">，</w:t>
+      </w:r>
+      <m:oMath>
+        <m:r>
+          <m:t>γ</m:t>
+        </m:r>
+        <m:r>
+          <m:rPr>
+            <m:sty m:val="p"/>
+          </m:rPr>
+          <m:t>≥</m:t>
+        </m:r>
+        <m:sSup>
+          <m:e>
+            <m:r>
+              <m:t>50</m:t>
+            </m:r>
+          </m:e>
+          <m:sup>
+            <m:r>
+              <m:rPr>
+                <m:sty m:val="p"/>
+              </m:rPr>
+              <m:t>∘</m:t>
+            </m:r>
+          </m:sup>
+        </m:sSup>
+      </m:oMath>
+      <w:r>
+        <w:rPr>
+          <w:rFonts w:hint="eastAsia" w:ascii="Times New Roman" w:hAnsi="Times New Roman" w:eastAsia="SimSun"/>
+          <w:b w:val="0"/>
+          <w:color w:val="000000"/>
+          <w:sz w:val="24"/>
+        </w:rPr>
+        <w:t xml:space="preserve">。同时希望主要改善低频稳态精度，不要求明显提高交叉频率。</w:t>
+      </w:r>
+    </w:p>
+    <w:p>
+      <w:pPr>
+        <w:pStyle w:val="BodyText"/>
+        <w:spacing w:line="240" w:lineRule="auto" w:before="0" w:after="80"/>
+        <w:ind w:firstLine="480"/>
+      </w:pPr>
+      <w:r>
+        <w:rPr>
+          <w:rFonts w:hint="eastAsia" w:ascii="Times New Roman" w:hAnsi="Times New Roman" w:eastAsia="SimSun"/>
+          <w:b w:val="0"/>
+          <w:color w:val="000000"/>
+          <w:sz w:val="24"/>
+        </w:rPr>
+        <w:t xml:space="preserve">请完成：</w:t>
+      </w:r>
+    </w:p>
+    <w:p>
+      <w:pPr>
+        <w:pStyle w:val="BodyText"/>
+        <w:spacing w:line="240" w:lineRule="auto" w:before="0" w:after="80"/>
+        <w:ind w:firstLine="480"/>
+      </w:pPr>
+      <w:r>
+        <w:rPr>
+          <w:rFonts w:hint="eastAsia" w:ascii="Times New Roman" w:hAnsi="Times New Roman" w:eastAsia="SimSun"/>
+          <w:b w:val="0"/>
+          <w:color w:val="000000"/>
+          <w:sz w:val="24"/>
+        </w:rPr>
+        <w:t xml:space="preserve">（1）计算未校正系统的</w:t>
+      </w:r>
+      <w:r>
+        <w:rPr>
+          <w:rFonts w:ascii="Times New Roman" w:hAnsi="Times New Roman" w:eastAsia="SimSun"/>
+          <w:b w:val="0"/>
+          <w:color w:val="000000"/>
+          <w:sz w:val="24"/>
+        </w:rPr>
+        <w:t xml:space="preserve"> </w:t>
+      </w:r>
+      <m:oMath>
+        <m:sSub>
+          <m:e>
+            <m:r>
+              <m:t>K</m:t>
+            </m:r>
+          </m:e>
+          <m:sub>
+            <m:r>
+              <m:t>v</m:t>
+            </m:r>
+          </m:sub>
+        </m:sSub>
+      </m:oMath>
+      <w:r>
+        <w:rPr>
+          <w:rFonts w:ascii="Times New Roman" w:hAnsi="Times New Roman" w:eastAsia="SimSun"/>
+          <w:b w:val="0"/>
+          <w:color w:val="000000"/>
+          <w:sz w:val="24"/>
+        </w:rPr>
+        <w:t xml:space="preserve"> </w:t>
+      </w:r>
+      <w:r>
+        <w:rPr>
+          <w:rFonts w:hint="eastAsia" w:ascii="Times New Roman" w:hAnsi="Times New Roman" w:eastAsia="SimSun"/>
+          <w:b w:val="0"/>
+          <w:color w:val="000000"/>
+          <w:sz w:val="24"/>
+        </w:rPr>
+        <w:t xml:space="preserve">与单位斜坡稳态误差。</w:t>
+      </w:r>
+    </w:p>
+    <w:p>
+      <w:pPr>
+        <w:pStyle w:val="BodyText"/>
+        <w:spacing w:line="240" w:lineRule="auto" w:before="0" w:after="80"/>
+        <w:ind w:firstLine="480"/>
+      </w:pPr>
+      <w:r>
+        <w:rPr>
+          <w:rFonts w:hint="eastAsia" w:ascii="Times New Roman" w:hAnsi="Times New Roman" w:eastAsia="SimSun"/>
+          <w:b w:val="0"/>
+          <w:color w:val="000000"/>
+          <w:sz w:val="24"/>
+        </w:rPr>
+        <w:t xml:space="preserve">（2）根据稳态误差、低频增益和相位裕度证据，说明为什么本题应采用滞后校正。</w:t>
+      </w:r>
+    </w:p>
+    <w:p>
+      <w:pPr>
+        <w:pStyle w:val="BodyText"/>
+        <w:spacing w:line="240" w:lineRule="auto" w:before="0" w:after="80"/>
+        <w:ind w:firstLine="480"/>
+      </w:pPr>
+      <w:r>
+        <w:rPr>
+          <w:rFonts w:hint="eastAsia" w:ascii="Times New Roman" w:hAnsi="Times New Roman" w:eastAsia="SimSun"/>
+          <w:b w:val="0"/>
+          <w:color w:val="000000"/>
+          <w:sz w:val="24"/>
+        </w:rPr>
+        <w:t xml:space="preserve">（3）采用滞后校正网络</w:t>
+      </w:r>
+      <w:r>
+        <w:rPr>
+          <w:rFonts w:ascii="Times New Roman" w:hAnsi="Times New Roman" w:eastAsia="SimSun"/>
+          <w:b w:val="0"/>
+          <w:color w:val="000000"/>
+          <w:sz w:val="24"/>
+        </w:rPr>
+        <w:t xml:space="preserve"> </w:t>
+      </w:r>
+      <m:oMath>
+        <m:r>
+          <m:t>C</m:t>
+        </m:r>
+        <m:r>
+          <m:rPr>
+            <m:sty m:val="p"/>
+          </m:rPr>
+          <m:t>(</m:t>
+        </m:r>
+        <m:r>
+          <m:t>s</m:t>
+        </m:r>
+        <m:r>
+          <m:rPr>
+            <m:sty m:val="p"/>
+          </m:rPr>
+          <m:t>)</m:t>
+        </m:r>
+        <m:r>
+          <m:rPr>
+            <m:sty m:val="p"/>
+          </m:rPr>
+          <m:t>=</m:t>
+        </m:r>
+        <m:r>
+          <m:t>β</m:t>
+        </m:r>
+        <m:f>
+          <m:fPr>
+            <m:type m:val="bar"/>
+          </m:fPr>
+          <m:num>
+            <m:r>
+              <m:t>1</m:t>
+            </m:r>
+            <m:r>
+              <m:rPr>
+                <m:sty m:val="p"/>
+              </m:rPr>
+              <m:t>+</m:t>
+            </m:r>
+            <m:r>
+              <m:t>s</m:t>
+            </m:r>
+            <m:r>
+              <m:rPr>
+                <m:sty m:val="p"/>
+              </m:rPr>
+              <m:t>/</m:t>
+            </m:r>
+            <m:sSub>
+              <m:e>
+                <m:r>
+                  <m:t>ω</m:t>
+                </m:r>
+              </m:e>
+              <m:sub>
+                <m:r>
+                  <m:t>z</m:t>
+                </m:r>
+              </m:sub>
+            </m:sSub>
+          </m:num>
+          <m:den>
+            <m:r>
+              <m:t>1</m:t>
+            </m:r>
+            <m:r>
+              <m:rPr>
+                <m:sty m:val="p"/>
+              </m:rPr>
+              <m:t>+</m:t>
+            </m:r>
+            <m:r>
+              <m:t>s</m:t>
+            </m:r>
+            <m:r>
+              <m:rPr>
+                <m:sty m:val="p"/>
+              </m:rPr>
+              <m:t>/</m:t>
+            </m:r>
+            <m:sSub>
+              <m:e>
+                <m:r>
+                  <m:t>ω</m:t>
+                </m:r>
+              </m:e>
+              <m:sub>
+                <m:r>
+                  <m:t>p</m:t>
+                </m:r>
+              </m:sub>
+            </m:sSub>
+          </m:den>
+        </m:f>
+      </m:oMath>
+      <w:r>
+        <w:rPr>
+          <w:rFonts w:hint="eastAsia" w:ascii="Times New Roman" w:hAnsi="Times New Roman" w:eastAsia="SimSun"/>
+          <w:b w:val="0"/>
+          <w:color w:val="000000"/>
+          <w:sz w:val="24"/>
+        </w:rPr>
+        <w:t xml:space="preserve">，</w:t>
+      </w:r>
+      <m:oMath>
+        <m:sSub>
+          <m:e>
+            <m:r>
+              <m:t>ω</m:t>
+            </m:r>
+          </m:e>
+          <m:sub>
+            <m:r>
+              <m:t>p</m:t>
+            </m:r>
+          </m:sub>
+        </m:sSub>
+        <m:r>
+          <m:rPr>
+            <m:sty m:val="p"/>
+          </m:rPr>
+          <m:t>=</m:t>
+        </m:r>
+        <m:sSub>
+          <m:e>
+            <m:r>
+              <m:t>ω</m:t>
+            </m:r>
+          </m:e>
+          <m:sub>
+            <m:r>
+              <m:t>z</m:t>
+            </m:r>
+          </m:sub>
+        </m:sSub>
+        <m:r>
+          <m:rPr>
+            <m:sty m:val="p"/>
+          </m:rPr>
+          <m:t>/</m:t>
+        </m:r>
+        <m:r>
+          <m:t>β</m:t>
+        </m:r>
+      </m:oMath>
+      <w:r>
+        <w:rPr>
+          <w:rFonts w:hint="eastAsia" w:ascii="Times New Roman" w:hAnsi="Times New Roman" w:eastAsia="SimSun"/>
+          <w:b w:val="0"/>
+          <w:color w:val="000000"/>
+          <w:sz w:val="24"/>
+        </w:rPr>
+        <w:t xml:space="preserve">，</w:t>
+      </w:r>
+      <m:oMath>
+        <m:r>
+          <m:t>β</m:t>
+        </m:r>
+        <m:r>
+          <m:rPr>
+            <m:sty m:val="p"/>
+          </m:rPr>
+          <m:t>&gt;</m:t>
+        </m:r>
+        <m:r>
+          <m:t>1</m:t>
+        </m:r>
+      </m:oMath>
+      <w:r>
+        <w:rPr>
+          <w:rFonts w:ascii="Times New Roman" w:hAnsi="Times New Roman" w:eastAsia="SimSun"/>
+          <w:b w:val="0"/>
+          <w:color w:val="000000"/>
+          <w:sz w:val="24"/>
+        </w:rPr>
+        <w:t xml:space="preserve"> </w:t>
+      </w:r>
+      <w:r>
+        <w:rPr>
+          <w:rFonts w:hint="eastAsia" w:ascii="Times New Roman" w:hAnsi="Times New Roman" w:eastAsia="SimSun"/>
+          <w:b w:val="0"/>
+          <w:color w:val="000000"/>
+          <w:sz w:val="24"/>
+        </w:rPr>
+        <w:t xml:space="preserve">完成参数整定。可取</w:t>
+      </w:r>
+      <w:r>
+        <w:rPr>
+          <w:rFonts w:ascii="Times New Roman" w:hAnsi="Times New Roman" w:eastAsia="SimSun"/>
+          <w:b w:val="0"/>
+          <w:color w:val="000000"/>
+          <w:sz w:val="24"/>
+        </w:rPr>
+        <w:t xml:space="preserve"> </w:t>
+      </w:r>
+      <m:oMath>
+        <m:sSub>
+          <m:e>
+            <m:r>
+              <m:t>ω</m:t>
+            </m:r>
+          </m:e>
+          <m:sub>
+            <m:r>
+              <m:t>z</m:t>
+            </m:r>
+          </m:sub>
+        </m:sSub>
+        <m:r>
+          <m:rPr>
+            <m:sty m:val="p"/>
+          </m:rPr>
+          <m:t>=</m:t>
+        </m:r>
+        <m:sSub>
+          <m:e>
+            <m:r>
+              <m:t>ω</m:t>
+            </m:r>
+          </m:e>
+          <m:sub>
+            <m:r>
+              <m:t>c</m:t>
+            </m:r>
+            <m:r>
+              <m:t>0</m:t>
+            </m:r>
+          </m:sub>
+        </m:sSub>
+        <m:r>
+          <m:rPr>
+            <m:sty m:val="p"/>
+          </m:rPr>
+          <m:t>/</m:t>
+        </m:r>
+        <m:r>
+          <m:t>10</m:t>
+        </m:r>
+      </m:oMath>
+      <w:r>
+        <w:rPr>
+          <w:rFonts w:ascii="Times New Roman" w:hAnsi="Times New Roman" w:eastAsia="SimSun"/>
+          <w:b w:val="0"/>
+          <w:color w:val="000000"/>
+          <w:sz w:val="24"/>
+        </w:rPr>
+        <w:t xml:space="preserve">。</w:t>
+      </w:r>
+    </w:p>
+    <w:p>
+      <w:pPr>
+        <w:pStyle w:val="BodyText"/>
+        <w:spacing w:line="240" w:lineRule="auto" w:before="0" w:after="80"/>
+        <w:ind w:firstLine="480"/>
+      </w:pPr>
+      <w:r>
+        <w:rPr>
+          <w:rFonts w:hint="eastAsia" w:ascii="Times New Roman" w:hAnsi="Times New Roman" w:eastAsia="SimSun"/>
+          <w:b w:val="0"/>
+          <w:color w:val="000000"/>
+          <w:sz w:val="24"/>
+        </w:rPr>
+        <w:t xml:space="preserve">（4）写出校正器</w:t>
+      </w:r>
+      <w:r>
+        <w:rPr>
+          <w:rFonts w:ascii="Times New Roman" w:hAnsi="Times New Roman" w:eastAsia="SimSun"/>
+          <w:b w:val="0"/>
+          <w:color w:val="000000"/>
+          <w:sz w:val="24"/>
+        </w:rPr>
+        <w:t xml:space="preserve"> </w:t>
+      </w:r>
+      <m:oMath>
+        <m:r>
+          <m:t>C</m:t>
+        </m:r>
+        <m:r>
+          <m:rPr>
+            <m:sty m:val="p"/>
+          </m:rPr>
+          <m:t>(</m:t>
+        </m:r>
+        <m:r>
+          <m:t>s</m:t>
+        </m:r>
+        <m:r>
+          <m:rPr>
+            <m:sty m:val="p"/>
+          </m:rPr>
+          <m:t>)</m:t>
+        </m:r>
+      </m:oMath>
+      <w:r>
+        <w:rPr>
+          <w:rFonts w:hint="eastAsia" w:ascii="Times New Roman" w:hAnsi="Times New Roman" w:eastAsia="SimSun"/>
+          <w:b w:val="0"/>
+          <w:color w:val="000000"/>
+          <w:sz w:val="24"/>
+        </w:rPr>
+        <w:t xml:space="preserve">，估计校正后的</w:t>
+      </w:r>
+      <w:r>
+        <w:rPr>
+          <w:rFonts w:ascii="Times New Roman" w:hAnsi="Times New Roman" w:eastAsia="SimSun"/>
+          <w:b w:val="0"/>
+          <w:color w:val="000000"/>
+          <w:sz w:val="24"/>
+        </w:rPr>
+        <w:t xml:space="preserve"> </w:t>
+      </w:r>
+      <m:oMath>
+        <m:sSub>
+          <m:e>
+            <m:r>
+              <m:t>K</m:t>
+            </m:r>
+          </m:e>
+          <m:sub>
+            <m:r>
+              <m:t>v</m:t>
+            </m:r>
+          </m:sub>
+        </m:sSub>
+      </m:oMath>
+      <w:r>
+        <w:rPr>
+          <w:rFonts w:hint="eastAsia" w:ascii="Times New Roman" w:hAnsi="Times New Roman" w:eastAsia="SimSun"/>
+          <w:b w:val="0"/>
+          <w:color w:val="000000"/>
+          <w:sz w:val="24"/>
+        </w:rPr>
+        <w:t xml:space="preserve">、单位斜坡稳态误差、交叉频率和相位裕度。</w:t>
+      </w:r>
+    </w:p>
+    <w:bookmarkStart w:id="36" w:name="参考答案-7"/>
     <w:p>
       <w:pPr>
         <w:pStyle w:val="Heading3"/>
@@ -8983,8 +13935,8 @@
         <w:t xml:space="preserve">，仍满足要求。（3分）</w:t>
       </w:r>
     </w:p>
-    <w:bookmarkEnd w:id="30"/>
-    <w:bookmarkStart w:id="31" w:name="分步评分标准-7"/>
+    <w:bookmarkEnd w:id="36"/>
+    <w:bookmarkStart w:id="37" w:name="分步评分标准-7"/>
     <w:p>
       <w:pPr>
         <w:pStyle w:val="Heading3"/>
@@ -9111,13 +14063,14 @@
         <w:t xml:space="preserve">分。</w:t>
       </w:r>
     </w:p>
-    <w:bookmarkEnd w:id="31"/>
-    <w:bookmarkEnd w:id="32"/>
-    <w:bookmarkEnd w:id="33"/>
+    <w:bookmarkEnd w:id="37"/>
+    <w:bookmarkEnd w:id="38"/>
+    <w:bookmarkEnd w:id="39"/>
     <w:sectPr>
       <w:footnotePr>
         <w:numRestart w:val="eachSect"/>
       </w:footnotePr>
+      <w:pgSz w:w="11906" w:h="16838"/>
       <w:pgMar w:top="720" w:bottom="720" w:left="720" w:right="720"/>
     </w:sectPr>
   </w:body>
